--- a/assets/participant-handout.docx
+++ b/assets/participant-handout.docx
@@ -1542,7 +1542,35 @@
         <w:t xml:space="preserve"> </w:t>
       </w:r>
       <w:r>
-        <w:t xml:space="preserve">bar chart: Office €46.7M, Multifamily €37.2M, Retail €19.7M (all quarters). Ask</w:t>
+        <w:t xml:space="preserve">bar chart for</w:t>
+      </w:r>
+      <w:r>
+        <w:t xml:space="preserve"> </w:t>
+      </w:r>
+      <w:r>
+        <w:rPr>
+          <w:b/>
+          <w:bCs/>
+        </w:rPr>
+        <w:t xml:space="preserve">2026-Q2</w:t>
+      </w:r>
+      <w:r>
+        <w:t xml:space="preserve"> </w:t>
+      </w:r>
+      <w:r>
+        <w:t xml:space="preserve">(the agent’s default period): Office €4.69M, Multifamily €3.96M, Retail €2.10M. Add</w:t>
+      </w:r>
+      <w:r>
+        <w:t xml:space="preserve"> </w:t>
+      </w:r>
+      <w:r>
+        <w:t xml:space="preserve">“across all quarters”</w:t>
+      </w:r>
+      <w:r>
+        <w:t xml:space="preserve"> </w:t>
+      </w:r>
+      <w:r>
+        <w:t xml:space="preserve">for the totals: Office €46.7M, Multifamily €37.2M, Retail €19.7M. Ask</w:t>
       </w:r>
       <w:r>
         <w:t xml:space="preserve"> </w:t>
@@ -1688,7 +1716,7 @@
         <w:t xml:space="preserve"> </w:t>
       </w:r>
       <w:r>
-        <w:t xml:space="preserve">target misses (€156k shortfall across 3 properties), one QoQ decline. Grounded but shallow.</w:t>
+        <w:t xml:space="preserve">target misses (€156k shortfall across 3 properties), the Harbor Tower QoQ decline, and (seen 2026-10-09) lease-expiry risk concentrated at Peachtree Center. Grounded; compare with the Reference agent, whose instructions add the business context.</w:t>
       </w:r>
       <w:r>
         <w:t xml:space="preserve"> </w:t>

--- a/assets/participant-handout.docx
+++ b/assets/participant-handout.docx
@@ -28,7 +28,7 @@
         </w:p>
       </w:sdtContent>
     </w:sdt>
-    <w:bookmarkStart w:id="128" w:name="revantage-workshop-participant-handout"/>
+    <w:bookmarkStart w:id="141" w:name="revantage-workshop-participant-handout"/>
     <w:p>
       <w:pPr>
         <w:pStyle w:val="Heading1"/>
@@ -13668,12 +13668,2278 @@
     </w:p>
     <w:bookmarkEnd w:id="125"/>
     <w:bookmarkEnd w:id="126"/>
-    <w:bookmarkStart w:id="127" w:name="appendix-the-snowflake-view-for-demo-3"/>
+    <w:bookmarkStart w:id="133" w:name="X8097429ca2e7b0de231bc987dea312bf69c7f78"/>
     <w:p>
       <w:pPr>
         <w:pStyle w:val="Heading2"/>
       </w:pPr>
       <w:r>
+        <w:t xml:space="preserve">Demo 17: Genie Accuracy Ladder —</w:t>
+      </w:r>
+      <w:r>
+        <w:t xml:space="preserve"> </w:t>
+      </w:r>
+      <w:r>
+        <w:t xml:space="preserve">“From 0 to 10 out of 10, one layer at a time”</w:t>
+      </w:r>
+    </w:p>
+    <w:p>
+      <w:pPr>
+        <w:pStyle w:val="FirstParagraph"/>
+      </w:pPr>
+      <w:r>
+        <w:rPr>
+          <w:b/>
+          <w:bCs/>
+        </w:rPr>
+        <w:t xml:space="preserve">Session:</w:t>
+      </w:r>
+      <w:r>
+        <w:t xml:space="preserve"> </w:t>
+      </w:r>
+      <w:r>
+        <w:t xml:space="preserve">Day 2, 2:45–3:20 (35 min) ·</w:t>
+      </w:r>
+      <w:r>
+        <w:t xml:space="preserve"> </w:t>
+      </w:r>
+      <w:r>
+        <w:rPr>
+          <w:b/>
+          <w:bCs/>
+        </w:rPr>
+        <w:t xml:space="preserve">You build:</w:t>
+      </w:r>
+      <w:r>
+        <w:t xml:space="preserve"> </w:t>
+      </w:r>
+      <w:r>
+        <w:t xml:space="preserve">a Genie Agent on the legacy warehouse, made accurate step by step (business names → column comments → table descriptions and keys → metric views → instructions), with a benchmark score after every step ·</w:t>
+      </w:r>
+      <w:r>
+        <w:t xml:space="preserve"> </w:t>
+      </w:r>
+      <w:r>
+        <w:rPr>
+          <w:b/>
+          <w:bCs/>
+        </w:rPr>
+        <w:t xml:space="preserve">Reference:</w:t>
+      </w:r>
+      <w:r>
+        <w:t xml:space="preserve"> </w:t>
+      </w:r>
+      <w:r>
+        <w:t xml:space="preserve">Genie Agent</w:t>
+      </w:r>
+      <w:r>
+        <w:t xml:space="preserve"> </w:t>
+      </w:r>
+      <w:r>
+        <w:t xml:space="preserve">“Revantage Accuracy Lab (Reference)”</w:t>
+      </w:r>
+      <w:r>
+        <w:t xml:space="preserve">, tables</w:t>
+      </w:r>
+      <w:r>
+        <w:t xml:space="preserve"> </w:t>
+      </w:r>
+      <w:r>
+        <w:rPr>
+          <w:rStyle w:val="VerbatimChar"/>
+        </w:rPr>
+        <w:t xml:space="preserve">&lt;catalog&gt;.&lt;schema&gt;.ref_d17_*</w:t>
+      </w:r>
+      <w:r>
+        <w:t xml:space="preserve"> </w:t>
+      </w:r>
+      <w:r>
+        <w:t xml:space="preserve">(source</w:t>
+      </w:r>
+      <w:r>
+        <w:t xml:space="preserve"> </w:t>
+      </w:r>
+      <w:r>
+        <w:rPr>
+          <w:rStyle w:val="VerbatimChar"/>
+        </w:rPr>
+        <w:t xml:space="preserve">code/reference/d17_business_layer.sql</w:t>
+      </w:r>
+      <w:r>
+        <w:t xml:space="preserve">), scorecard</w:t>
+      </w:r>
+      <w:r>
+        <w:t xml:space="preserve"> </w:t>
+      </w:r>
+      <w:r>
+        <w:rPr>
+          <w:rStyle w:val="VerbatimChar"/>
+        </w:rPr>
+        <w:t xml:space="preserve">ref_d17_benchmark_results</w:t>
+      </w:r>
+      <w:r>
+        <w:t xml:space="preserve"> </w:t>
+      </w:r>
+      <w:r>
+        <w:t xml:space="preserve">(</w:t>
+      </w:r>
+      <w:r>
+        <w:rPr>
+          <w:rStyle w:val="VerbatimChar"/>
+        </w:rPr>
+        <w:t xml:space="preserve">code/genie/d17_ladder.py</w:t>
+      </w:r>
+      <w:r>
+        <w:t xml:space="preserve">)</w:t>
+      </w:r>
+      <w:r>
+        <w:t xml:space="preserve"> </w:t>
+      </w:r>
+      <w:r>
+        <w:rPr>
+          <w:b/>
+          <w:bCs/>
+        </w:rPr>
+        <w:t xml:space="preserve">Where:</w:t>
+      </w:r>
+      <w:r>
+        <w:t xml:space="preserve"> </w:t>
+      </w:r>
+      <w:r>
+        <w:t xml:space="preserve">Genie Agents (Configure, Benchmarks); SQL editor with Genie Code</w:t>
+      </w:r>
+    </w:p>
+    <w:bookmarkStart w:id="127" w:name="Xd956d77b7a5350a71dca0f7421f51e9ead97629"/>
+    <w:p>
+      <w:pPr>
+        <w:pStyle w:val="Heading3"/>
+      </w:pPr>
+      <w:r>
+        <w:t xml:space="preserve">Stage 1: Clone and take the baseline (5 min)</w:t>
+      </w:r>
+    </w:p>
+    <w:p>
+      <w:pPr>
+        <w:pStyle w:val="FirstParagraph"/>
+      </w:pPr>
+      <w:r>
+        <w:t xml:space="preserve">Genie Agents →</w:t>
+      </w:r>
+      <w:r>
+        <w:t xml:space="preserve"> </w:t>
+      </w:r>
+      <w:r>
+        <w:rPr>
+          <w:b/>
+          <w:bCs/>
+        </w:rPr>
+        <w:t xml:space="preserve">Revantage Accuracy Lab (Start)</w:t>
+      </w:r>
+      <w:r>
+        <w:t xml:space="preserve"> </w:t>
+      </w:r>
+      <w:r>
+        <w:t xml:space="preserve">→ ⋮ →</w:t>
+      </w:r>
+      <w:r>
+        <w:t xml:space="preserve"> </w:t>
+      </w:r>
+      <w:r>
+        <w:rPr>
+          <w:b/>
+          <w:bCs/>
+        </w:rPr>
+        <w:t xml:space="preserve">Clone</w:t>
+      </w:r>
+      <w:r>
+        <w:t xml:space="preserve"> </w:t>
+      </w:r>
+      <w:r>
+        <w:t xml:space="preserve">→ name it</w:t>
+      </w:r>
+      <w:r>
+        <w:t xml:space="preserve"> </w:t>
+      </w:r>
+      <w:r>
+        <w:rPr>
+          <w:rStyle w:val="VerbatimChar"/>
+        </w:rPr>
+        <w:t xml:space="preserve">Accuracy Lab – &lt;your_name&gt;</w:t>
+      </w:r>
+      <w:r>
+        <w:t xml:space="preserve">,</w:t>
+      </w:r>
+      <w:r>
+        <w:t xml:space="preserve"> </w:t>
+      </w:r>
+      <w:r>
+        <w:rPr>
+          <w:b/>
+          <w:bCs/>
+        </w:rPr>
+        <w:t xml:space="preserve">Clone to</w:t>
+      </w:r>
+      <w:r>
+        <w:t xml:space="preserve"> </w:t>
+      </w:r>
+      <w:r>
+        <w:t xml:space="preserve">your home folder →</w:t>
+      </w:r>
+      <w:r>
+        <w:t xml:space="preserve"> </w:t>
+      </w:r>
+      <w:r>
+        <w:rPr>
+          <w:b/>
+          <w:bCs/>
+        </w:rPr>
+        <w:t xml:space="preserve">Clone</w:t>
+      </w:r>
+      <w:r>
+        <w:t xml:space="preserve">. Open the</w:t>
+      </w:r>
+      <w:r>
+        <w:t xml:space="preserve"> </w:t>
+      </w:r>
+      <w:r>
+        <w:rPr>
+          <w:b/>
+          <w:bCs/>
+        </w:rPr>
+        <w:t xml:space="preserve">Benchmark</w:t>
+      </w:r>
+      <w:r>
+        <w:t xml:space="preserve"> </w:t>
+      </w:r>
+      <w:r>
+        <w:t xml:space="preserve">tab: the 10 questions came with the clone (</w:t>
+      </w:r>
+      <w:r>
+        <w:rPr>
+          <w:b/>
+          <w:bCs/>
+        </w:rPr>
+        <w:t xml:space="preserve">Questions (10)</w:t>
+      </w:r>
+      <w:r>
+        <w:t xml:space="preserve">). Set</w:t>
+      </w:r>
+      <w:r>
+        <w:t xml:space="preserve"> </w:t>
+      </w:r>
+      <w:r>
+        <w:rPr>
+          <w:b/>
+          <w:bCs/>
+        </w:rPr>
+        <w:t xml:space="preserve">Mode: Chat</w:t>
+      </w:r>
+      <w:r>
+        <w:t xml:space="preserve"> </w:t>
+      </w:r>
+      <w:r>
+        <w:t xml:space="preserve">(single-turn SQL, about 3 minutes for 10 questions; Agent mode takes about 8; the mode resets to Agent whenever the page reloads, so check it before every run) →</w:t>
+      </w:r>
+      <w:r>
+        <w:t xml:space="preserve"> </w:t>
+      </w:r>
+      <w:r>
+        <w:rPr>
+          <w:b/>
+          <w:bCs/>
+        </w:rPr>
+        <w:t xml:space="preserve">Run all benchmarks</w:t>
+      </w:r>
+      <w:r>
+        <w:t xml:space="preserve">.</w:t>
+      </w:r>
+    </w:p>
+    <w:p>
+      <w:pPr>
+        <w:pStyle w:val="BodyText"/>
+      </w:pPr>
+      <w:r>
+        <w:rPr>
+          <w:b/>
+          <w:bCs/>
+        </w:rPr>
+        <w:t xml:space="preserve">Expected:</w:t>
+      </w:r>
+      <w:r>
+        <w:t xml:space="preserve"> </w:t>
+      </w:r>
+      <w:r>
+        <w:rPr>
+          <w:b/>
+          <w:bCs/>
+        </w:rPr>
+        <w:t xml:space="preserve">≈ 2 of 10</w:t>
+      </w:r>
+      <w:r>
+        <w:t xml:space="preserve"> </w:t>
+      </w:r>
+      <w:r>
+        <w:t xml:space="preserve">(20%). Click a question: Genie’s judge shows the assessment (</w:t>
+      </w:r>
+      <w:r>
+        <w:rPr>
+          <w:b/>
+          <w:bCs/>
+        </w:rPr>
+        <w:t xml:space="preserve">Bad</w:t>
+      </w:r>
+      <w:r>
+        <w:t xml:space="preserve"> </w:t>
+      </w:r>
+      <w:r>
+        <w:t xml:space="preserve">·</w:t>
+      </w:r>
+      <w:r>
+        <w:t xml:space="preserve"> </w:t>
+      </w:r>
+      <w:r>
+        <w:rPr>
+          <w:i/>
+          <w:iCs/>
+        </w:rPr>
+        <w:t xml:space="preserve">Extra Rows</w:t>
+      </w:r>
+      <w:r>
+        <w:t xml:space="preserve">,</w:t>
+      </w:r>
+      <w:r>
+        <w:t xml:space="preserve"> </w:t>
+      </w:r>
+      <w:r>
+        <w:rPr>
+          <w:i/>
+          <w:iCs/>
+        </w:rPr>
+        <w:t xml:space="preserve">Filter Issue</w:t>
+      </w:r>
+      <w:r>
+        <w:t xml:space="preserve">), a</w:t>
+      </w:r>
+      <w:r>
+        <w:t xml:space="preserve"> </w:t>
+      </w:r>
+      <w:r>
+        <w:rPr>
+          <w:b/>
+          <w:bCs/>
+        </w:rPr>
+        <w:t xml:space="preserve">Failure analysis</w:t>
+      </w:r>
+      <w:r>
+        <w:t xml:space="preserve"> </w:t>
+      </w:r>
+      <w:r>
+        <w:t xml:space="preserve">comparing its SQL with the ground truth, and</w:t>
+      </w:r>
+      <w:r>
+        <w:t xml:space="preserve"> </w:t>
+      </w:r>
+      <w:r>
+        <w:rPr>
+          <w:b/>
+          <w:bCs/>
+        </w:rPr>
+        <w:t xml:space="preserve">Attempt fix</w:t>
+      </w:r>
+      <w:r>
+        <w:t xml:space="preserve">. Open one failure, e.g. </w:t>
+      </w:r>
+      <w:r>
+        <w:t xml:space="preserve">“How many active leases do we have?”</w:t>
+      </w:r>
+      <w:r>
+        <w:t xml:space="preserve">: Genie guessed</w:t>
+      </w:r>
+      <w:r>
+        <w:t xml:space="preserve"> </w:t>
+      </w:r>
+      <w:r>
+        <w:rPr>
+          <w:rStyle w:val="VerbatimChar"/>
+        </w:rPr>
+        <w:t xml:space="preserve">LSE_STS_CD = 'Active'</w:t>
+      </w:r>
+      <w:r>
+        <w:t xml:space="preserve"> </w:t>
+      </w:r>
+      <w:r>
+        <w:t xml:space="preserve">and got 0 (the code is</w:t>
+      </w:r>
+      <w:r>
+        <w:t xml:space="preserve"> </w:t>
+      </w:r>
+      <w:r>
+        <w:rPr>
+          <w:rStyle w:val="VerbatimChar"/>
+        </w:rPr>
+        <w:t xml:space="preserve">A</w:t>
+      </w:r>
+      <w:r>
+        <w:t xml:space="preserve">).</w:t>
+      </w:r>
+      <w:r>
+        <w:t xml:space="preserve"> </w:t>
+      </w:r>
+      <w:r>
+        <w:t xml:space="preserve">“What was total net profit in 2026-Q2?”</w:t>
+      </w:r>
+      <w:r>
+        <w:t xml:space="preserve"> </w:t>
+      </w:r>
+      <w:r>
+        <w:t xml:space="preserve">sums the wrong thing (no idea which</w:t>
+      </w:r>
+      <w:r>
+        <w:t xml:space="preserve"> </w:t>
+      </w:r>
+      <w:r>
+        <w:rPr>
+          <w:rStyle w:val="VerbatimChar"/>
+        </w:rPr>
+        <w:t xml:space="preserve">ACCT_CLS_CD</w:t>
+      </w:r>
+      <w:r>
+        <w:t xml:space="preserve"> </w:t>
+      </w:r>
+      <w:r>
+        <w:t xml:space="preserve">is revenue).</w:t>
+      </w:r>
+      <w:r>
+        <w:t xml:space="preserve"> </w:t>
+      </w:r>
+      <w:r>
+        <w:rPr>
+          <w:b/>
+          <w:bCs/>
+        </w:rPr>
+        <w:t xml:space="preserve">Tip:</w:t>
+      </w:r>
+      <w:r>
+        <w:t xml:space="preserve"> </w:t>
+      </w:r>
+      <w:r>
+        <w:t xml:space="preserve">use a new query tab in the SQL editor for every stage below, so Genie Code doesn’t re-run the previous stage’s statements.</w:t>
+      </w:r>
+    </w:p>
+    <w:bookmarkEnd w:id="127"/>
+    <w:bookmarkStart w:id="128" w:name="stage-2-business-column-names-7-min"/>
+    <w:p>
+      <w:pPr>
+        <w:pStyle w:val="Heading3"/>
+      </w:pPr>
+      <w:r>
+        <w:t xml:space="preserve">Stage 2: Business column names (7 min)</w:t>
+      </w:r>
+    </w:p>
+    <w:p>
+      <w:pPr>
+        <w:pStyle w:val="FirstParagraph"/>
+      </w:pPr>
+      <w:r>
+        <w:rPr>
+          <w:b/>
+          <w:bCs/>
+        </w:rPr>
+        <w:t xml:space="preserve">Prompt</w:t>
+      </w:r>
+      <w:r>
+        <w:t xml:space="preserve"> </w:t>
+      </w:r>
+      <w:r>
+        <w:t xml:space="preserve">(Genie Code, SQL editor):</w:t>
+      </w:r>
+      <w:r>
+        <w:t xml:space="preserve"> </w:t>
+      </w:r>
+      <w:r>
+        <w:t xml:space="preserve">&gt; Using</w:t>
+      </w:r>
+      <w:r>
+        <w:t xml:space="preserve"> </w:t>
+      </w:r>
+      <w:r>
+        <w:t xml:space="preserve">.</w:t>
+      </w:r>
+      <w:r>
+        <w:t xml:space="preserve">.legacy_data_dictionary, create one table in</w:t>
+      </w:r>
+      <w:r>
+        <w:t xml:space="preserve"> </w:t>
+      </w:r>
+      <w:r>
+        <w:t xml:space="preserve"> </w:t>
+      </w:r>
+      <w:r>
+        <w:t xml:space="preserve">for each legacy_* table in</w:t>
+      </w:r>
+      <w:r>
+        <w:t xml:space="preserve"> </w:t>
+      </w:r>
+      <w:r>
+        <w:t xml:space="preserve">.</w:t>
+      </w:r>
+      <w:r>
+        <w:t xml:space="preserve">: name it after the dictionary’s business_name for the table (the row where column_name is NULL) and rename every column to its business_name. Keep the values unchanged and don’t add comments yet. Run it and show me the row counts.</w:t>
+      </w:r>
+    </w:p>
+    <w:p>
+      <w:pPr>
+        <w:pStyle w:val="BodyText"/>
+      </w:pPr>
+      <w:r>
+        <w:rPr>
+          <w:b/>
+          <w:bCs/>
+        </w:rPr>
+        <w:t xml:space="preserve">Expected:</w:t>
+      </w:r>
+      <w:r>
+        <w:t xml:space="preserve"> </w:t>
+      </w:r>
+      <w:r>
+        <w:t xml:space="preserve">6 tables</w:t>
+      </w:r>
+      <w:r>
+        <w:t xml:space="preserve"> </w:t>
+      </w:r>
+      <w:r>
+        <w:rPr>
+          <w:rStyle w:val="VerbatimChar"/>
+        </w:rPr>
+        <w:t xml:space="preserve">properties</w:t>
+      </w:r>
+      <w:r>
+        <w:t xml:space="preserve"> </w:t>
+      </w:r>
+      <w:r>
+        <w:t xml:space="preserve">8,</w:t>
+      </w:r>
+      <w:r>
+        <w:t xml:space="preserve"> </w:t>
+      </w:r>
+      <w:r>
+        <w:rPr>
+          <w:rStyle w:val="VerbatimChar"/>
+        </w:rPr>
+        <w:t xml:space="preserve">gl_accounts</w:t>
+      </w:r>
+      <w:r>
+        <w:t xml:space="preserve"> </w:t>
+      </w:r>
+      <w:r>
+        <w:t xml:space="preserve">15,</w:t>
+      </w:r>
+      <w:r>
+        <w:t xml:space="preserve"> </w:t>
+      </w:r>
+      <w:r>
+        <w:rPr>
+          <w:rStyle w:val="VerbatimChar"/>
+        </w:rPr>
+        <w:t xml:space="preserve">gl_transactions</w:t>
+      </w:r>
+      <w:r>
+        <w:t xml:space="preserve"> </w:t>
+      </w:r>
+      <w:r>
+        <w:t xml:space="preserve">2,681,</w:t>
+      </w:r>
+      <w:r>
+        <w:t xml:space="preserve"> </w:t>
+      </w:r>
+      <w:r>
+        <w:rPr>
+          <w:rStyle w:val="VerbatimChar"/>
+        </w:rPr>
+        <w:t xml:space="preserve">leases</w:t>
+      </w:r>
+      <w:r>
+        <w:t xml:space="preserve"> </w:t>
+      </w:r>
+      <w:r>
+        <w:t xml:space="preserve">52,</w:t>
+      </w:r>
+      <w:r>
+        <w:t xml:space="preserve"> </w:t>
+      </w:r>
+      <w:r>
+        <w:rPr>
+          <w:rStyle w:val="VerbatimChar"/>
+        </w:rPr>
+        <w:t xml:space="preserve">tenants</w:t>
+      </w:r>
+      <w:r>
+        <w:t xml:space="preserve"> </w:t>
+      </w:r>
+      <w:r>
+        <w:t xml:space="preserve">40,</w:t>
+      </w:r>
+      <w:r>
+        <w:t xml:space="preserve"> </w:t>
+      </w:r>
+      <w:r>
+        <w:rPr>
+          <w:rStyle w:val="VerbatimChar"/>
+        </w:rPr>
+        <w:t xml:space="preserve">quarterly_targets</w:t>
+      </w:r>
+      <w:r>
+        <w:t xml:space="preserve"> </w:t>
+      </w:r>
+      <w:r>
+        <w:t xml:space="preserve">96; values untouched (</w:t>
+      </w:r>
+      <w:r>
+        <w:rPr>
+          <w:rStyle w:val="VerbatimChar"/>
+        </w:rPr>
+        <w:t xml:space="preserve">account_class</w:t>
+      </w:r>
+      <w:r>
+        <w:t xml:space="preserve"> </w:t>
+      </w:r>
+      <w:r>
+        <w:t xml:space="preserve">is still</w:t>
+      </w:r>
+      <w:r>
+        <w:t xml:space="preserve"> </w:t>
+      </w:r>
+      <w:r>
+        <w:rPr>
+          <w:rStyle w:val="VerbatimChar"/>
+        </w:rPr>
+        <w:t xml:space="preserve">R</w:t>
+      </w:r>
+      <w:r>
+        <w:t xml:space="preserve">/</w:t>
+      </w:r>
+      <w:r>
+        <w:rPr>
+          <w:rStyle w:val="VerbatimChar"/>
+        </w:rPr>
+        <w:t xml:space="preserve">O</w:t>
+      </w:r>
+      <w:r>
+        <w:t xml:space="preserve">/</w:t>
+      </w:r>
+      <w:r>
+        <w:rPr>
+          <w:rStyle w:val="VerbatimChar"/>
+        </w:rPr>
+        <w:t xml:space="preserve">M</w:t>
+      </w:r>
+      <w:r>
+        <w:t xml:space="preserve">/</w:t>
+      </w:r>
+      <w:r>
+        <w:rPr>
+          <w:rStyle w:val="VerbatimChar"/>
+        </w:rPr>
+        <w:t xml:space="preserve">C</w:t>
+      </w:r>
+      <w:r>
+        <w:t xml:space="preserve">/</w:t>
+      </w:r>
+      <w:r>
+        <w:rPr>
+          <w:rStyle w:val="VerbatimChar"/>
+        </w:rPr>
+        <w:t xml:space="preserve">I</w:t>
+      </w:r>
+      <w:r>
+        <w:t xml:space="preserve">).</w:t>
+      </w:r>
+      <w:r>
+        <w:t xml:space="preserve"> </w:t>
+      </w:r>
+      <w:r>
+        <w:t xml:space="preserve">Then in your agent:</w:t>
+      </w:r>
+      <w:r>
+        <w:t xml:space="preserve"> </w:t>
+      </w:r>
+      <w:r>
+        <w:rPr>
+          <w:b/>
+          <w:bCs/>
+        </w:rPr>
+        <w:t xml:space="preserve">Configure → Data</w:t>
+      </w:r>
+      <w:r>
+        <w:t xml:space="preserve"> </w:t>
+      </w:r>
+      <w:r>
+        <w:t xml:space="preserve">→ remove the six</w:t>
+      </w:r>
+      <w:r>
+        <w:t xml:space="preserve"> </w:t>
+      </w:r>
+      <w:r>
+        <w:rPr>
+          <w:rStyle w:val="VerbatimChar"/>
+        </w:rPr>
+        <w:t xml:space="preserve">legacy_*</w:t>
+      </w:r>
+      <w:r>
+        <w:t xml:space="preserve"> </w:t>
+      </w:r>
+      <w:r>
+        <w:t xml:space="preserve">tables, add your six →</w:t>
+      </w:r>
+      <w:r>
+        <w:t xml:space="preserve"> </w:t>
+      </w:r>
+      <w:r>
+        <w:rPr>
+          <w:b/>
+          <w:bCs/>
+        </w:rPr>
+        <w:t xml:space="preserve">Benchmarks → Run all</w:t>
+      </w:r>
+      <w:r>
+        <w:t xml:space="preserve">.</w:t>
+      </w:r>
+      <w:r>
+        <w:t xml:space="preserve"> </w:t>
+      </w:r>
+      <w:r>
+        <w:rPr>
+          <w:b/>
+          <w:bCs/>
+        </w:rPr>
+        <w:t xml:space="preserve">Checkpoint:</w:t>
+      </w:r>
+      <w:r>
+        <w:t xml:space="preserve"> </w:t>
+      </w:r>
+      <w:r>
+        <w:rPr>
+          <w:b/>
+          <w:bCs/>
+        </w:rPr>
+        <w:t xml:space="preserve">≈ 1 of 10</w:t>
+      </w:r>
+      <w:r>
+        <w:t xml:space="preserve"> </w:t>
+      </w:r>
+      <w:r>
+        <w:t xml:space="preserve">(10%). Readable names alone don’t help: Genie now writes</w:t>
+      </w:r>
+      <w:r>
+        <w:t xml:space="preserve"> </w:t>
+      </w:r>
+      <w:r>
+        <w:rPr>
+          <w:rStyle w:val="VerbatimChar"/>
+        </w:rPr>
+        <w:t xml:space="preserve">account_class = 'Revenue'</w:t>
+      </w:r>
+      <w:r>
+        <w:t xml:space="preserve"> </w:t>
+      </w:r>
+      <w:r>
+        <w:t xml:space="preserve">and</w:t>
+      </w:r>
+      <w:r>
+        <w:t xml:space="preserve"> </w:t>
+      </w:r>
+      <w:r>
+        <w:rPr>
+          <w:rStyle w:val="VerbatimChar"/>
+        </w:rPr>
+        <w:t xml:space="preserve">lease_status = 'Active'</w:t>
+      </w:r>
+      <w:r>
+        <w:t xml:space="preserve">, and every filter returns 0.</w:t>
+      </w:r>
+      <w:r>
+        <w:t xml:space="preserve"> </w:t>
+      </w:r>
+      <w:r>
+        <w:rPr>
+          <w:b/>
+          <w:bCs/>
+        </w:rPr>
+        <w:t xml:space="preserve">If stuck:</w:t>
+      </w:r>
+      <w:r>
+        <w:t xml:space="preserve"> </w:t>
+      </w:r>
+      <w:r>
+        <w:t xml:space="preserve">run the</w:t>
+      </w:r>
+      <w:r>
+        <w:t xml:space="preserve"> </w:t>
+      </w:r>
+      <w:r>
+        <w:rPr>
+          <w:rStyle w:val="VerbatimChar"/>
+        </w:rPr>
+        <w:t xml:space="preserve">@rung R2</w:t>
+      </w:r>
+      <w:r>
+        <w:t xml:space="preserve"> </w:t>
+      </w:r>
+      <w:r>
+        <w:t xml:space="preserve">section of</w:t>
+      </w:r>
+      <w:r>
+        <w:t xml:space="preserve"> </w:t>
+      </w:r>
+      <w:r>
+        <w:rPr>
+          <w:rStyle w:val="VerbatimChar"/>
+        </w:rPr>
+        <w:t xml:space="preserve">code/reference/d17_business_layer.sql</w:t>
+      </w:r>
+      <w:r>
+        <w:t xml:space="preserve"> </w:t>
+      </w:r>
+      <w:r>
+        <w:t xml:space="preserve">with</w:t>
+      </w:r>
+      <w:r>
+        <w:t xml:space="preserve"> </w:t>
+      </w:r>
+      <w:r>
+        <w:rPr>
+          <w:rStyle w:val="VerbatimChar"/>
+        </w:rPr>
+        <w:t xml:space="preserve">ref_d17_</w:t>
+      </w:r>
+      <w:r>
+        <w:t xml:space="preserve"> </w:t>
+      </w:r>
+      <w:r>
+        <w:t xml:space="preserve">replaced by</w:t>
+      </w:r>
+      <w:r>
+        <w:t xml:space="preserve"> </w:t>
+      </w:r>
+      <w:r>
+        <w:rPr>
+          <w:rStyle w:val="VerbatimChar"/>
+        </w:rPr>
+        <w:t xml:space="preserve">&lt;my_schema&gt;.</w:t>
+      </w:r>
+      <w:r>
+        <w:t xml:space="preserve">.</w:t>
+      </w:r>
+    </w:p>
+    <w:bookmarkEnd w:id="128"/>
+    <w:bookmarkStart w:id="129" w:name="stage-3-column-comments-5-min"/>
+    <w:p>
+      <w:pPr>
+        <w:pStyle w:val="Heading3"/>
+      </w:pPr>
+      <w:r>
+        <w:t xml:space="preserve">Stage 3: Column comments (5 min)</w:t>
+      </w:r>
+    </w:p>
+    <w:p>
+      <w:pPr>
+        <w:pStyle w:val="FirstParagraph"/>
+      </w:pPr>
+      <w:r>
+        <w:rPr>
+          <w:b/>
+          <w:bCs/>
+        </w:rPr>
+        <w:t xml:space="preserve">Prompt</w:t>
+      </w:r>
+      <w:r>
+        <w:t xml:space="preserve"> </w:t>
+      </w:r>
+      <w:r>
+        <w:t xml:space="preserve">(Genie Code, SQL editor):</w:t>
+      </w:r>
+      <w:r>
+        <w:t xml:space="preserve"> </w:t>
+      </w:r>
+      <w:r>
+        <w:t xml:space="preserve">&gt; Add a column comment to every column of my six tables in</w:t>
+      </w:r>
+      <w:r>
+        <w:t xml:space="preserve"> </w:t>
+      </w:r>
+      <w:r>
+        <w:t xml:space="preserve">, taken from the description in</w:t>
+      </w:r>
+      <w:r>
+        <w:t xml:space="preserve"> </w:t>
+      </w:r>
+      <w:r>
+        <w:t xml:space="preserve">.</w:t>
+      </w:r>
+      <w:r>
+        <w:t xml:space="preserve">.legacy_data_dictionary (match on business_name). Run it and confirm with DESCRIBE TABLE on gl_accounts and leases.</w:t>
+      </w:r>
+    </w:p>
+    <w:p>
+      <w:pPr>
+        <w:pStyle w:val="BodyText"/>
+      </w:pPr>
+      <w:r>
+        <w:rPr>
+          <w:b/>
+          <w:bCs/>
+        </w:rPr>
+        <w:t xml:space="preserve">Expected:</w:t>
+      </w:r>
+      <w:r>
+        <w:t xml:space="preserve"> </w:t>
+      </w:r>
+      <w:r>
+        <w:rPr>
+          <w:rStyle w:val="VerbatimChar"/>
+        </w:rPr>
+        <w:t xml:space="preserve">ALTER TABLE … ALTER COLUMN … COMMENT …</w:t>
+      </w:r>
+      <w:r>
+        <w:t xml:space="preserve"> </w:t>
+      </w:r>
+      <w:r>
+        <w:t xml:space="preserve">for every column;</w:t>
+      </w:r>
+      <w:r>
+        <w:t xml:space="preserve"> </w:t>
+      </w:r>
+      <w:r>
+        <w:rPr>
+          <w:rStyle w:val="VerbatimChar"/>
+        </w:rPr>
+        <w:t xml:space="preserve">account_class</w:t>
+      </w:r>
+      <w:r>
+        <w:t xml:space="preserve"> </w:t>
+      </w:r>
+      <w:r>
+        <w:t xml:space="preserve">reads</w:t>
+      </w:r>
+      <w:r>
+        <w:t xml:space="preserve"> </w:t>
+      </w:r>
+      <w:r>
+        <w:t xml:space="preserve">“R = Revenue, O = Operating expense, M = Management fee, C = CapEx, I = Intercompany recharge”</w:t>
+      </w:r>
+      <w:r>
+        <w:t xml:space="preserve">.</w:t>
+      </w:r>
+      <w:r>
+        <w:t xml:space="preserve"> </w:t>
+      </w:r>
+      <w:r>
+        <w:rPr>
+          <w:b/>
+          <w:bCs/>
+        </w:rPr>
+        <w:t xml:space="preserve">Run all benchmarks</w:t>
+      </w:r>
+      <w:r>
+        <w:t xml:space="preserve"> </w:t>
+      </w:r>
+      <w:r>
+        <w:t xml:space="preserve">again (no need to touch the agent: it reads the comments live).</w:t>
+      </w:r>
+      <w:r>
+        <w:t xml:space="preserve"> </w:t>
+      </w:r>
+      <w:r>
+        <w:rPr>
+          <w:b/>
+          <w:bCs/>
+        </w:rPr>
+        <w:t xml:space="preserve">Checkpoint:</w:t>
+      </w:r>
+      <w:r>
+        <w:t xml:space="preserve"> </w:t>
+      </w:r>
+      <w:r>
+        <w:rPr>
+          <w:b/>
+          <w:bCs/>
+        </w:rPr>
+        <w:t xml:space="preserve">≈ 3 of 10</w:t>
+      </w:r>
+      <w:r>
+        <w:t xml:space="preserve"> </w:t>
+      </w:r>
+      <w:r>
+        <w:t xml:space="preserve">(30%). Genie decodes the codes now (CapEx and office revenue are right), but it still guesses the business rules: net profit subtracts CapEx and intercompany too (€5.59M instead of</w:t>
+      </w:r>
+      <w:r>
+        <w:t xml:space="preserve"> </w:t>
+      </w:r>
+      <w:r>
+        <w:rPr>
+          <w:b/>
+          <w:bCs/>
+        </w:rPr>
+        <w:t xml:space="preserve">€6.38M</w:t>
+      </w:r>
+      <w:r>
+        <w:t xml:space="preserve">), and</w:t>
+      </w:r>
+      <w:r>
+        <w:t xml:space="preserve"> </w:t>
+      </w:r>
+      <w:r>
+        <w:t xml:space="preserve">“active leases”</w:t>
+      </w:r>
+      <w:r>
+        <w:t xml:space="preserve"> </w:t>
+      </w:r>
+      <w:r>
+        <w:t xml:space="preserve">counts old lease versions.</w:t>
+      </w:r>
+    </w:p>
+    <w:bookmarkEnd w:id="129"/>
+    <w:bookmarkStart w:id="130" w:name="Xd0a905b80ee6dc720f331bd79516c0bca0ab735"/>
+    <w:p>
+      <w:pPr>
+        <w:pStyle w:val="Heading3"/>
+      </w:pPr>
+      <w:r>
+        <w:t xml:space="preserve">Stage 4: Table descriptions and keys (6 min)</w:t>
+      </w:r>
+    </w:p>
+    <w:p>
+      <w:pPr>
+        <w:pStyle w:val="FirstParagraph"/>
+      </w:pPr>
+      <w:r>
+        <w:rPr>
+          <w:b/>
+          <w:bCs/>
+        </w:rPr>
+        <w:t xml:space="preserve">Prompt</w:t>
+      </w:r>
+      <w:r>
+        <w:t xml:space="preserve"> </w:t>
+      </w:r>
+      <w:r>
+        <w:t xml:space="preserve">(Genie Code, SQL editor):</w:t>
+      </w:r>
+      <w:r>
+        <w:t xml:space="preserve"> </w:t>
+      </w:r>
+      <w:r>
+        <w:t xml:space="preserve">&gt; For each of my six tables in</w:t>
+      </w:r>
+      <w:r>
+        <w:t xml:space="preserve"> </w:t>
+      </w:r>
+      <w:r>
+        <w:t xml:space="preserve">, set the table comment from the legacy_data_dictionary row where column_name is NULL (use my table and column names instead of the legacy ones). Then add the primary keys and foreign keys those descriptions name; make the key columns NOT NULL first. Run it and show me the constraints.</w:t>
+      </w:r>
+    </w:p>
+    <w:p>
+      <w:pPr>
+        <w:pStyle w:val="BodyText"/>
+      </w:pPr>
+      <w:r>
+        <w:rPr>
+          <w:b/>
+          <w:bCs/>
+        </w:rPr>
+        <w:t xml:space="preserve">Expected:</w:t>
+      </w:r>
+      <w:r>
+        <w:t xml:space="preserve"> </w:t>
+      </w:r>
+      <w:r>
+        <w:rPr>
+          <w:rStyle w:val="VerbatimChar"/>
+        </w:rPr>
+        <w:t xml:space="preserve">COMMENT ON TABLE …</w:t>
+      </w:r>
+      <w:r>
+        <w:t xml:space="preserve">;</w:t>
+      </w:r>
+      <w:r>
+        <w:t xml:space="preserve"> </w:t>
+      </w:r>
+      <w:r>
+        <w:rPr>
+          <w:rStyle w:val="VerbatimChar"/>
+        </w:rPr>
+        <w:t xml:space="preserve">leases</w:t>
+      </w:r>
+      <w:r>
+        <w:t xml:space="preserve"> </w:t>
+      </w:r>
+      <w:r>
+        <w:t xml:space="preserve">says</w:t>
+      </w:r>
+      <w:r>
+        <w:t xml:space="preserve"> </w:t>
+      </w:r>
+      <w:r>
+        <w:t xml:space="preserve">“one row per lease VERSION … the current one has the latest updated_at”</w:t>
+      </w:r>
+      <w:r>
+        <w:t xml:space="preserve">; PKs on all six, FKs from</w:t>
+      </w:r>
+      <w:r>
+        <w:t xml:space="preserve"> </w:t>
+      </w:r>
+      <w:r>
+        <w:rPr>
+          <w:rStyle w:val="VerbatimChar"/>
+        </w:rPr>
+        <w:t xml:space="preserve">gl_transactions</w:t>
+      </w:r>
+      <w:r>
+        <w:t xml:space="preserve">,</w:t>
+      </w:r>
+      <w:r>
+        <w:t xml:space="preserve"> </w:t>
+      </w:r>
+      <w:r>
+        <w:rPr>
+          <w:rStyle w:val="VerbatimChar"/>
+        </w:rPr>
+        <w:t xml:space="preserve">leases</w:t>
+      </w:r>
+      <w:r>
+        <w:t xml:space="preserve">,</w:t>
+      </w:r>
+      <w:r>
+        <w:t xml:space="preserve"> </w:t>
+      </w:r>
+      <w:r>
+        <w:rPr>
+          <w:rStyle w:val="VerbatimChar"/>
+        </w:rPr>
+        <w:t xml:space="preserve">quarterly_targets</w:t>
+      </w:r>
+      <w:r>
+        <w:t xml:space="preserve">.</w:t>
+      </w:r>
+      <w:r>
+        <w:t xml:space="preserve"> </w:t>
+      </w:r>
+      <w:r>
+        <w:rPr>
+          <w:b/>
+          <w:bCs/>
+        </w:rPr>
+        <w:t xml:space="preserve">Checkpoint:</w:t>
+      </w:r>
+      <w:r>
+        <w:t xml:space="preserve"> </w:t>
+      </w:r>
+      <w:r>
+        <w:rPr>
+          <w:b/>
+          <w:bCs/>
+        </w:rPr>
+        <w:t xml:space="preserve">≈ 5 of 10</w:t>
+      </w:r>
+      <w:r>
+        <w:t xml:space="preserve"> </w:t>
+      </w:r>
+      <w:r>
+        <w:t xml:space="preserve">(50%). The lease questions pass (39 active leases, €1,083,458.87 monthly rent): the grain was the missing fact. Net profit is still wrong: no table can tell Genie the</w:t>
+      </w:r>
+      <w:r>
+        <w:t xml:space="preserve"> </w:t>
+      </w:r>
+      <w:r>
+        <w:rPr>
+          <w:i/>
+          <w:iCs/>
+        </w:rPr>
+        <w:t xml:space="preserve">Finance</w:t>
+      </w:r>
+      <w:r>
+        <w:t xml:space="preserve"> </w:t>
+      </w:r>
+      <w:r>
+        <w:t xml:space="preserve">definition.</w:t>
+      </w:r>
+    </w:p>
+    <w:bookmarkEnd w:id="130"/>
+    <w:bookmarkStart w:id="131" w:name="X2fd00eca384941824642d4cdf680257929c4f3b"/>
+    <w:p>
+      <w:pPr>
+        <w:pStyle w:val="Heading3"/>
+      </w:pPr>
+      <w:r>
+        <w:t xml:space="preserve">Stage 5: Metric views and instructions (6 min)</w:t>
+      </w:r>
+    </w:p>
+    <w:p>
+      <w:pPr>
+        <w:pStyle w:val="FirstParagraph"/>
+      </w:pPr>
+      <w:r>
+        <w:rPr>
+          <w:b/>
+          <w:bCs/>
+        </w:rPr>
+        <w:t xml:space="preserve">Configure → Data → Add</w:t>
+      </w:r>
+      <w:r>
+        <w:t xml:space="preserve"> </w:t>
+      </w:r>
+      <w:r>
+        <w:t xml:space="preserve">the governed metric views</w:t>
+      </w:r>
+      <w:r>
+        <w:t xml:space="preserve"> </w:t>
+      </w:r>
+      <w:r>
+        <w:rPr>
+          <w:rStyle w:val="VerbatimChar"/>
+        </w:rPr>
+        <w:t xml:space="preserve">&lt;catalog&gt;.&lt;schema&gt;.ref_mv_net_profit_margin</w:t>
+      </w:r>
+      <w:r>
+        <w:t xml:space="preserve">,</w:t>
+      </w:r>
+      <w:r>
+        <w:t xml:space="preserve"> </w:t>
+      </w:r>
+      <w:r>
+        <w:rPr>
+          <w:rStyle w:val="VerbatimChar"/>
+        </w:rPr>
+        <w:t xml:space="preserve">ref_mv_target_attainment</w:t>
+      </w:r>
+      <w:r>
+        <w:t xml:space="preserve">,</w:t>
+      </w:r>
+      <w:r>
+        <w:t xml:space="preserve"> </w:t>
+      </w:r>
+      <w:r>
+        <w:rPr>
+          <w:rStyle w:val="VerbatimChar"/>
+        </w:rPr>
+        <w:t xml:space="preserve">ref_mv_qoq_revenue_growth</w:t>
+      </w:r>
+      <w:r>
+        <w:t xml:space="preserve"> </w:t>
+      </w:r>
+      <w:r>
+        <w:t xml:space="preserve">(or your own from Demo 7) →</w:t>
+      </w:r>
+      <w:r>
+        <w:t xml:space="preserve"> </w:t>
+      </w:r>
+      <w:r>
+        <w:rPr>
+          <w:b/>
+          <w:bCs/>
+        </w:rPr>
+        <w:t xml:space="preserve">Run all</w:t>
+      </w:r>
+      <w:r>
+        <w:t xml:space="preserve">.</w:t>
+      </w:r>
+      <w:r>
+        <w:t xml:space="preserve"> </w:t>
+      </w:r>
+      <w:r>
+        <w:rPr>
+          <w:b/>
+          <w:bCs/>
+        </w:rPr>
+        <w:t xml:space="preserve">Checkpoint:</w:t>
+      </w:r>
+      <w:r>
+        <w:t xml:space="preserve"> </w:t>
+      </w:r>
+      <w:r>
+        <w:rPr>
+          <w:b/>
+          <w:bCs/>
+        </w:rPr>
+        <w:t xml:space="preserve">9–10 of 10</w:t>
+      </w:r>
+      <w:r>
+        <w:t xml:space="preserve">. Net profit, margin, target misses and attainment now come from the approved definitions (€6.38M, 59.3%, Peachtree Center / Harbor Tower / Zuidas Residences, 62.5%).</w:t>
+      </w:r>
+      <w:r>
+        <w:t xml:space="preserve"> </w:t>
+      </w:r>
+      <w:r>
+        <w:t xml:space="preserve">Then</w:t>
+      </w:r>
+      <w:r>
+        <w:t xml:space="preserve"> </w:t>
+      </w:r>
+      <w:r>
+        <w:rPr>
+          <w:b/>
+          <w:bCs/>
+        </w:rPr>
+        <w:t xml:space="preserve">Configure → Instructions</w:t>
+      </w:r>
+      <w:r>
+        <w:t xml:space="preserve"> </w:t>
+      </w:r>
+      <w:r>
+        <w:t xml:space="preserve">→ paste:</w:t>
+      </w:r>
+      <w:r>
+        <w:t xml:space="preserve"> </w:t>
+      </w:r>
+      <w:r>
+        <w:t xml:space="preserve">&gt; Amounts are EUR. The latest complete fiscal quarter is 2026-Q2:</w:t>
+      </w:r>
+      <w:r>
+        <w:t xml:space="preserve"> </w:t>
+      </w:r>
+      <w:r>
+        <w:t xml:space="preserve">“this quarter”</w:t>
+      </w:r>
+      <w:r>
+        <w:t xml:space="preserve"> </w:t>
+      </w:r>
+      <w:r>
+        <w:t xml:space="preserve">means 2026-Q2 and</w:t>
+      </w:r>
+      <w:r>
+        <w:t xml:space="preserve"> </w:t>
+      </w:r>
+      <w:r>
+        <w:t xml:space="preserve">“last quarter”</w:t>
+      </w:r>
+      <w:r>
+        <w:t xml:space="preserve"> </w:t>
+      </w:r>
+      <w:r>
+        <w:t xml:space="preserve">means 2026-Q1; never use the calendar date to pick a quarter. Net profit = revenue (account_class R) - operating expense (O) - management fee (M); CapEx (C) and intercompany (I) are not deducted; prefer the metric views for net profit, margin and target attainment. The leases table keeps every version of a lease: always use only the latest version per lease_id before counting or summing; active means lease_status =</w:t>
+      </w:r>
+      <w:r>
+        <w:t xml:space="preserve"> </w:t>
+      </w:r>
+      <w:r>
+        <w:t xml:space="preserve">‘A’</w:t>
+      </w:r>
+      <w:r>
+        <w:t xml:space="preserve">. Property type codes: OFF = Office, MFH = Multifamily, RTL = Retail. Credit ratings best to worst: AAA, AA, A, BBB, BB, B; below investment grade means BB or B.</w:t>
+      </w:r>
+    </w:p>
+    <w:p>
+      <w:pPr>
+        <w:pStyle w:val="BodyText"/>
+      </w:pPr>
+      <w:r>
+        <w:rPr>
+          <w:b/>
+          <w:bCs/>
+        </w:rPr>
+        <w:t xml:space="preserve">Checkpoint:</w:t>
+      </w:r>
+      <w:r>
+        <w:t xml:space="preserve"> </w:t>
+      </w:r>
+      <w:r>
+        <w:rPr>
+          <w:b/>
+          <w:bCs/>
+        </w:rPr>
+        <w:t xml:space="preserve">10 of 10</w:t>
+      </w:r>
+      <w:r>
+        <w:t xml:space="preserve">, and it stays there when the question is phrased differently (the instructions carry the conventions the data can’t).</w:t>
+      </w:r>
+    </w:p>
+    <w:bookmarkEnd w:id="131"/>
+    <w:bookmarkStart w:id="132" w:name="stage-6-keep-it-accurate-6-min"/>
+    <w:p>
+      <w:pPr>
+        <w:pStyle w:val="Heading3"/>
+      </w:pPr>
+      <w:r>
+        <w:t xml:space="preserve">Stage 6: Keep it accurate (6 min)</w:t>
+      </w:r>
+    </w:p>
+    <w:p>
+      <w:pPr>
+        <w:pStyle w:val="Compact"/>
+        <w:numPr>
+          <w:ilvl w:val="0"/>
+          <w:numId w:val="1013"/>
+        </w:numPr>
+      </w:pPr>
+      <w:r>
+        <w:rPr>
+          <w:b/>
+          <w:bCs/>
+        </w:rPr>
+        <w:t xml:space="preserve">Benchmark → Evaluations:</w:t>
+      </w:r>
+      <w:r>
+        <w:t xml:space="preserve"> </w:t>
+      </w:r>
+      <w:r>
+        <w:t xml:space="preserve">every run is kept with its accuracy; open a run to see each question’s SQL next to the ground truth, the failure analysis, and</w:t>
+      </w:r>
+      <w:r>
+        <w:t xml:space="preserve"> </w:t>
+      </w:r>
+      <w:r>
+        <w:rPr>
+          <w:b/>
+          <w:bCs/>
+        </w:rPr>
+        <w:t xml:space="preserve">Attempt fix</w:t>
+      </w:r>
+      <w:r>
+        <w:t xml:space="preserve"> </w:t>
+      </w:r>
+      <w:r>
+        <w:t xml:space="preserve">(Genie proposes the instruction or example that would fix it).</w:t>
+      </w:r>
+      <w:r>
+        <w:t xml:space="preserve"> </w:t>
+      </w:r>
+      <w:r>
+        <w:rPr>
+          <w:b/>
+          <w:bCs/>
+        </w:rPr>
+        <w:t xml:space="preserve">Analyze with Genie</w:t>
+      </w:r>
+      <w:r>
+        <w:t xml:space="preserve"> </w:t>
+      </w:r>
+      <w:r>
+        <w:t xml:space="preserve">summarizes the context gaps across a run. Re-run after every schema or instruction change.</w:t>
+      </w:r>
+    </w:p>
+    <w:p>
+      <w:pPr>
+        <w:pStyle w:val="Compact"/>
+        <w:numPr>
+          <w:ilvl w:val="0"/>
+          <w:numId w:val="1013"/>
+        </w:numPr>
+      </w:pPr>
+      <w:r>
+        <w:rPr>
+          <w:b/>
+          <w:bCs/>
+        </w:rPr>
+        <w:t xml:space="preserve">Monitoring</w:t>
+      </w:r>
+      <w:r>
+        <w:t xml:space="preserve"> </w:t>
+      </w:r>
+      <w:r>
+        <w:t xml:space="preserve">tab: the questions people actually ask, thumbs up/down, and the answers to review. Turn a good answer into an</w:t>
+      </w:r>
+      <w:r>
+        <w:t xml:space="preserve"> </w:t>
+      </w:r>
+      <w:r>
+        <w:rPr>
+          <w:b/>
+          <w:bCs/>
+        </w:rPr>
+        <w:t xml:space="preserve">SQL example</w:t>
+      </w:r>
+      <w:r>
+        <w:t xml:space="preserve">; turn a recurring question into a new</w:t>
+      </w:r>
+      <w:r>
+        <w:t xml:space="preserve"> </w:t>
+      </w:r>
+      <w:r>
+        <w:rPr>
+          <w:b/>
+          <w:bCs/>
+        </w:rPr>
+        <w:t xml:space="preserve">benchmark</w:t>
+      </w:r>
+      <w:r>
+        <w:t xml:space="preserve"> </w:t>
+      </w:r>
+      <w:r>
+        <w:t xml:space="preserve">question.</w:t>
+      </w:r>
+    </w:p>
+    <w:p>
+      <w:pPr>
+        <w:pStyle w:val="Compact"/>
+        <w:numPr>
+          <w:ilvl w:val="0"/>
+          <w:numId w:val="1013"/>
+        </w:numPr>
+      </w:pPr>
+      <w:r>
+        <w:rPr>
+          <w:b/>
+          <w:bCs/>
+        </w:rPr>
+        <w:t xml:space="preserve">SQL examples, synonyms, join relationships</w:t>
+      </w:r>
+      <w:r>
+        <w:t xml:space="preserve"> </w:t>
+      </w:r>
+      <w:r>
+        <w:t xml:space="preserve">(the Reference agent has 3 examples, synonyms on 7 columns, 5 joins): they make answers stable across phrasings; the score stays at 10/10, the variance drops.</w:t>
+      </w:r>
+    </w:p>
+    <w:bookmarkEnd w:id="132"/>
+    <w:bookmarkEnd w:id="133"/>
+    <w:bookmarkStart w:id="139" w:name="Xc03bdd84fb3d6da43331ae1897e493c54f68b54"/>
+    <w:p>
+      <w:pPr>
+        <w:pStyle w:val="Heading2"/>
+      </w:pPr>
+      <w:r>
+        <w:t xml:space="preserve">Demo 18: Domains, Pages &amp; Metrics —</w:t>
+      </w:r>
+      <w:r>
+        <w:t xml:space="preserve"> </w:t>
+      </w:r>
+      <w:r>
+        <w:t xml:space="preserve">“Teach Genie One what your words mean”</w:t>
+      </w:r>
+    </w:p>
+    <w:p>
+      <w:pPr>
+        <w:pStyle w:val="FirstParagraph"/>
+      </w:pPr>
+      <w:r>
+        <w:rPr>
+          <w:b/>
+          <w:bCs/>
+        </w:rPr>
+        <w:t xml:space="preserve">Session:</w:t>
+      </w:r>
+      <w:r>
+        <w:t xml:space="preserve"> </w:t>
+      </w:r>
+      <w:r>
+        <w:t xml:space="preserve">Day 2, 3:20–3:45 (25 min) ·</w:t>
+      </w:r>
+      <w:r>
+        <w:t xml:space="preserve"> </w:t>
+      </w:r>
+      <w:r>
+        <w:rPr>
+          <w:b/>
+          <w:bCs/>
+        </w:rPr>
+        <w:t xml:space="preserve">You build:</w:t>
+      </w:r>
+      <w:r>
+        <w:t xml:space="preserve"> </w:t>
+      </w:r>
+      <w:r>
+        <w:t xml:space="preserve">a Page (business definition) in the Revantage domain, linked to its governed metric view, and check that Genie One uses it ·</w:t>
+      </w:r>
+      <w:r>
+        <w:t xml:space="preserve"> </w:t>
+      </w:r>
+      <w:r>
+        <w:rPr>
+          <w:b/>
+          <w:bCs/>
+        </w:rPr>
+        <w:t xml:space="preserve">Reference:</w:t>
+      </w:r>
+      <w:r>
+        <w:t xml:space="preserve"> </w:t>
+      </w:r>
+      <w:r>
+        <w:t xml:space="preserve">the four Pages in</w:t>
+      </w:r>
+      <w:r>
+        <w:t xml:space="preserve"> </w:t>
+      </w:r>
+      <w:r>
+        <w:rPr>
+          <w:rStyle w:val="VerbatimChar"/>
+        </w:rPr>
+        <w:t xml:space="preserve">code/reference/d18_pages.md</w:t>
+      </w:r>
+      <w:r>
+        <w:t xml:space="preserve"> </w:t>
+      </w:r>
+      <w:r>
+        <w:t xml:space="preserve">(Net profit, Latest quarter, Active lease, Below investment grade), published by the facilitator in the domain</w:t>
+      </w:r>
+      <w:r>
+        <w:t xml:space="preserve"> </w:t>
+      </w:r>
+      <w:r>
+        <w:t xml:space="preserve">“Revantage Workshop”</w:t>
+      </w:r>
+      <w:r>
+        <w:t xml:space="preserve"> </w:t>
+      </w:r>
+      <w:r>
+        <w:rPr>
+          <w:b/>
+          <w:bCs/>
+        </w:rPr>
+        <w:t xml:space="preserve">Where:</w:t>
+      </w:r>
+      <w:r>
+        <w:t xml:space="preserve"> </w:t>
+      </w:r>
+      <w:r>
+        <w:t xml:space="preserve">Discover (Domains, Pages); Genie One (Switch apps → Genie One, or the home page</w:t>
+      </w:r>
+      <w:r>
+        <w:t xml:space="preserve"> </w:t>
+      </w:r>
+      <w:r>
+        <w:rPr>
+          <w:b/>
+          <w:bCs/>
+        </w:rPr>
+        <w:t xml:space="preserve">Ask</w:t>
+      </w:r>
+      <w:r>
+        <w:t xml:space="preserve"> </w:t>
+      </w:r>
+      <w:r>
+        <w:t xml:space="preserve">box)</w:t>
+      </w:r>
+    </w:p>
+    <w:bookmarkStart w:id="134" w:name="stage-1-tour-the-domain-4-min"/>
+    <w:p>
+      <w:pPr>
+        <w:pStyle w:val="Heading3"/>
+      </w:pPr>
+      <w:r>
+        <w:t xml:space="preserve">Stage 1: Tour the domain (4 min)</w:t>
+      </w:r>
+    </w:p>
+    <w:p>
+      <w:pPr>
+        <w:pStyle w:val="FirstParagraph"/>
+      </w:pPr>
+      <w:r>
+        <w:rPr>
+          <w:b/>
+          <w:bCs/>
+        </w:rPr>
+        <w:t xml:space="preserve">Discover</w:t>
+      </w:r>
+      <w:r>
+        <w:t xml:space="preserve"> </w:t>
+      </w:r>
+      <w:r>
+        <w:t xml:space="preserve">→</w:t>
+      </w:r>
+      <w:r>
+        <w:t xml:space="preserve"> </w:t>
+      </w:r>
+      <w:r>
+        <w:rPr>
+          <w:b/>
+          <w:bCs/>
+        </w:rPr>
+        <w:t xml:space="preserve">Browse by domain</w:t>
+      </w:r>
+      <w:r>
+        <w:t xml:space="preserve"> </w:t>
+      </w:r>
+      <w:r>
+        <w:t xml:space="preserve">→</w:t>
+      </w:r>
+      <w:r>
+        <w:t xml:space="preserve"> </w:t>
+      </w:r>
+      <w:r>
+        <w:rPr>
+          <w:b/>
+          <w:bCs/>
+        </w:rPr>
+        <w:t xml:space="preserve">Revantage Workshop</w:t>
+      </w:r>
+      <w:r>
+        <w:t xml:space="preserve">: the domain’s assets,</w:t>
+      </w:r>
+      <w:r>
+        <w:t xml:space="preserve"> </w:t>
+      </w:r>
+      <w:r>
+        <w:rPr>
+          <w:b/>
+          <w:bCs/>
+        </w:rPr>
+        <w:t xml:space="preserve">Featured Metric views</w:t>
+      </w:r>
+      <w:r>
+        <w:t xml:space="preserve"> </w:t>
+      </w:r>
+      <w:r>
+        <w:t xml:space="preserve">(the</w:t>
+      </w:r>
+      <w:r>
+        <w:t xml:space="preserve"> </w:t>
+      </w:r>
+      <w:r>
+        <w:rPr>
+          <w:rStyle w:val="VerbatimChar"/>
+        </w:rPr>
+        <w:t xml:space="preserve">ref_mv_*</w:t>
+      </w:r>
+      <w:r>
+        <w:t xml:space="preserve"> </w:t>
+      </w:r>
+      <w:r>
+        <w:t xml:space="preserve">views: the domain’s</w:t>
+      </w:r>
+      <w:r>
+        <w:t xml:space="preserve"> </w:t>
+      </w:r>
+      <w:r>
+        <w:rPr>
+          <w:i/>
+          <w:iCs/>
+        </w:rPr>
+        <w:t xml:space="preserve">Metrics</w:t>
+      </w:r>
+      <w:r>
+        <w:t xml:space="preserve">),</w:t>
+      </w:r>
+      <w:r>
+        <w:t xml:space="preserve"> </w:t>
+      </w:r>
+      <w:r>
+        <w:rPr>
+          <w:b/>
+          <w:bCs/>
+        </w:rPr>
+        <w:t xml:space="preserve">Pages</w:t>
+      </w:r>
+      <w:r>
+        <w:t xml:space="preserve">, and</w:t>
+      </w:r>
+      <w:r>
+        <w:t xml:space="preserve"> </w:t>
+      </w:r>
+      <w:r>
+        <w:rPr>
+          <w:b/>
+          <w:bCs/>
+        </w:rPr>
+        <w:t xml:space="preserve">Ask Genie</w:t>
+      </w:r>
+      <w:r>
+        <w:t xml:space="preserve"> </w:t>
+      </w:r>
+      <w:r>
+        <w:t xml:space="preserve">(a Genie scoped to the domain).</w:t>
+      </w:r>
+    </w:p>
+    <w:bookmarkEnd w:id="134"/>
+    <w:bookmarkStart w:id="135" w:name="stage-2-ask-before-you-define-4-min"/>
+    <w:p>
+      <w:pPr>
+        <w:pStyle w:val="Heading3"/>
+      </w:pPr>
+      <w:r>
+        <w:t xml:space="preserve">Stage 2: Ask before you define (4 min)</w:t>
+      </w:r>
+    </w:p>
+    <w:p>
+      <w:pPr>
+        <w:pStyle w:val="FirstParagraph"/>
+      </w:pPr>
+      <w:r>
+        <w:rPr>
+          <w:b/>
+          <w:bCs/>
+        </w:rPr>
+        <w:t xml:space="preserve">Prompt</w:t>
+      </w:r>
+      <w:r>
+        <w:t xml:space="preserve"> </w:t>
+      </w:r>
+      <w:r>
+        <w:t xml:space="preserve">(Genie One, new chat):</w:t>
+      </w:r>
+      <w:r>
+        <w:t xml:space="preserve"> </w:t>
+      </w:r>
+      <w:r>
+        <w:t xml:space="preserve">&gt; What is our NOI this quarter?</w:t>
+      </w:r>
+    </w:p>
+    <w:p>
+      <w:pPr>
+        <w:pStyle w:val="BodyText"/>
+      </w:pPr>
+      <w:r>
+        <w:rPr>
+          <w:b/>
+          <w:bCs/>
+        </w:rPr>
+        <w:t xml:space="preserve">Expected:</w:t>
+      </w:r>
+      <w:r>
+        <w:t xml:space="preserve"> </w:t>
+      </w:r>
+      <w:r>
+        <w:t xml:space="preserve">open</w:t>
+      </w:r>
+      <w:r>
+        <w:t xml:space="preserve"> </w:t>
+      </w:r>
+      <w:r>
+        <w:rPr>
+          <w:b/>
+          <w:bCs/>
+        </w:rPr>
+        <w:t xml:space="preserve">Thought process</w:t>
+      </w:r>
+      <w:r>
+        <w:t xml:space="preserve">: Genie One searches the ontology (</w:t>
+      </w:r>
+      <w:r>
+        <w:t xml:space="preserve">“Found … ontology results”</w:t>
+      </w:r>
+      <w:r>
+        <w:t xml:space="preserve">), picks a metric view and a quarter, and shows its sources. Check</w:t>
+      </w:r>
+      <w:r>
+        <w:t xml:space="preserve"> </w:t>
+      </w:r>
+      <w:r>
+        <w:rPr>
+          <w:i/>
+          <w:iCs/>
+        </w:rPr>
+        <w:t xml:space="preserve">which</w:t>
+      </w:r>
+      <w:r>
+        <w:t xml:space="preserve"> </w:t>
+      </w:r>
+      <w:r>
+        <w:t xml:space="preserve">definition and</w:t>
+      </w:r>
+      <w:r>
+        <w:t xml:space="preserve"> </w:t>
+      </w:r>
+      <w:r>
+        <w:rPr>
+          <w:i/>
+          <w:iCs/>
+        </w:rPr>
+        <w:t xml:space="preserve">which</w:t>
+      </w:r>
+      <w:r>
+        <w:t xml:space="preserve"> </w:t>
+      </w:r>
+      <w:r>
+        <w:t xml:space="preserve">quarter it used. Without a Page it has to guess that NOI means net profit and that</w:t>
+      </w:r>
+      <w:r>
+        <w:t xml:space="preserve"> </w:t>
+      </w:r>
+      <w:r>
+        <w:t xml:space="preserve">“this quarter”</w:t>
+      </w:r>
+      <w:r>
+        <w:t xml:space="preserve"> </w:t>
+      </w:r>
+      <w:r>
+        <w:t xml:space="preserve">means the latest complete quarter (2026-Q2), not the calendar quarter.</w:t>
+      </w:r>
+    </w:p>
+    <w:bookmarkEnd w:id="135"/>
+    <w:bookmarkStart w:id="136" w:name="Xe481cc9e024a8f34d2c2d5a03d8bb9fd0f8fb3e"/>
+    <w:p>
+      <w:pPr>
+        <w:pStyle w:val="Heading3"/>
+      </w:pPr>
+      <w:r>
+        <w:t xml:space="preserve">Stage 3: Write the Page with Genie Code (8 min)</w:t>
+      </w:r>
+    </w:p>
+    <w:p>
+      <w:pPr>
+        <w:pStyle w:val="FirstParagraph"/>
+      </w:pPr>
+      <w:r>
+        <w:rPr>
+          <w:b/>
+          <w:bCs/>
+        </w:rPr>
+        <w:t xml:space="preserve">Discover → Create → Create page</w:t>
+      </w:r>
+      <w:r>
+        <w:t xml:space="preserve"> </w:t>
+      </w:r>
+      <w:r>
+        <w:t xml:space="preserve">→ in the Genie Code panel click</w:t>
+      </w:r>
+      <w:r>
+        <w:t xml:space="preserve"> </w:t>
+      </w:r>
+      <w:r>
+        <w:rPr>
+          <w:b/>
+          <w:bCs/>
+        </w:rPr>
+        <w:t xml:space="preserve">Help me create a new page</w:t>
+      </w:r>
+      <w:r>
+        <w:t xml:space="preserve"> </w:t>
+      </w:r>
+      <w:r>
+        <w:t xml:space="preserve">(or type):</w:t>
+      </w:r>
+      <w:r>
+        <w:t xml:space="preserve"> </w:t>
+      </w:r>
+      <w:r>
+        <w:t xml:space="preserve">&gt; Help me create a page</w:t>
+      </w:r>
+      <w:r>
+        <w:t xml:space="preserve"> </w:t>
+      </w:r>
+      <w:r>
+        <w:t xml:space="preserve">“Net profit (</w:t>
+      </w:r>
+      <w:r>
+        <w:t xml:space="preserve">)”</w:t>
+      </w:r>
+      <w:r>
+        <w:t xml:space="preserve"> </w:t>
+      </w:r>
+      <w:r>
+        <w:t xml:space="preserve">in the Revantage Workshop domain. Description: Revantage’s approved Finance net profit: revenue minus operating expense minus management fee; CapEx and intercompany recharges are not deducted. Definition: per property and fiscal quarter in EUR; in the general ledger account_class R - O - M.</w:t>
+      </w:r>
+      <w:r>
+        <w:t xml:space="preserve"> </w:t>
+      </w:r>
+      <w:r>
+        <w:t xml:space="preserve">“This quarter”</w:t>
+      </w:r>
+      <w:r>
+        <w:t xml:space="preserve"> </w:t>
+      </w:r>
+      <w:r>
+        <w:t xml:space="preserve">means the latest complete fiscal quarter in the workshop data, 2026-Q2. The authoritative source is the metric view</w:t>
+      </w:r>
+      <w:r>
+        <w:t xml:space="preserve"> </w:t>
+      </w:r>
+      <w:r>
+        <w:t xml:space="preserve">.</w:t>
+      </w:r>
+      <w:r>
+        <w:t xml:space="preserve">.ref_mv_net_profit_margin over gold_property_quarterly. Synonyms: NOI, net operating income, bottom line. Related assets:</w:t>
+      </w:r>
+      <w:r>
+        <w:t xml:space="preserve"> </w:t>
+      </w:r>
+      <w:r>
+        <w:t xml:space="preserve">.</w:t>
+      </w:r>
+      <w:r>
+        <w:t xml:space="preserve">.ref_mv_net_profit_margin and</w:t>
+      </w:r>
+      <w:r>
+        <w:t xml:space="preserve"> </w:t>
+      </w:r>
+      <w:r>
+        <w:t xml:space="preserve">.</w:t>
+      </w:r>
+      <w:r>
+        <w:t xml:space="preserve">.gold_property_quarterly. Fill in the page fields but don’t publish.</w:t>
+      </w:r>
+    </w:p>
+    <w:p>
+      <w:pPr>
+        <w:pStyle w:val="BodyText"/>
+      </w:pPr>
+      <w:r>
+        <w:rPr>
+          <w:b/>
+          <w:bCs/>
+        </w:rPr>
+        <w:t xml:space="preserve">If stuck:</w:t>
+      </w:r>
+      <w:r>
+        <w:t xml:space="preserve"> </w:t>
+      </w:r>
+      <w:r>
+        <w:t xml:space="preserve">copy the</w:t>
+      </w:r>
+      <w:r>
+        <w:t xml:space="preserve"> </w:t>
+      </w:r>
+      <w:r>
+        <w:t xml:space="preserve">“Net profit”</w:t>
+      </w:r>
+      <w:r>
+        <w:t xml:space="preserve"> </w:t>
+      </w:r>
+      <w:r>
+        <w:t xml:space="preserve">entry of</w:t>
+      </w:r>
+      <w:r>
+        <w:t xml:space="preserve"> </w:t>
+      </w:r>
+      <w:r>
+        <w:rPr>
+          <w:rStyle w:val="VerbatimChar"/>
+        </w:rPr>
+        <w:t xml:space="preserve">code/reference/d18_pages.md</w:t>
+      </w:r>
+      <w:r>
+        <w:t xml:space="preserve"> </w:t>
+      </w:r>
+      <w:r>
+        <w:t xml:space="preserve">into the form by hand.</w:t>
+      </w:r>
+    </w:p>
+    <w:bookmarkEnd w:id="136"/>
+    <w:bookmarkStart w:id="137" w:name="stage-4-ask-again-4-min"/>
+    <w:p>
+      <w:pPr>
+        <w:pStyle w:val="Heading3"/>
+      </w:pPr>
+      <w:r>
+        <w:t xml:space="preserve">Stage 4: Ask again (4 min)</w:t>
+      </w:r>
+    </w:p>
+    <w:p>
+      <w:pPr>
+        <w:pStyle w:val="FirstParagraph"/>
+      </w:pPr>
+      <w:r>
+        <w:rPr>
+          <w:b/>
+          <w:bCs/>
+        </w:rPr>
+        <w:t xml:space="preserve">Prompt</w:t>
+      </w:r>
+      <w:r>
+        <w:t xml:space="preserve"> </w:t>
+      </w:r>
+      <w:r>
+        <w:t xml:space="preserve">(Genie One,</w:t>
+      </w:r>
+      <w:r>
+        <w:t xml:space="preserve"> </w:t>
+      </w:r>
+      <w:r>
+        <w:rPr>
+          <w:b/>
+          <w:bCs/>
+        </w:rPr>
+        <w:t xml:space="preserve">new</w:t>
+      </w:r>
+      <w:r>
+        <w:t xml:space="preserve"> </w:t>
+      </w:r>
+      <w:r>
+        <w:t xml:space="preserve">chat, so it doesn’t reuse the previous one):</w:t>
+      </w:r>
+      <w:r>
+        <w:t xml:space="preserve"> </w:t>
+      </w:r>
+      <w:r>
+        <w:t xml:space="preserve">&gt; What is our NOI this quarter?</w:t>
+      </w:r>
+    </w:p>
+    <w:p>
+      <w:pPr>
+        <w:pStyle w:val="BodyText"/>
+      </w:pPr>
+      <w:r>
+        <w:rPr>
+          <w:b/>
+          <w:bCs/>
+        </w:rPr>
+        <w:t xml:space="preserve">Expected:</w:t>
+      </w:r>
+      <w:r>
+        <w:t xml:space="preserve"> </w:t>
+      </w:r>
+      <w:r>
+        <w:rPr>
+          <w:b/>
+          <w:bCs/>
+        </w:rPr>
+        <w:t xml:space="preserve">Thought process</w:t>
+      </w:r>
+      <w:r>
+        <w:t xml:space="preserve"> </w:t>
+      </w:r>
+      <w:r>
+        <w:t xml:space="preserve">shows</w:t>
+      </w:r>
+      <w:r>
+        <w:t xml:space="preserve"> </w:t>
+      </w:r>
+      <w:r>
+        <w:rPr>
+          <w:b/>
+          <w:bCs/>
+        </w:rPr>
+        <w:t xml:space="preserve">Read info for: knowledge_page…</w:t>
+      </w:r>
+      <w:r>
+        <w:t xml:space="preserve"> </w:t>
+      </w:r>
+      <w:r>
+        <w:t xml:space="preserve">and the answer says NOI is net profit</w:t>
+      </w:r>
+      <w:r>
+        <w:t xml:space="preserve"> </w:t>
+      </w:r>
+      <w:r>
+        <w:t xml:space="preserve">“per the glossary page”</w:t>
+      </w:r>
+      <w:r>
+        <w:t xml:space="preserve">. With the Page and a single certified metric view, the expected answer is</w:t>
+      </w:r>
+      <w:r>
+        <w:t xml:space="preserve"> </w:t>
+      </w:r>
+      <w:r>
+        <w:rPr>
+          <w:b/>
+          <w:bCs/>
+        </w:rPr>
+        <w:t xml:space="preserve">€6,375,345.36 for 2026-Q2</w:t>
+      </w:r>
+      <w:r>
+        <w:t xml:space="preserve"> </w:t>
+      </w:r>
+      <w:r>
+        <w:t xml:space="preserve">from</w:t>
+      </w:r>
+      <w:r>
+        <w:t xml:space="preserve"> </w:t>
+      </w:r>
+      <w:r>
+        <w:rPr>
+          <w:rStyle w:val="VerbatimChar"/>
+        </w:rPr>
+        <w:t xml:space="preserve">ref_mv_net_profit_margin</w:t>
+      </w:r>
+      <w:r>
+        <w:t xml:space="preserve"> </w:t>
+      </w:r>
+      <w:r>
+        <w:t xml:space="preserve">(to confirm in the Revantage workspace pre-flight).</w:t>
+      </w:r>
+    </w:p>
+    <w:bookmarkEnd w:id="137"/>
+    <w:bookmarkStart w:id="138" w:name="X4e819a8e15b8131738425be63266f498e15196f"/>
+    <w:p>
+      <w:pPr>
+        <w:pStyle w:val="Heading3"/>
+      </w:pPr>
+      <w:r>
+        <w:t xml:space="preserve">Stage 5: Metrics in the domain, and what Pages don’t do (5 min)</w:t>
+      </w:r>
+    </w:p>
+    <w:p>
+      <w:pPr>
+        <w:pStyle w:val="Compact"/>
+        <w:numPr>
+          <w:ilvl w:val="0"/>
+          <w:numId w:val="1014"/>
+        </w:numPr>
+      </w:pPr>
+      <w:r>
+        <w:rPr>
+          <w:b/>
+          <w:bCs/>
+        </w:rPr>
+        <w:t xml:space="preserve">Domain → Add to domain</w:t>
+      </w:r>
+      <w:r>
+        <w:t xml:space="preserve"> </w:t>
+      </w:r>
+      <w:r>
+        <w:t xml:space="preserve">(or</w:t>
+      </w:r>
+      <w:r>
+        <w:t xml:space="preserve"> </w:t>
+      </w:r>
+      <w:r>
+        <w:rPr>
+          <w:rStyle w:val="VerbatimChar"/>
+        </w:rPr>
+        <w:t xml:space="preserve">ALTER VIEW … SET TAGS ('Revantage Workshop')</w:t>
+      </w:r>
+      <w:r>
+        <w:t xml:space="preserve">): add your Demo 7 metric views; they appear under the domain’s metric views. Then try the domain’s</w:t>
+      </w:r>
+      <w:r>
+        <w:t xml:space="preserve"> </w:t>
+      </w:r>
+      <w:r>
+        <w:rPr>
+          <w:b/>
+          <w:bCs/>
+        </w:rPr>
+        <w:t xml:space="preserve">Ask Genie</w:t>
+      </w:r>
+      <w:r>
+        <w:t xml:space="preserve">: it answers from the domain’s assets only.</w:t>
+      </w:r>
+    </w:p>
+    <w:p>
+      <w:pPr>
+        <w:pStyle w:val="Compact"/>
+        <w:numPr>
+          <w:ilvl w:val="0"/>
+          <w:numId w:val="1014"/>
+        </w:numPr>
+      </w:pPr>
+      <w:r>
+        <w:rPr>
+          <w:b/>
+          <w:bCs/>
+        </w:rPr>
+        <w:t xml:space="preserve">Pages feed Genie One and Genie Code, not Genie Agents.</w:t>
+      </w:r>
+      <w:r>
+        <w:t xml:space="preserve"> </w:t>
+      </w:r>
+      <w:r>
+        <w:t xml:space="preserve">A Genie Agent answers from its own data and configuration: the same Demo 17 agent without metric views or instructions scored</w:t>
+      </w:r>
+      <w:r>
+        <w:t xml:space="preserve"> </w:t>
+      </w:r>
+      <w:r>
+        <w:rPr>
+          <w:b/>
+          <w:bCs/>
+        </w:rPr>
+        <w:t xml:space="preserve">50% with and without</w:t>
+      </w:r>
+      <w:r>
+        <w:t xml:space="preserve"> </w:t>
+      </w:r>
+      <w:r>
+        <w:t xml:space="preserve">the Net profit Page. For an agent, the definition goes into comments, metric views and instructions (Demo 17); for everyone else, into a Page.</w:t>
+      </w:r>
+    </w:p>
+    <w:bookmarkEnd w:id="138"/>
+    <w:bookmarkEnd w:id="139"/>
+    <w:bookmarkStart w:id="140" w:name="appendix-the-snowflake-view-for-demo-3"/>
+    <w:p>
+      <w:pPr>
+        <w:pStyle w:val="Heading2"/>
+      </w:pPr>
+      <w:r>
         <w:t xml:space="preserve">Appendix: the Snowflake view for Demo 3</w:t>
       </w:r>
     </w:p>
@@ -14396,8 +16662,8 @@
         <w:t xml:space="preserve">;</w:t>
       </w:r>
     </w:p>
-    <w:bookmarkEnd w:id="127"/>
-    <w:bookmarkEnd w:id="128"/>
+    <w:bookmarkEnd w:id="140"/>
+    <w:bookmarkEnd w:id="141"/>
     <w:sectPr/>
   </w:body>
 </w:document>
@@ -14810,6 +17076,12 @@
     <w:abstractNumId w:val="991"/>
   </w:num>
   <w:num w:numId="1012">
+    <w:abstractNumId w:val="991"/>
+  </w:num>
+  <w:num w:numId="1013">
+    <w:abstractNumId w:val="991"/>
+  </w:num>
+  <w:num w:numId="1014">
     <w:abstractNumId w:val="991"/>
   </w:num>
 </w:numbering>

--- a/assets/participant-handout.docx
+++ b/assets/participant-handout.docx
@@ -28,7 +28,7 @@
         </w:p>
       </w:sdtContent>
     </w:sdt>
-    <w:bookmarkStart w:id="141" w:name="revantage-workshop-participant-handout"/>
+    <w:bookmarkStart w:id="147" w:name="revantage-workshop-participant-handout"/>
     <w:p>
       <w:pPr>
         <w:pStyle w:val="Heading1"/>
@@ -260,19 +260,19 @@
         <w:t xml:space="preserve">.</w:t>
       </w:r>
     </w:p>
-    <w:bookmarkStart w:id="25" w:name="X43d415c269f933dca482cd6792d9cfd65b307fb"/>
+    <w:bookmarkStart w:id="25" w:name="Xf3630be47b50972960c7ac821717d9a87cf19e0"/>
     <w:p>
       <w:pPr>
         <w:pStyle w:val="Heading2"/>
       </w:pPr>
       <w:r>
-        <w:t xml:space="preserve">Demo 1: Welcome &amp; Platform Overview —</w:t>
-      </w:r>
-      <w:r>
-        <w:t xml:space="preserve"> </w:t>
-      </w:r>
-      <w:r>
-        <w:t xml:space="preserve">“Where does my data live?”</w:t>
+        <w:t xml:space="preserve">Demo 0: Getting Started —</w:t>
+      </w:r>
+      <w:r>
+        <w:t xml:space="preserve"> </w:t>
+      </w:r>
+      <w:r>
+        <w:t xml:space="preserve">“Your own copy of the workshop”</w:t>
       </w:r>
     </w:p>
     <w:p>
@@ -290,7 +290,7 @@
         <w:t xml:space="preserve"> </w:t>
       </w:r>
       <w:r>
-        <w:t xml:space="preserve">Day 1, 9:00–9:30 (30 min) ·</w:t>
+        <w:t xml:space="preserve">Day 1, 8:30–9:00 (30 min) ·</w:t>
       </w:r>
       <w:r>
         <w:t xml:space="preserve"> </w:t>
@@ -306,7 +306,22 @@
         <w:t xml:space="preserve"> </w:t>
       </w:r>
       <w:r>
-        <w:t xml:space="preserve">your bearings: catalog, SQL editor, Genie Code ·</w:t>
+        <w:t xml:space="preserve">a Git folder with the workshop repo, and your own copy of the workshop data in</w:t>
+      </w:r>
+      <w:r>
+        <w:t xml:space="preserve"> </w:t>
+      </w:r>
+      <w:r>
+        <w:rPr>
+          <w:rStyle w:val="VerbatimChar"/>
+        </w:rPr>
+        <w:t xml:space="preserve">&lt;my_schema&gt;</w:t>
+      </w:r>
+      <w:r>
+        <w:t xml:space="preserve"> </w:t>
+      </w:r>
+      <w:r>
+        <w:t xml:space="preserve">·</w:t>
       </w:r>
       <w:r>
         <w:t xml:space="preserve"> </w:t>
@@ -322,7 +337,22 @@
         <w:t xml:space="preserve"> </w:t>
       </w:r>
       <w:r>
-        <w:t xml:space="preserve">none (navigation)</w:t>
+        <w:t xml:space="preserve">the shared starting state in</w:t>
+      </w:r>
+      <w:r>
+        <w:t xml:space="preserve"> </w:t>
+      </w:r>
+      <w:r>
+        <w:rPr>
+          <w:rStyle w:val="VerbatimChar"/>
+        </w:rPr>
+        <w:t xml:space="preserve">&lt;catalog&gt;.&lt;schema&gt;</w:t>
+      </w:r>
+      <w:r>
+        <w:t xml:space="preserve"> </w:t>
+      </w:r>
+      <w:r>
+        <w:t xml:space="preserve">(same data, value for value)</w:t>
       </w:r>
       <w:r>
         <w:t xml:space="preserve"> </w:t>
@@ -338,16 +368,16 @@
         <w:t xml:space="preserve"> </w:t>
       </w:r>
       <w:r>
-        <w:t xml:space="preserve">Catalog Explorer, SQL editor, Genie Code side panel</w:t>
-      </w:r>
-    </w:p>
-    <w:bookmarkStart w:id="20" w:name="stage-1-open-platform-3-minutes-of-talk"/>
+        <w:t xml:space="preserve">Settings (Linked accounts), Workspace (Git folder), notebook on serverless, Catalog Explorer, Genie Code side panel</w:t>
+      </w:r>
+    </w:p>
+    <w:bookmarkStart w:id="20" w:name="stage-1-link-your-github-account-5-min"/>
     <w:p>
       <w:pPr>
         <w:pStyle w:val="Heading3"/>
       </w:pPr>
       <w:r>
-        <w:t xml:space="preserve">Stage 1: Open platform, 3 minutes of talk</w:t>
+        <w:t xml:space="preserve">Stage 1: Link your GitHub account (5 min)</w:t>
       </w:r>
     </w:p>
     <w:p>
@@ -355,17 +385,204 @@
         <w:pStyle w:val="FirstParagraph"/>
       </w:pPr>
       <w:r>
-        <w:t xml:space="preserve">Delta/Iceberg in your own cloud storage (S3/ADLS/GCS); any model (Claude, GPT, open source, behind the AI Gateway); any data type (tables, PDFs, Excel). Unity Catalog governs all of it.</w:t>
+        <w:t xml:space="preserve">Profile (top right) →</w:t>
+      </w:r>
+      <w:r>
+        <w:t xml:space="preserve"> </w:t>
+      </w:r>
+      <w:r>
+        <w:rPr>
+          <w:b/>
+          <w:bCs/>
+        </w:rPr>
+        <w:t xml:space="preserve">Settings</w:t>
+      </w:r>
+      <w:r>
+        <w:t xml:space="preserve"> </w:t>
+      </w:r>
+      <w:r>
+        <w:t xml:space="preserve">→</w:t>
+      </w:r>
+      <w:r>
+        <w:t xml:space="preserve"> </w:t>
+      </w:r>
+      <w:r>
+        <w:rPr>
+          <w:b/>
+          <w:bCs/>
+        </w:rPr>
+        <w:t xml:space="preserve">Linked accounts</w:t>
+      </w:r>
+      <w:r>
+        <w:t xml:space="preserve"> </w:t>
+      </w:r>
+      <w:r>
+        <w:t xml:space="preserve">→</w:t>
+      </w:r>
+      <w:r>
+        <w:t xml:space="preserve"> </w:t>
+      </w:r>
+      <w:r>
+        <w:rPr>
+          <w:b/>
+          <w:bCs/>
+        </w:rPr>
+        <w:t xml:space="preserve">Git integration</w:t>
+      </w:r>
+      <w:r>
+        <w:t xml:space="preserve"> </w:t>
+      </w:r>
+      <w:r>
+        <w:t xml:space="preserve">→</w:t>
+      </w:r>
+      <w:r>
+        <w:t xml:space="preserve"> </w:t>
+      </w:r>
+      <w:r>
+        <w:rPr>
+          <w:b/>
+          <w:bCs/>
+        </w:rPr>
+        <w:t xml:space="preserve">Add Git credential</w:t>
+      </w:r>
+      <w:r>
+        <w:t xml:space="preserve"> </w:t>
+      </w:r>
+      <w:r>
+        <w:t xml:space="preserve">→ Git provider</w:t>
+      </w:r>
+      <w:r>
+        <w:t xml:space="preserve"> </w:t>
+      </w:r>
+      <w:r>
+        <w:rPr>
+          <w:b/>
+          <w:bCs/>
+        </w:rPr>
+        <w:t xml:space="preserve">GitHub</w:t>
+      </w:r>
+      <w:r>
+        <w:t xml:space="preserve"> </w:t>
+      </w:r>
+      <w:r>
+        <w:t xml:space="preserve">→</w:t>
+      </w:r>
+      <w:r>
+        <w:t xml:space="preserve"> </w:t>
+      </w:r>
+      <w:r>
+        <w:rPr>
+          <w:b/>
+          <w:bCs/>
+        </w:rPr>
+        <w:t xml:space="preserve">Link Git account</w:t>
+      </w:r>
+      <w:r>
+        <w:t xml:space="preserve"> </w:t>
+      </w:r>
+      <w:r>
+        <w:t xml:space="preserve">and approve the Databricks app in GitHub (or choose</w:t>
+      </w:r>
+      <w:r>
+        <w:t xml:space="preserve"> </w:t>
+      </w:r>
+      <w:r>
+        <w:rPr>
+          <w:b/>
+          <w:bCs/>
+        </w:rPr>
+        <w:t xml:space="preserve">Personal access token</w:t>
+      </w:r>
+      <w:r>
+        <w:t xml:space="preserve"> </w:t>
+      </w:r>
+      <w:r>
+        <w:t xml:space="preserve">and paste a GitHub token with the</w:t>
+      </w:r>
+      <w:r>
+        <w:t xml:space="preserve"> </w:t>
+      </w:r>
+      <w:r>
+        <w:rPr>
+          <w:rStyle w:val="VerbatimChar"/>
+        </w:rPr>
+        <w:t xml:space="preserve">repo</w:t>
+      </w:r>
+      <w:r>
+        <w:t xml:space="preserve"> </w:t>
+      </w:r>
+      <w:r>
+        <w:t xml:space="preserve">scope).</w:t>
+      </w:r>
+      <w:r>
+        <w:t xml:space="preserve"> </w:t>
+      </w:r>
+      <w:r>
+        <w:rPr>
+          <w:b/>
+          <w:bCs/>
+        </w:rPr>
+        <w:t xml:space="preserve">Checkpoint:</w:t>
+      </w:r>
+      <w:r>
+        <w:t xml:space="preserve"> </w:t>
+      </w:r>
+      <w:r>
+        <w:t xml:space="preserve">Git integration lists your GitHub user with</w:t>
+      </w:r>
+      <w:r>
+        <w:t xml:space="preserve"> </w:t>
+      </w:r>
+      <w:r>
+        <w:rPr>
+          <w:b/>
+          <w:bCs/>
+        </w:rPr>
+        <w:t xml:space="preserve">GitHub (Linked)</w:t>
+      </w:r>
+      <w:r>
+        <w:t xml:space="preserve">.</w:t>
+      </w:r>
+      <w:r>
+        <w:t xml:space="preserve"> </w:t>
+      </w:r>
+      <w:r>
+        <w:rPr>
+          <w:b/>
+          <w:bCs/>
+        </w:rPr>
+        <w:t xml:space="preserve">If stuck:</w:t>
+      </w:r>
+      <w:r>
+        <w:t xml:space="preserve"> </w:t>
+      </w:r>
+      <w:r>
+        <w:t xml:space="preserve">the repo is private: check that your GitHub user has accepted the invitation to</w:t>
+      </w:r>
+      <w:r>
+        <w:t xml:space="preserve"> </w:t>
+      </w:r>
+      <w:r>
+        <w:rPr>
+          <w:rStyle w:val="VerbatimChar"/>
+        </w:rPr>
+        <w:t xml:space="preserve">thhart-dbx/client__revantage__luxembourg-workshop__2026-10-08__tbd</w:t>
+      </w:r>
+      <w:r>
+        <w:t xml:space="preserve"> </w:t>
+      </w:r>
+      <w:r>
+        <w:t xml:space="preserve">(github.com → your notifications).</w:t>
       </w:r>
     </w:p>
     <w:bookmarkEnd w:id="20"/>
-    <w:bookmarkStart w:id="21" w:name="stage-2-the-three-level-namespace-7-min"/>
+    <w:bookmarkStart w:id="21" w:name="stage-2-create-the-git-folder-5-min"/>
     <w:p>
       <w:pPr>
         <w:pStyle w:val="Heading3"/>
       </w:pPr>
       <w:r>
-        <w:t xml:space="preserve">Stage 2: The three-level namespace (7 min)</w:t>
+        <w:t xml:space="preserve">Stage 2: Create the Git folder (5 min)</w:t>
       </w:r>
     </w:p>
     <w:p>
@@ -377,6 +594,720 @@
           <w:b/>
           <w:bCs/>
         </w:rPr>
+        <w:t xml:space="preserve">Workspace</w:t>
+      </w:r>
+      <w:r>
+        <w:t xml:space="preserve"> </w:t>
+      </w:r>
+      <w:r>
+        <w:t xml:space="preserve">→</w:t>
+      </w:r>
+      <w:r>
+        <w:t xml:space="preserve"> </w:t>
+      </w:r>
+      <w:r>
+        <w:rPr>
+          <w:b/>
+          <w:bCs/>
+        </w:rPr>
+        <w:t xml:space="preserve">Home</w:t>
+      </w:r>
+      <w:r>
+        <w:t xml:space="preserve"> </w:t>
+      </w:r>
+      <w:r>
+        <w:t xml:space="preserve">→</w:t>
+      </w:r>
+      <w:r>
+        <w:t xml:space="preserve"> </w:t>
+      </w:r>
+      <w:r>
+        <w:rPr>
+          <w:b/>
+          <w:bCs/>
+        </w:rPr>
+        <w:t xml:space="preserve">Create</w:t>
+      </w:r>
+      <w:r>
+        <w:t xml:space="preserve"> </w:t>
+      </w:r>
+      <w:r>
+        <w:t xml:space="preserve">→</w:t>
+      </w:r>
+      <w:r>
+        <w:t xml:space="preserve"> </w:t>
+      </w:r>
+      <w:r>
+        <w:rPr>
+          <w:b/>
+          <w:bCs/>
+        </w:rPr>
+        <w:t xml:space="preserve">Git folder</w:t>
+      </w:r>
+      <w:r>
+        <w:t xml:space="preserve">. Paste the Git repository URL</w:t>
+      </w:r>
+      <w:r>
+        <w:t xml:space="preserve"> </w:t>
+      </w:r>
+      <w:r>
+        <w:rPr>
+          <w:rStyle w:val="VerbatimChar"/>
+        </w:rPr>
+        <w:t xml:space="preserve">https://github.com/thhart-dbx/client__revantage__luxembourg-workshop__2026-10-08__tbd</w:t>
+      </w:r>
+      <w:r>
+        <w:t xml:space="preserve">: the provider (</w:t>
+      </w:r>
+      <w:r>
+        <w:rPr>
+          <w:b/>
+          <w:bCs/>
+        </w:rPr>
+        <w:t xml:space="preserve">GitHub</w:t>
+      </w:r>
+      <w:r>
+        <w:t xml:space="preserve">) and the Git folder name fill in by themselves →</w:t>
+      </w:r>
+      <w:r>
+        <w:t xml:space="preserve"> </w:t>
+      </w:r>
+      <w:r>
+        <w:rPr>
+          <w:b/>
+          <w:bCs/>
+        </w:rPr>
+        <w:t xml:space="preserve">Create Git folder</w:t>
+      </w:r>
+      <w:r>
+        <w:t xml:space="preserve">.</w:t>
+      </w:r>
+      <w:r>
+        <w:t xml:space="preserve"> </w:t>
+      </w:r>
+      <w:r>
+        <w:rPr>
+          <w:b/>
+          <w:bCs/>
+        </w:rPr>
+        <w:t xml:space="preserve">Checkpoint:</w:t>
+      </w:r>
+      <w:r>
+        <w:t xml:space="preserve"> </w:t>
+      </w:r>
+      <w:r>
+        <w:t xml:space="preserve">the folder shows the branch</w:t>
+      </w:r>
+      <w:r>
+        <w:t xml:space="preserve"> </w:t>
+      </w:r>
+      <w:r>
+        <w:rPr>
+          <w:b/>
+          <w:bCs/>
+        </w:rPr>
+        <w:t xml:space="preserve">main</w:t>
+      </w:r>
+      <w:r>
+        <w:t xml:space="preserve"> </w:t>
+      </w:r>
+      <w:r>
+        <w:t xml:space="preserve">at the top and contains</w:t>
+      </w:r>
+      <w:r>
+        <w:t xml:space="preserve"> </w:t>
+      </w:r>
+      <w:r>
+        <w:rPr>
+          <w:rStyle w:val="VerbatimChar"/>
+        </w:rPr>
+        <w:t xml:space="preserve">README.md</w:t>
+      </w:r>
+      <w:r>
+        <w:t xml:space="preserve">,</w:t>
+      </w:r>
+      <w:r>
+        <w:t xml:space="preserve"> </w:t>
+      </w:r>
+      <w:r>
+        <w:rPr>
+          <w:rStyle w:val="VerbatimChar"/>
+        </w:rPr>
+        <w:t xml:space="preserve">RUNBOOK.md</w:t>
+      </w:r>
+      <w:r>
+        <w:t xml:space="preserve">,</w:t>
+      </w:r>
+      <w:r>
+        <w:t xml:space="preserve"> </w:t>
+      </w:r>
+      <w:r>
+        <w:rPr>
+          <w:rStyle w:val="VerbatimChar"/>
+        </w:rPr>
+        <w:t xml:space="preserve">assets/</w:t>
+      </w:r>
+      <w:r>
+        <w:t xml:space="preserve"> </w:t>
+      </w:r>
+      <w:r>
+        <w:t xml:space="preserve">and</w:t>
+      </w:r>
+      <w:r>
+        <w:t xml:space="preserve"> </w:t>
+      </w:r>
+      <w:r>
+        <w:rPr>
+          <w:rStyle w:val="VerbatimChar"/>
+        </w:rPr>
+        <w:t xml:space="preserve">code/</w:t>
+      </w:r>
+      <w:r>
+        <w:t xml:space="preserve">.</w:t>
+      </w:r>
+      <w:r>
+        <w:t xml:space="preserve"> </w:t>
+      </w:r>
+      <w:r>
+        <w:rPr>
+          <w:b/>
+          <w:bCs/>
+        </w:rPr>
+        <w:t xml:space="preserve">If stuck:</w:t>
+      </w:r>
+      <w:r>
+        <w:t xml:space="preserve"> </w:t>
+      </w:r>
+      <w:r>
+        <w:t xml:space="preserve">“Repository not found”</w:t>
+      </w:r>
+      <w:r>
+        <w:t xml:space="preserve"> </w:t>
+      </w:r>
+      <w:r>
+        <w:t xml:space="preserve">or</w:t>
+      </w:r>
+      <w:r>
+        <w:t xml:space="preserve"> </w:t>
+      </w:r>
+      <w:r>
+        <w:t xml:space="preserve">“Invalid Git credentials”</w:t>
+      </w:r>
+      <w:r>
+        <w:t xml:space="preserve"> </w:t>
+      </w:r>
+      <w:r>
+        <w:t xml:space="preserve">means the GitHub link (Stage 1) or the repo invitation is missing: fix that and create the Git folder again.</w:t>
+      </w:r>
+    </w:p>
+    <w:bookmarkEnd w:id="21"/>
+    <w:bookmarkStart w:id="22" w:name="X5cf075cab76775be4349c098b967699129f9838"/>
+    <w:p>
+      <w:pPr>
+        <w:pStyle w:val="Heading3"/>
+      </w:pPr>
+      <w:r>
+        <w:t xml:space="preserve">Stage 3: Find your way around the repo (5 min)</w:t>
+      </w:r>
+    </w:p>
+    <w:p>
+      <w:pPr>
+        <w:pStyle w:val="FirstParagraph"/>
+      </w:pPr>
+      <w:r>
+        <w:t xml:space="preserve">Open</w:t>
+      </w:r>
+      <w:r>
+        <w:t xml:space="preserve"> </w:t>
+      </w:r>
+      <w:r>
+        <w:rPr>
+          <w:rStyle w:val="VerbatimChar"/>
+        </w:rPr>
+        <w:t xml:space="preserve">code/prompts/</w:t>
+      </w:r>
+      <w:r>
+        <w:t xml:space="preserve">: one guide per module (</w:t>
+      </w:r>
+      <w:r>
+        <w:rPr>
+          <w:rStyle w:val="VerbatimChar"/>
+        </w:rPr>
+        <w:t xml:space="preserve">d01-…</w:t>
+      </w:r>
+      <w:r>
+        <w:t xml:space="preserve"> </w:t>
+      </w:r>
+      <w:r>
+        <w:t xml:space="preserve">to</w:t>
+      </w:r>
+      <w:r>
+        <w:t xml:space="preserve"> </w:t>
+      </w:r>
+      <w:r>
+        <w:rPr>
+          <w:rStyle w:val="VerbatimChar"/>
+        </w:rPr>
+        <w:t xml:space="preserve">d18-…</w:t>
+      </w:r>
+      <w:r>
+        <w:t xml:space="preserve">), each with the prompts to type, the expected result and an</w:t>
+      </w:r>
+      <w:r>
+        <w:t xml:space="preserve"> </w:t>
+      </w:r>
+      <w:r>
+        <w:t xml:space="preserve">“if stuck”</w:t>
+      </w:r>
+      <w:r>
+        <w:t xml:space="preserve"> </w:t>
+      </w:r>
+      <w:r>
+        <w:t xml:space="preserve">fallback.</w:t>
+      </w:r>
+      <w:r>
+        <w:t xml:space="preserve"> </w:t>
+      </w:r>
+      <w:r>
+        <w:rPr>
+          <w:rStyle w:val="VerbatimChar"/>
+        </w:rPr>
+        <w:t xml:space="preserve">code/reference/</w:t>
+      </w:r>
+      <w:r>
+        <w:t xml:space="preserve"> </w:t>
+      </w:r>
+      <w:r>
+        <w:t xml:space="preserve">holds the answer-key SQL,</w:t>
+      </w:r>
+      <w:r>
+        <w:t xml:space="preserve"> </w:t>
+      </w:r>
+      <w:r>
+        <w:rPr>
+          <w:rStyle w:val="VerbatimChar"/>
+        </w:rPr>
+        <w:t xml:space="preserve">code/setup/</w:t>
+      </w:r>
+      <w:r>
+        <w:t xml:space="preserve"> </w:t>
+      </w:r>
+      <w:r>
+        <w:t xml:space="preserve">the data setup.</w:t>
+      </w:r>
+      <w:r>
+        <w:t xml:space="preserve"> </w:t>
+      </w:r>
+      <w:r>
+        <w:t xml:space="preserve">Open</w:t>
+      </w:r>
+      <w:r>
+        <w:t xml:space="preserve"> </w:t>
+      </w:r>
+      <w:r>
+        <w:rPr>
+          <w:rStyle w:val="VerbatimChar"/>
+        </w:rPr>
+        <w:t xml:space="preserve">code/setup/participant_setup</w:t>
+      </w:r>
+      <w:r>
+        <w:t xml:space="preserve">, then the Genie Code panel (top right):</w:t>
+      </w:r>
+      <w:r>
+        <w:t xml:space="preserve"> </w:t>
+      </w:r>
+      <w:r>
+        <w:t xml:space="preserve">&gt; Explain what this notebook does, step by step, and which objects it will create.</w:t>
+      </w:r>
+    </w:p>
+    <w:p>
+      <w:pPr>
+        <w:pStyle w:val="BodyText"/>
+      </w:pPr>
+      <w:r>
+        <w:rPr>
+          <w:b/>
+          <w:bCs/>
+        </w:rPr>
+        <w:t xml:space="preserve">Expected:</w:t>
+      </w:r>
+      <w:r>
+        <w:t xml:space="preserve"> </w:t>
+      </w:r>
+      <w:r>
+        <w:t xml:space="preserve">Genie Code walks through the cells (your settings, your schema with the</w:t>
+      </w:r>
+      <w:r>
+        <w:t xml:space="preserve"> </w:t>
+      </w:r>
+      <w:r>
+        <w:rPr>
+          <w:rStyle w:val="VerbatimChar"/>
+        </w:rPr>
+        <w:t xml:space="preserve">raw</w:t>
+      </w:r>
+      <w:r>
+        <w:t xml:space="preserve"> </w:t>
+      </w:r>
+      <w:r>
+        <w:t xml:space="preserve">and</w:t>
+      </w:r>
+      <w:r>
+        <w:t xml:space="preserve"> </w:t>
+      </w:r>
+      <w:r>
+        <w:rPr>
+          <w:rStyle w:val="VerbatimChar"/>
+        </w:rPr>
+        <w:t xml:space="preserve">documents</w:t>
+      </w:r>
+      <w:r>
+        <w:t xml:space="preserve"> </w:t>
+      </w:r>
+      <w:r>
+        <w:t xml:space="preserve">volumes,</w:t>
+      </w:r>
+      <w:r>
+        <w:t xml:space="preserve"> </w:t>
+      </w:r>
+      <w:r>
+        <w:rPr>
+          <w:rStyle w:val="VerbatimChar"/>
+        </w:rPr>
+        <w:t xml:space="preserve">setup_starting_state.py</w:t>
+      </w:r>
+      <w:r>
+        <w:t xml:space="preserve"> </w:t>
+      </w:r>
+      <w:r>
+        <w:t xml:space="preserve">generating the CSVs, copying the PDFs and building bronze → silver → gold, the PASS/FAIL checks) and lists what it creates:</w:t>
+      </w:r>
+      <w:r>
+        <w:t xml:space="preserve"> </w:t>
+      </w:r>
+      <w:r>
+        <w:rPr>
+          <w:b/>
+          <w:bCs/>
+        </w:rPr>
+        <w:t xml:space="preserve">1 schema, 2 volumes, 24 tables</w:t>
+      </w:r>
+      <w:r>
+        <w:t xml:space="preserve"> </w:t>
+      </w:r>
+      <w:r>
+        <w:t xml:space="preserve">(16 starting tables + 8 for Module 17) and</w:t>
+      </w:r>
+      <w:r>
+        <w:t xml:space="preserve"> </w:t>
+      </w:r>
+      <w:r>
+        <w:rPr>
+          <w:b/>
+          <w:bCs/>
+        </w:rPr>
+        <w:t xml:space="preserve">22 files</w:t>
+      </w:r>
+      <w:r>
+        <w:t xml:space="preserve"> </w:t>
+      </w:r>
+      <w:r>
+        <w:t xml:space="preserve">(7 CSVs + 15 PDFs).</w:t>
+      </w:r>
+    </w:p>
+    <w:bookmarkEnd w:id="22"/>
+    <w:bookmarkStart w:id="23" w:name="Xdf3627ae9e29ea984a5b1e6073c57fc6e76985d"/>
+    <w:p>
+      <w:pPr>
+        <w:pStyle w:val="Heading3"/>
+      </w:pPr>
+      <w:r>
+        <w:t xml:space="preserve">Stage 4: Build your copy of the data (10 min)</w:t>
+      </w:r>
+    </w:p>
+    <w:p>
+      <w:pPr>
+        <w:pStyle w:val="FirstParagraph"/>
+      </w:pPr>
+      <w:r>
+        <w:t xml:space="preserve">In</w:t>
+      </w:r>
+      <w:r>
+        <w:t xml:space="preserve"> </w:t>
+      </w:r>
+      <w:r>
+        <w:rPr>
+          <w:rStyle w:val="VerbatimChar"/>
+        </w:rPr>
+        <w:t xml:space="preserve">participant_setup</w:t>
+      </w:r>
+      <w:r>
+        <w:t xml:space="preserve">, first code cell: type</w:t>
+      </w:r>
+      <w:r>
+        <w:t xml:space="preserve"> </w:t>
+      </w:r>
+      <w:r>
+        <w:rPr>
+          <w:rStyle w:val="VerbatimChar"/>
+        </w:rPr>
+        <w:t xml:space="preserve">CATALOG = "&lt;catalog&gt;"</w:t>
+      </w:r>
+      <w:r>
+        <w:t xml:space="preserve"> </w:t>
+      </w:r>
+      <w:r>
+        <w:t xml:space="preserve">and</w:t>
+      </w:r>
+      <w:r>
+        <w:t xml:space="preserve"> </w:t>
+      </w:r>
+      <w:r>
+        <w:rPr>
+          <w:rStyle w:val="VerbatimChar"/>
+        </w:rPr>
+        <w:t xml:space="preserve">SHARED_SCHEMA = "&lt;schema&gt;"</w:t>
+      </w:r>
+      <w:r>
+        <w:t xml:space="preserve"> </w:t>
+      </w:r>
+      <w:r>
+        <w:t xml:space="preserve">(the names shared at the start of the session); leave</w:t>
+      </w:r>
+      <w:r>
+        <w:t xml:space="preserve"> </w:t>
+      </w:r>
+      <w:r>
+        <w:rPr>
+          <w:rStyle w:val="VerbatimChar"/>
+        </w:rPr>
+        <w:t xml:space="preserve">MY_SCHEMA</w:t>
+      </w:r>
+      <w:r>
+        <w:t xml:space="preserve"> </w:t>
+      </w:r>
+      <w:r>
+        <w:t xml:space="preserve">blank (it becomes</w:t>
+      </w:r>
+      <w:r>
+        <w:t xml:space="preserve"> </w:t>
+      </w:r>
+      <w:r>
+        <w:rPr>
+          <w:rStyle w:val="VerbatimChar"/>
+        </w:rPr>
+        <w:t xml:space="preserve">&lt;schema&gt;_&lt;your name&gt;</w:t>
+      </w:r>
+      <w:r>
+        <w:t xml:space="preserve">) and</w:t>
+      </w:r>
+      <w:r>
+        <w:t xml:space="preserve"> </w:t>
+      </w:r>
+      <w:r>
+        <w:rPr>
+          <w:rStyle w:val="VerbatimChar"/>
+        </w:rPr>
+        <w:t xml:space="preserve">AS_OF</w:t>
+      </w:r>
+      <w:r>
+        <w:t xml:space="preserve"> </w:t>
+      </w:r>
+      <w:r>
+        <w:t xml:space="preserve">as is. Compute</w:t>
+      </w:r>
+      <w:r>
+        <w:t xml:space="preserve"> </w:t>
+      </w:r>
+      <w:r>
+        <w:rPr>
+          <w:b/>
+          <w:bCs/>
+        </w:rPr>
+        <w:t xml:space="preserve">Serverless</w:t>
+      </w:r>
+      <w:r>
+        <w:t xml:space="preserve"> </w:t>
+      </w:r>
+      <w:r>
+        <w:t xml:space="preserve">→</w:t>
+      </w:r>
+      <w:r>
+        <w:t xml:space="preserve"> </w:t>
+      </w:r>
+      <w:r>
+        <w:rPr>
+          <w:b/>
+          <w:bCs/>
+        </w:rPr>
+        <w:t xml:space="preserve">Run all</w:t>
+      </w:r>
+      <w:r>
+        <w:t xml:space="preserve">. (A banner</w:t>
+      </w:r>
+      <w:r>
+        <w:t xml:space="preserve"> </w:t>
+      </w:r>
+      <w:r>
+        <w:t xml:space="preserve">“This file is part of a bundle”</w:t>
+      </w:r>
+      <w:r>
+        <w:t xml:space="preserve"> </w:t>
+      </w:r>
+      <w:r>
+        <w:t xml:space="preserve">can be dismissed.)</w:t>
+      </w:r>
+      <w:r>
+        <w:t xml:space="preserve"> </w:t>
+      </w:r>
+      <w:r>
+        <w:rPr>
+          <w:b/>
+          <w:bCs/>
+        </w:rPr>
+        <w:t xml:space="preserve">Expected:</w:t>
+      </w:r>
+      <w:r>
+        <w:t xml:space="preserve"> </w:t>
+      </w:r>
+      <w:r>
+        <w:t xml:space="preserve">after about 3 minutes, the last cell prints 8</w:t>
+      </w:r>
+      <w:r>
+        <w:t xml:space="preserve"> </w:t>
+      </w:r>
+      <w:r>
+        <w:rPr>
+          <w:b/>
+          <w:bCs/>
+        </w:rPr>
+        <w:t xml:space="preserve">PASS</w:t>
+      </w:r>
+      <w:r>
+        <w:t xml:space="preserve"> </w:t>
+      </w:r>
+      <w:r>
+        <w:t xml:space="preserve">lines: gold 80 rows / 8 properties / 2024-Q1–2026-Q2, Southeast 2026-Q2 net profit ≈ €2.09M, 16 starting tables, 8 Module 17 legacy tables, 7 CSVs, 8 / 4 / 3 PDFs, and</w:t>
+      </w:r>
+      <w:r>
+        <w:t xml:space="preserve"> </w:t>
+      </w:r>
+      <w:r>
+        <w:rPr>
+          <w:i/>
+          <w:iCs/>
+        </w:rPr>
+        <w:t xml:space="preserve">“Done. In the module prompts,</w:t>
+      </w:r>
+      <w:r>
+        <w:rPr>
+          <w:i/>
+          <w:iCs/>
+        </w:rPr>
+        <w:t xml:space="preserve"> </w:t>
+      </w:r>
+      <w:r>
+        <w:rPr>
+          <w:i/>
+          <w:iCs/>
+        </w:rPr>
+        <w:t xml:space="preserve"> </w:t>
+      </w:r>
+      <w:r>
+        <w:rPr>
+          <w:i/>
+          <w:iCs/>
+        </w:rPr>
+        <w:t xml:space="preserve">is …”</w:t>
+      </w:r>
+      <w:r>
+        <w:t xml:space="preserve">.</w:t>
+      </w:r>
+      <w:r>
+        <w:t xml:space="preserve"> </w:t>
+      </w:r>
+      <w:r>
+        <w:rPr>
+          <w:b/>
+          <w:bCs/>
+        </w:rPr>
+        <w:t xml:space="preserve">If stuck:</w:t>
+      </w:r>
+      <w:r>
+        <w:t xml:space="preserve"> </w:t>
+      </w:r>
+      <w:r>
+        <w:rPr>
+          <w:rStyle w:val="VerbatimChar"/>
+        </w:rPr>
+        <w:t xml:space="preserve">AssertionError: Type the catalog and shared schema names…</w:t>
+      </w:r>
+      <w:r>
+        <w:t xml:space="preserve">: the first code cell is still empty; type both names, keep the quotes.</w:t>
+      </w:r>
+      <w:r>
+        <w:t xml:space="preserve"> </w:t>
+      </w:r>
+      <w:r>
+        <w:rPr>
+          <w:rStyle w:val="VerbatimChar"/>
+        </w:rPr>
+        <w:t xml:space="preserve">PERMISSION_DENIED</w:t>
+      </w:r>
+      <w:r>
+        <w:t xml:space="preserve"> </w:t>
+      </w:r>
+      <w:r>
+        <w:t xml:space="preserve">on CREATE SCHEMA: your schema hasn’t been created for you yet; ask for the sandbox job to be run, then</w:t>
+      </w:r>
+      <w:r>
+        <w:t xml:space="preserve"> </w:t>
+      </w:r>
+      <w:r>
+        <w:rPr>
+          <w:b/>
+          <w:bCs/>
+        </w:rPr>
+        <w:t xml:space="preserve">Run all</w:t>
+      </w:r>
+      <w:r>
+        <w:t xml:space="preserve"> </w:t>
+      </w:r>
+      <w:r>
+        <w:t xml:space="preserve">again (the notebook is safe to re-run). Until then, every module works on the shared data in</w:t>
+      </w:r>
+      <w:r>
+        <w:t xml:space="preserve"> </w:t>
+      </w:r>
+      <w:r>
+        <w:rPr>
+          <w:rStyle w:val="VerbatimChar"/>
+        </w:rPr>
+        <w:t xml:space="preserve">&lt;catalog&gt;.&lt;schema&gt;</w:t>
+      </w:r>
+      <w:r>
+        <w:t xml:space="preserve">.</w:t>
+      </w:r>
+    </w:p>
+    <w:bookmarkEnd w:id="23"/>
+    <w:bookmarkStart w:id="24" w:name="stage-5-check-your-copy-5-min"/>
+    <w:p>
+      <w:pPr>
+        <w:pStyle w:val="Heading3"/>
+      </w:pPr>
+      <w:r>
+        <w:t xml:space="preserve">Stage 5: Check your copy (5 min)</w:t>
+      </w:r>
+    </w:p>
+    <w:p>
+      <w:pPr>
+        <w:pStyle w:val="FirstParagraph"/>
+      </w:pPr>
+      <w:r>
+        <w:rPr>
+          <w:b/>
+          <w:bCs/>
+        </w:rPr>
         <w:t xml:space="preserve">Catalog</w:t>
       </w:r>
       <w:r>
@@ -407,32 +1338,40 @@
         <w:rPr>
           <w:rStyle w:val="VerbatimChar"/>
         </w:rPr>
-        <w:t xml:space="preserve">&lt;schema&gt;</w:t>
-      </w:r>
-      <w:r>
-        <w:t xml:space="preserve">: point out tables, views, metric views (later), volumes, functions.</w:t>
-      </w:r>
-      <w:r>
-        <w:t xml:space="preserve"> </w:t>
-      </w:r>
-      <w:r>
-        <w:t xml:space="preserve">Snowflake mapping: database ≈ catalog, schema = schema, stage ≈ volume, warehouse ≈ SQL warehouse.</w:t>
-      </w:r>
-      <w:r>
-        <w:t xml:space="preserve"> </w:t>
-      </w:r>
-      <w:r>
-        <w:rPr>
-          <w:b/>
-          <w:bCs/>
-        </w:rPr>
-        <w:t xml:space="preserve">Checkpoint:</w:t>
-      </w:r>
-      <w:r>
-        <w:t xml:space="preserve"> </w:t>
-      </w:r>
-      <w:r>
-        <w:t xml:space="preserve">open</w:t>
+        <w:t xml:space="preserve">&lt;my_schema&gt;</w:t>
+      </w:r>
+      <w:r>
+        <w:t xml:space="preserve">: the bronze, silver and gold tables, the</w:t>
+      </w:r>
+      <w:r>
+        <w:t xml:space="preserve"> </w:t>
+      </w:r>
+      <w:r>
+        <w:rPr>
+          <w:rStyle w:val="VerbatimChar"/>
+        </w:rPr>
+        <w:t xml:space="preserve">legacy_*</w:t>
+      </w:r>
+      <w:r>
+        <w:t xml:space="preserve"> </w:t>
+      </w:r>
+      <w:r>
+        <w:t xml:space="preserve">tables, and the volumes</w:t>
+      </w:r>
+      <w:r>
+        <w:t xml:space="preserve"> </w:t>
+      </w:r>
+      <w:r>
+        <w:rPr>
+          <w:rStyle w:val="VerbatimChar"/>
+        </w:rPr>
+        <w:t xml:space="preserve">raw</w:t>
+      </w:r>
+      <w:r>
+        <w:t xml:space="preserve"> </w:t>
+      </w:r>
+      <w:r>
+        <w:t xml:space="preserve">and</w:t>
       </w:r>
       <w:r>
         <w:t xml:space="preserve"> </w:t>
@@ -444,6 +1383,19 @@
         <w:t xml:space="preserve">documents</w:t>
       </w:r>
       <w:r>
+        <w:t xml:space="preserve">.</w:t>
+      </w:r>
+      <w:r>
+        <w:t xml:space="preserve"> </w:t>
+      </w:r>
+      <w:r>
+        <w:rPr>
+          <w:b/>
+          <w:bCs/>
+        </w:rPr>
+        <w:t xml:space="preserve">SQL Editor</w:t>
+      </w:r>
+      <w:r>
         <w:t xml:space="preserve"> </w:t>
       </w:r>
       <w:r>
@@ -454,48 +1406,168 @@
       </w:r>
       <w:r>
         <w:rPr>
-          <w:rStyle w:val="VerbatimChar"/>
-        </w:rPr>
-        <w:t xml:space="preserve">invoices/</w:t>
-      </w:r>
-      <w:r>
-        <w:t xml:space="preserve"> </w:t>
-      </w:r>
-      <w:r>
-        <w:t xml:space="preserve">→ preview</w:t>
-      </w:r>
-      <w:r>
-        <w:t xml:space="preserve"> </w:t>
-      </w:r>
-      <w:r>
-        <w:rPr>
-          <w:rStyle w:val="VerbatimChar"/>
-        </w:rPr>
-        <w:t xml:space="preserve">HV-2026-0417.pdf</w:t>
-      </w:r>
-      <w:r>
-        <w:t xml:space="preserve"> </w:t>
-      </w:r>
-      <w:r>
-        <w:t xml:space="preserve">in the browser.</w:t>
-      </w:r>
-    </w:p>
-    <w:bookmarkEnd w:id="21"/>
-    <w:bookmarkStart w:id="22" w:name="stage-3-first-query-5-min"/>
-    <w:p>
-      <w:pPr>
-        <w:pStyle w:val="Heading3"/>
-      </w:pPr>
-      <w:r>
-        <w:t xml:space="preserve">Stage 3: First query (5 min)</w:t>
-      </w:r>
-    </w:p>
-    <w:p>
-      <w:pPr>
-        <w:pStyle w:val="FirstParagraph"/>
-      </w:pPr>
-      <w:r>
-        <w:t xml:space="preserve">SQL editor, Serverless warehouse:</w:t>
+          <w:b/>
+          <w:bCs/>
+        </w:rPr>
+        <w:t xml:space="preserve">+</w:t>
+      </w:r>
+      <w:r>
+        <w:t xml:space="preserve"> </w:t>
+      </w:r>
+      <w:r>
+        <w:t xml:space="preserve">→</w:t>
+      </w:r>
+      <w:r>
+        <w:t xml:space="preserve"> </w:t>
+      </w:r>
+      <w:r>
+        <w:rPr>
+          <w:b/>
+          <w:bCs/>
+        </w:rPr>
+        <w:t xml:space="preserve">Query</w:t>
+      </w:r>
+      <w:r>
+        <w:t xml:space="preserve"> </w:t>
+      </w:r>
+      <w:r>
+        <w:t xml:space="preserve">(a new, empty query), then open the Genie Code panel:</w:t>
+      </w:r>
+      <w:r>
+        <w:t xml:space="preserve"> </w:t>
+      </w:r>
+      <w:r>
+        <w:t xml:space="preserve">&gt; Compare</w:t>
+      </w:r>
+      <w:r>
+        <w:t xml:space="preserve"> </w:t>
+      </w:r>
+      <w:r>
+        <w:t xml:space="preserve">.gold_property_quarterly with</w:t>
+      </w:r>
+      <w:r>
+        <w:t xml:space="preserve"> </w:t>
+      </w:r>
+      <w:r>
+        <w:t xml:space="preserve">.</w:t>
+      </w:r>
+      <w:r>
+        <w:t xml:space="preserve">.gold_property_quarterly: same number of rows, and how many rows differ? Run it and check the result.</w:t>
+      </w:r>
+    </w:p>
+    <w:p>
+      <w:pPr>
+        <w:pStyle w:val="BodyText"/>
+      </w:pPr>
+      <w:r>
+        <w:rPr>
+          <w:b/>
+          <w:bCs/>
+        </w:rPr>
+        <w:t xml:space="preserve">Expected:</w:t>
+      </w:r>
+      <w:r>
+        <w:t xml:space="preserve"> </w:t>
+      </w:r>
+      <w:r>
+        <w:t xml:space="preserve">Genie Code checks both schemas, writes the query into the editor, runs it and reports</w:t>
+      </w:r>
+      <w:r>
+        <w:t xml:space="preserve"> </w:t>
+      </w:r>
+      <w:r>
+        <w:rPr>
+          <w:b/>
+          <w:bCs/>
+        </w:rPr>
+        <w:t xml:space="preserve">80</w:t>
+      </w:r>
+      <w:r>
+        <w:t xml:space="preserve"> </w:t>
+      </w:r>
+      <w:r>
+        <w:t xml:space="preserve">rows in each and</w:t>
+      </w:r>
+      <w:r>
+        <w:t xml:space="preserve"> </w:t>
+      </w:r>
+      <w:r>
+        <w:rPr>
+          <w:b/>
+          <w:bCs/>
+        </w:rPr>
+        <w:t xml:space="preserve">0</w:t>
+      </w:r>
+      <w:r>
+        <w:t xml:space="preserve"> </w:t>
+      </w:r>
+      <w:r>
+        <w:t xml:space="preserve">rows that differ (a full outer join on</w:t>
+      </w:r>
+      <w:r>
+        <w:t xml:space="preserve"> </w:t>
+      </w:r>
+      <w:r>
+        <w:rPr>
+          <w:rStyle w:val="VerbatimChar"/>
+        </w:rPr>
+        <w:t xml:space="preserve">property_id</w:t>
+      </w:r>
+      <w:r>
+        <w:t xml:space="preserve"> </w:t>
+      </w:r>
+      <w:r>
+        <w:t xml:space="preserve">+</w:t>
+      </w:r>
+      <w:r>
+        <w:t xml:space="preserve"> </w:t>
+      </w:r>
+      <w:r>
+        <w:rPr>
+          <w:rStyle w:val="VerbatimChar"/>
+        </w:rPr>
+        <w:t xml:space="preserve">fiscal_quarter</w:t>
+      </w:r>
+      <w:r>
+        <w:t xml:space="preserve">, or</w:t>
+      </w:r>
+      <w:r>
+        <w:t xml:space="preserve"> </w:t>
+      </w:r>
+      <w:r>
+        <w:rPr>
+          <w:rStyle w:val="VerbatimChar"/>
+        </w:rPr>
+        <w:t xml:space="preserve">EXCEPT ALL</w:t>
+      </w:r>
+      <w:r>
+        <w:t xml:space="preserve">). Click</w:t>
+      </w:r>
+      <w:r>
+        <w:t xml:space="preserve"> </w:t>
+      </w:r>
+      <w:r>
+        <w:rPr>
+          <w:b/>
+          <w:bCs/>
+        </w:rPr>
+        <w:t xml:space="preserve">Reject</w:t>
+      </w:r>
+      <w:r>
+        <w:t xml:space="preserve"> </w:t>
+      </w:r>
+      <w:r>
+        <w:t xml:space="preserve">on the suggested edit if you don’t want to keep the query. Your copy is the workshop data, value for value, so every expected result in the modules holds for it.</w:t>
+      </w:r>
+      <w:r>
+        <w:t xml:space="preserve"> </w:t>
+      </w:r>
+      <w:r>
+        <w:rPr>
+          <w:b/>
+          <w:bCs/>
+        </w:rPr>
+        <w:t xml:space="preserve">If stuck:</w:t>
       </w:r>
     </w:p>
     <w:p>
@@ -516,6 +1588,18 @@
       </w:r>
       <w:r>
         <w:rPr>
+          <w:rStyle w:val="FunctionTok"/>
+        </w:rPr>
+        <w:t xml:space="preserve">COUNT</w:t>
+      </w:r>
+      <w:r>
+        <w:rPr>
+          <w:rStyle w:val="NormalTok"/>
+        </w:rPr>
+        <w:t xml:space="preserve">(</w:t>
+      </w:r>
+      <w:r>
+        <w:rPr>
           <w:rStyle w:val="OperatorTok"/>
         </w:rPr>
         <w:t xml:space="preserve">*</w:t>
@@ -524,30 +1608,183 @@
         <w:rPr>
           <w:rStyle w:val="NormalTok"/>
         </w:rPr>
-        <w:t xml:space="preserve"> </w:t>
+        <w:t xml:space="preserve">) </w:t>
       </w:r>
       <w:r>
         <w:rPr>
           <w:rStyle w:val="KeywordTok"/>
         </w:rPr>
+        <w:t xml:space="preserve">AS</w:t>
+      </w:r>
+      <w:r>
+        <w:rPr>
+          <w:rStyle w:val="NormalTok"/>
+        </w:rPr>
+        <w:t xml:space="preserve"> differences </w:t>
+      </w:r>
+      <w:r>
+        <w:rPr>
+          <w:rStyle w:val="KeywordTok"/>
+        </w:rPr>
         <w:t xml:space="preserve">FROM</w:t>
       </w:r>
       <w:r>
         <w:rPr>
           <w:rStyle w:val="NormalTok"/>
         </w:rPr>
+        <w:t xml:space="preserve"> (</w:t>
+      </w:r>
+      <w:r>
+        <w:br/>
+      </w:r>
+      <w:r>
+        <w:rPr>
+          <w:rStyle w:val="NormalTok"/>
+        </w:rPr>
+        <w:t xml:space="preserve">  </w:t>
+      </w:r>
+      <w:r>
+        <w:rPr>
+          <w:rStyle w:val="KeywordTok"/>
+        </w:rPr>
+        <w:t xml:space="preserve">SELECT</w:t>
+      </w:r>
+      <w:r>
+        <w:rPr>
+          <w:rStyle w:val="NormalTok"/>
+        </w:rPr>
         <w:t xml:space="preserve"> </w:t>
       </w:r>
       <w:r>
         <w:rPr>
           <w:rStyle w:val="OperatorTok"/>
         </w:rPr>
+        <w:t xml:space="preserve">*</w:t>
+      </w:r>
+      <w:r>
+        <w:rPr>
+          <w:rStyle w:val="NormalTok"/>
+        </w:rPr>
+        <w:t xml:space="preserve"> </w:t>
+      </w:r>
+      <w:r>
+        <w:rPr>
+          <w:rStyle w:val="KeywordTok"/>
+        </w:rPr>
+        <w:t xml:space="preserve">FROM</w:t>
+      </w:r>
+      <w:r>
+        <w:rPr>
+          <w:rStyle w:val="NormalTok"/>
+        </w:rPr>
+        <w:t xml:space="preserve"> </w:t>
+      </w:r>
+      <w:r>
+        <w:rPr>
+          <w:rStyle w:val="OperatorTok"/>
+        </w:rPr>
         <w:t xml:space="preserve">&lt;</w:t>
       </w:r>
       <w:r>
         <w:rPr>
           <w:rStyle w:val="NormalTok"/>
         </w:rPr>
+        <w:t xml:space="preserve">my_schema</w:t>
+      </w:r>
+      <w:r>
+        <w:rPr>
+          <w:rStyle w:val="OperatorTok"/>
+        </w:rPr>
+        <w:t xml:space="preserve">&gt;</w:t>
+      </w:r>
+      <w:r>
+        <w:rPr>
+          <w:rStyle w:val="NormalTok"/>
+        </w:rPr>
+        <w:t xml:space="preserve">.gold_property_quarterly</w:t>
+      </w:r>
+      <w:r>
+        <w:br/>
+      </w:r>
+      <w:r>
+        <w:rPr>
+          <w:rStyle w:val="NormalTok"/>
+        </w:rPr>
+        <w:t xml:space="preserve">  </w:t>
+      </w:r>
+      <w:r>
+        <w:rPr>
+          <w:rStyle w:val="KeywordTok"/>
+        </w:rPr>
+        <w:t xml:space="preserve">EXCEPT</w:t>
+      </w:r>
+      <w:r>
+        <w:rPr>
+          <w:rStyle w:val="NormalTok"/>
+        </w:rPr>
+        <w:t xml:space="preserve"> </w:t>
+      </w:r>
+      <w:r>
+        <w:rPr>
+          <w:rStyle w:val="KeywordTok"/>
+        </w:rPr>
+        <w:t xml:space="preserve">ALL</w:t>
+      </w:r>
+      <w:r>
+        <w:br/>
+      </w:r>
+      <w:r>
+        <w:rPr>
+          <w:rStyle w:val="NormalTok"/>
+        </w:rPr>
+        <w:t xml:space="preserve">  </w:t>
+      </w:r>
+      <w:r>
+        <w:rPr>
+          <w:rStyle w:val="KeywordTok"/>
+        </w:rPr>
+        <w:t xml:space="preserve">SELECT</w:t>
+      </w:r>
+      <w:r>
+        <w:rPr>
+          <w:rStyle w:val="NormalTok"/>
+        </w:rPr>
+        <w:t xml:space="preserve"> </w:t>
+      </w:r>
+      <w:r>
+        <w:rPr>
+          <w:rStyle w:val="OperatorTok"/>
+        </w:rPr>
+        <w:t xml:space="preserve">*</w:t>
+      </w:r>
+      <w:r>
+        <w:rPr>
+          <w:rStyle w:val="NormalTok"/>
+        </w:rPr>
+        <w:t xml:space="preserve"> </w:t>
+      </w:r>
+      <w:r>
+        <w:rPr>
+          <w:rStyle w:val="KeywordTok"/>
+        </w:rPr>
+        <w:t xml:space="preserve">FROM</w:t>
+      </w:r>
+      <w:r>
+        <w:rPr>
+          <w:rStyle w:val="NormalTok"/>
+        </w:rPr>
+        <w:t xml:space="preserve"> </w:t>
+      </w:r>
+      <w:r>
+        <w:rPr>
+          <w:rStyle w:val="OperatorTok"/>
+        </w:rPr>
+        <w:t xml:space="preserve">&lt;</w:t>
+      </w:r>
+      <w:r>
+        <w:rPr>
+          <w:rStyle w:val="NormalTok"/>
+        </w:rPr>
         <w:t xml:space="preserve">catalog</w:t>
       </w:r>
       <w:r>
@@ -584,587 +1821,916 @@
         <w:rPr>
           <w:rStyle w:val="NormalTok"/>
         </w:rPr>
-        <w:t xml:space="preserve">.gold_property_quarterly </w:t>
-      </w:r>
-      <w:r>
-        <w:rPr>
-          <w:rStyle w:val="KeywordTok"/>
-        </w:rPr>
-        <w:t xml:space="preserve">LIMIT</w:t>
-      </w:r>
-      <w:r>
-        <w:rPr>
-          <w:rStyle w:val="NormalTok"/>
-        </w:rPr>
-        <w:t xml:space="preserve"> </w:t>
-      </w:r>
-      <w:r>
-        <w:rPr>
-          <w:rStyle w:val="DecValTok"/>
-        </w:rPr>
-        <w:t xml:space="preserve">10</w:t>
-      </w:r>
-      <w:r>
-        <w:rPr>
-          <w:rStyle w:val="NormalTok"/>
-        </w:rPr>
-        <w:t xml:space="preserve">;</w:t>
-      </w:r>
-      <w:r>
-        <w:br/>
-      </w:r>
-      <w:r>
-        <w:rPr>
-          <w:rStyle w:val="KeywordTok"/>
-        </w:rPr>
-        <w:t xml:space="preserve">SELECT</w:t>
-      </w:r>
-      <w:r>
-        <w:rPr>
-          <w:rStyle w:val="NormalTok"/>
-        </w:rPr>
-        <w:t xml:space="preserve"> </w:t>
-      </w:r>
-      <w:r>
-        <w:rPr>
-          <w:rStyle w:val="FunctionTok"/>
-        </w:rPr>
-        <w:t xml:space="preserve">COUNT</w:t>
-      </w:r>
-      <w:r>
-        <w:rPr>
-          <w:rStyle w:val="NormalTok"/>
-        </w:rPr>
-        <w:t xml:space="preserve">(</w:t>
-      </w:r>
-      <w:r>
-        <w:rPr>
-          <w:rStyle w:val="OperatorTok"/>
-        </w:rPr>
-        <w:t xml:space="preserve">*</w:t>
-      </w:r>
-      <w:r>
-        <w:rPr>
-          <w:rStyle w:val="NormalTok"/>
-        </w:rPr>
-        <w:t xml:space="preserve">) </w:t>
-      </w:r>
-      <w:r>
-        <w:rPr>
-          <w:rStyle w:val="KeywordTok"/>
-        </w:rPr>
-        <w:t xml:space="preserve">AS</w:t>
-      </w:r>
-      <w:r>
-        <w:rPr>
-          <w:rStyle w:val="NormalTok"/>
-        </w:rPr>
-        <w:t xml:space="preserve"> </w:t>
-      </w:r>
-      <w:r>
-        <w:rPr>
-          <w:rStyle w:val="KeywordTok"/>
-        </w:rPr>
-        <w:t xml:space="preserve">rows</w:t>
-      </w:r>
-      <w:r>
-        <w:rPr>
-          <w:rStyle w:val="NormalTok"/>
-        </w:rPr>
-        <w:t xml:space="preserve">, </w:t>
-      </w:r>
-      <w:r>
-        <w:rPr>
-          <w:rStyle w:val="FunctionTok"/>
-        </w:rPr>
-        <w:t xml:space="preserve">COUNT</w:t>
-      </w:r>
-      <w:r>
-        <w:rPr>
-          <w:rStyle w:val="NormalTok"/>
-        </w:rPr>
-        <w:t xml:space="preserve">(</w:t>
-      </w:r>
-      <w:r>
-        <w:rPr>
-          <w:rStyle w:val="KeywordTok"/>
-        </w:rPr>
-        <w:t xml:space="preserve">DISTINCT</w:t>
-      </w:r>
-      <w:r>
-        <w:rPr>
-          <w:rStyle w:val="NormalTok"/>
-        </w:rPr>
-        <w:t xml:space="preserve"> property_id) </w:t>
-      </w:r>
-      <w:r>
-        <w:rPr>
-          <w:rStyle w:val="KeywordTok"/>
-        </w:rPr>
-        <w:t xml:space="preserve">AS</w:t>
-      </w:r>
-      <w:r>
-        <w:rPr>
-          <w:rStyle w:val="NormalTok"/>
-        </w:rPr>
-        <w:t xml:space="preserve"> properties, </w:t>
-      </w:r>
-      <w:r>
-        <w:rPr>
-          <w:rStyle w:val="FunctionTok"/>
-        </w:rPr>
-        <w:t xml:space="preserve">MIN</w:t>
-      </w:r>
-      <w:r>
-        <w:rPr>
-          <w:rStyle w:val="NormalTok"/>
-        </w:rPr>
-        <w:t xml:space="preserve">(fiscal_quarter), </w:t>
-      </w:r>
-      <w:r>
-        <w:rPr>
-          <w:rStyle w:val="FunctionTok"/>
-        </w:rPr>
-        <w:t xml:space="preserve">MAX</w:t>
-      </w:r>
-      <w:r>
-        <w:rPr>
-          <w:rStyle w:val="NormalTok"/>
-        </w:rPr>
-        <w:t xml:space="preserve">(fiscal_quarter)</w:t>
-      </w:r>
-      <w:r>
-        <w:br/>
-      </w:r>
-      <w:r>
-        <w:rPr>
-          <w:rStyle w:val="KeywordTok"/>
-        </w:rPr>
-        <w:t xml:space="preserve">FROM</w:t>
-      </w:r>
-      <w:r>
-        <w:rPr>
-          <w:rStyle w:val="NormalTok"/>
-        </w:rPr>
-        <w:t xml:space="preserve"> </w:t>
-      </w:r>
-      <w:r>
-        <w:rPr>
-          <w:rStyle w:val="OperatorTok"/>
-        </w:rPr>
-        <w:t xml:space="preserve">&lt;</w:t>
-      </w:r>
-      <w:r>
-        <w:rPr>
-          <w:rStyle w:val="NormalTok"/>
-        </w:rPr>
-        <w:t xml:space="preserve">catalog</w:t>
-      </w:r>
-      <w:r>
-        <w:rPr>
-          <w:rStyle w:val="OperatorTok"/>
-        </w:rPr>
-        <w:t xml:space="preserve">&gt;</w:t>
-      </w:r>
-      <w:r>
-        <w:rPr>
-          <w:rStyle w:val="NormalTok"/>
-        </w:rPr>
-        <w:t xml:space="preserve">.</w:t>
-      </w:r>
-      <w:r>
-        <w:rPr>
-          <w:rStyle w:val="OperatorTok"/>
-        </w:rPr>
-        <w:t xml:space="preserve">&lt;</w:t>
-      </w:r>
-      <w:r>
-        <w:rPr>
-          <w:rStyle w:val="KeywordTok"/>
-        </w:rPr>
-        <w:t xml:space="preserve">schema</w:t>
-      </w:r>
-      <w:r>
-        <w:rPr>
-          <w:rStyle w:val="OperatorTok"/>
-        </w:rPr>
-        <w:t xml:space="preserve">&gt;</w:t>
-      </w:r>
-      <w:r>
-        <w:rPr>
-          <w:rStyle w:val="NormalTok"/>
-        </w:rPr>
-        <w:t xml:space="preserve">.gold_property_quarterly;</w:t>
-      </w:r>
-    </w:p>
-    <w:p>
-      <w:pPr>
-        <w:pStyle w:val="FirstParagraph"/>
-      </w:pPr>
-      <w:r>
-        <w:rPr>
-          <w:b/>
-          <w:bCs/>
-        </w:rPr>
-        <w:t xml:space="preserve">Expected:</w:t>
-      </w:r>
-      <w:r>
-        <w:t xml:space="preserve"> </w:t>
-      </w:r>
-      <w:r>
-        <w:rPr>
-          <w:b/>
-          <w:bCs/>
-        </w:rPr>
-        <w:t xml:space="preserve">80</w:t>
-      </w:r>
-      <w:r>
-        <w:t xml:space="preserve"> </w:t>
-      </w:r>
-      <w:r>
-        <w:t xml:space="preserve">rows ·</w:t>
-      </w:r>
-      <w:r>
-        <w:t xml:space="preserve"> </w:t>
-      </w:r>
-      <w:r>
-        <w:rPr>
-          <w:b/>
-          <w:bCs/>
-        </w:rPr>
-        <w:t xml:space="preserve">8</w:t>
-      </w:r>
-      <w:r>
-        <w:t xml:space="preserve"> </w:t>
-      </w:r>
-      <w:r>
-        <w:t xml:space="preserve">properties · 2024-Q1 · 2026-Q2.</w:t>
-      </w:r>
-    </w:p>
-    <w:bookmarkEnd w:id="22"/>
-    <w:bookmarkStart w:id="23" w:name="stage-4-meet-genie-code-10-min"/>
-    <w:p>
-      <w:pPr>
-        <w:pStyle w:val="Heading3"/>
-      </w:pPr>
-      <w:r>
-        <w:t xml:space="preserve">Stage 4: Meet Genie Code (10 min)</w:t>
-      </w:r>
-    </w:p>
-    <w:p>
-      <w:pPr>
-        <w:pStyle w:val="FirstParagraph"/>
-      </w:pPr>
-      <w:r>
-        <w:t xml:space="preserve">Open the Genie Code panel (top right):</w:t>
-      </w:r>
-      <w:r>
-        <w:t xml:space="preserve"> </w:t>
-      </w:r>
-      <w:r>
-        <w:t xml:space="preserve">&gt; What tables are in</w:t>
-      </w:r>
-      <w:r>
-        <w:t xml:space="preserve"> </w:t>
-      </w:r>
-      <w:r>
-        <w:t xml:space="preserve">.</w:t>
-      </w:r>
-      <w:r>
-        <w:t xml:space="preserve"> </w:t>
-      </w:r>
-      <w:r>
-        <w:t xml:space="preserve">and how do the bronze, silver and gold tables relate?</w:t>
-      </w:r>
-    </w:p>
-    <w:p>
-      <w:pPr>
-        <w:pStyle w:val="BodyText"/>
-      </w:pPr>
-      <w:r>
-        <w:rPr>
-          <w:b/>
-          <w:bCs/>
-        </w:rPr>
-        <w:t xml:space="preserve">Expected:</w:t>
-      </w:r>
-      <w:r>
-        <w:t xml:space="preserve"> </w:t>
-      </w:r>
-      <w:r>
-        <w:t xml:space="preserve">Genie Code explains raw → cleaned → aggregated and names</w:t>
-      </w:r>
-      <w:r>
-        <w:t xml:space="preserve"> </w:t>
-      </w:r>
-      <w:r>
-        <w:rPr>
-          <w:rStyle w:val="VerbatimChar"/>
-        </w:rPr>
-        <w:t xml:space="preserve">gold_property_quarterly</w:t>
-      </w:r>
-      <w:r>
-        <w:t xml:space="preserve"> </w:t>
-      </w:r>
-      <w:r>
-        <w:t xml:space="preserve">as the fact table.</w:t>
-      </w:r>
-      <w:r>
-        <w:t xml:space="preserve"> </w:t>
-      </w:r>
-      <w:r>
-        <w:t xml:space="preserve">&gt; Write a query showing 2026-Q2 net profit by region from gold_property_quarterly.</w:t>
-      </w:r>
-    </w:p>
-    <w:p>
-      <w:pPr>
-        <w:pStyle w:val="BodyText"/>
-      </w:pPr>
-      <w:r>
-        <w:rPr>
-          <w:b/>
-          <w:bCs/>
-        </w:rPr>
-        <w:t xml:space="preserve">Expected:</w:t>
-      </w:r>
-      <w:r>
-        <w:t xml:space="preserve"> </w:t>
-      </w:r>
-      <w:r>
-        <w:t xml:space="preserve">Western Europe ≈ €2.69M, Northeast ≈ €1.59M, Southeast ≈ €2.09M.</w:t>
-      </w:r>
-    </w:p>
-    <w:bookmarkEnd w:id="23"/>
-    <w:bookmarkStart w:id="24" w:name="stage-5-any-data-type-5-min"/>
-    <w:p>
-      <w:pPr>
-        <w:pStyle w:val="Heading3"/>
-      </w:pPr>
-      <w:r>
-        <w:t xml:space="preserve">Stage 5: Any data type (5 min)</w:t>
-      </w:r>
-    </w:p>
-    <w:p>
-      <w:pPr>
-        <w:pStyle w:val="FirstParagraph"/>
-      </w:pPr>
-      <w:r>
-        <w:rPr>
-          <w:b/>
-          <w:bCs/>
-        </w:rPr>
-        <w:t xml:space="preserve">Prompt:</w:t>
-      </w:r>
-      <w:r>
-        <w:t xml:space="preserve"> </w:t>
-      </w:r>
-      <w:r>
-        <w:t xml:space="preserve">&gt; Read the PDFs in /Volumes/</w:t>
-      </w:r>
-      <w:r>
-        <w:t xml:space="preserve">/</w:t>
-      </w:r>
-      <w:r>
-        <w:t xml:space="preserve">/documents/leases/ with read_files as binaryFile and parse them with ai_parse_document.</w:t>
-      </w:r>
-    </w:p>
-    <w:p>
-      <w:pPr>
-        <w:pStyle w:val="BodyText"/>
-      </w:pPr>
-      <w:r>
-        <w:rPr>
-          <w:b/>
-          <w:bCs/>
-        </w:rPr>
-        <w:t xml:space="preserve">Expected:</w:t>
-      </w:r>
-      <w:r>
-        <w:t xml:space="preserve"> </w:t>
-      </w:r>
-      <w:r>
-        <w:t xml:space="preserve">3 rows, ~20 elements each; the first element of</w:t>
-      </w:r>
-      <w:r>
-        <w:t xml:space="preserve"> </w:t>
-      </w:r>
-      <w:r>
-        <w:rPr>
-          <w:rStyle w:val="VerbatimChar"/>
-        </w:rPr>
-        <w:t xml:space="preserve">lease-harbor-tower-anchor.pdf</w:t>
-      </w:r>
-      <w:r>
-        <w:t xml:space="preserve"> </w:t>
-      </w:r>
-      <w:r>
-        <w:t xml:space="preserve">is</w:t>
-      </w:r>
-      <w:r>
-        <w:t xml:space="preserve"> </w:t>
-      </w:r>
-      <w:r>
-        <w:rPr>
-          <w:b/>
-          <w:bCs/>
-        </w:rPr>
-        <w:t xml:space="preserve">“EXPIRED”</w:t>
-      </w:r>
-      <w:r>
-        <w:t xml:space="preserve"> </w:t>
-      </w:r>
-      <w:r>
-        <w:t xml:space="preserve">(the anchor tenant who left on 31 March; we’ll see the impact all day).</w:t>
-      </w:r>
-    </w:p>
-    <w:p>
-      <w:pPr>
-        <w:pStyle w:val="SourceCode"/>
-      </w:pPr>
-      <w:r>
-        <w:rPr>
-          <w:rStyle w:val="KeywordTok"/>
-        </w:rPr>
-        <w:t xml:space="preserve">SELECT</w:t>
-      </w:r>
-      <w:r>
-        <w:rPr>
-          <w:rStyle w:val="NormalTok"/>
-        </w:rPr>
-        <w:t xml:space="preserve"> path, ai_parse_document(content, map(</w:t>
-      </w:r>
-      <w:r>
-        <w:rPr>
-          <w:rStyle w:val="StringTok"/>
-        </w:rPr>
-        <w:t xml:space="preserve">'version'</w:t>
-      </w:r>
-      <w:r>
-        <w:rPr>
-          <w:rStyle w:val="NormalTok"/>
-        </w:rPr>
-        <w:t xml:space="preserve">,</w:t>
-      </w:r>
-      <w:r>
-        <w:rPr>
-          <w:rStyle w:val="StringTok"/>
-        </w:rPr>
-        <w:t xml:space="preserve">'2.0'</w:t>
-      </w:r>
-      <w:r>
-        <w:rPr>
-          <w:rStyle w:val="NormalTok"/>
-        </w:rPr>
-        <w:t xml:space="preserve">))</w:t>
-      </w:r>
-      <w:r>
-        <w:rPr>
-          <w:rStyle w:val="CharTok"/>
-        </w:rPr>
-        <w:t xml:space="preserve">:document</w:t>
-      </w:r>
-      <w:r>
-        <w:rPr>
-          <w:rStyle w:val="NormalTok"/>
-        </w:rPr>
-        <w:t xml:space="preserve">.elements[</w:t>
-      </w:r>
-      <w:r>
-        <w:rPr>
-          <w:rStyle w:val="DecValTok"/>
-        </w:rPr>
-        <w:t xml:space="preserve">0</w:t>
-      </w:r>
-      <w:r>
-        <w:rPr>
-          <w:rStyle w:val="NormalTok"/>
-        </w:rPr>
-        <w:t xml:space="preserve">].content:</w:t>
-      </w:r>
-      <w:r>
-        <w:rPr>
-          <w:rStyle w:val="CharTok"/>
-        </w:rPr>
-        <w:t xml:space="preserve">:string</w:t>
-      </w:r>
-      <w:r>
-        <w:rPr>
-          <w:rStyle w:val="NormalTok"/>
-        </w:rPr>
-        <w:t xml:space="preserve"> </w:t>
-      </w:r>
-      <w:r>
-        <w:rPr>
-          <w:rStyle w:val="KeywordTok"/>
-        </w:rPr>
-        <w:t xml:space="preserve">AS</w:t>
-      </w:r>
-      <w:r>
-        <w:rPr>
-          <w:rStyle w:val="NormalTok"/>
-        </w:rPr>
-        <w:t xml:space="preserve"> first_element</w:t>
-      </w:r>
-      <w:r>
-        <w:br/>
-      </w:r>
-      <w:r>
-        <w:rPr>
-          <w:rStyle w:val="KeywordTok"/>
-        </w:rPr>
-        <w:t xml:space="preserve">FROM</w:t>
-      </w:r>
-      <w:r>
-        <w:rPr>
-          <w:rStyle w:val="NormalTok"/>
-        </w:rPr>
-        <w:t xml:space="preserve"> read_files(</w:t>
-      </w:r>
-      <w:r>
-        <w:rPr>
-          <w:rStyle w:val="StringTok"/>
-        </w:rPr>
-        <w:t xml:space="preserve">'/Volumes/&lt;catalog&gt;/&lt;schema&gt;/documents/leases/'</w:t>
-      </w:r>
-      <w:r>
-        <w:rPr>
-          <w:rStyle w:val="NormalTok"/>
-        </w:rPr>
-        <w:t xml:space="preserve">, format </w:t>
-      </w:r>
-      <w:r>
-        <w:rPr>
-          <w:rStyle w:val="OperatorTok"/>
-        </w:rPr>
-        <w:t xml:space="preserve">=&gt;</w:t>
-      </w:r>
-      <w:r>
-        <w:rPr>
-          <w:rStyle w:val="NormalTok"/>
-        </w:rPr>
-        <w:t xml:space="preserve"> </w:t>
-      </w:r>
-      <w:r>
-        <w:rPr>
-          <w:rStyle w:val="StringTok"/>
-        </w:rPr>
-        <w:t xml:space="preserve">'binaryFile'</w:t>
-      </w:r>
-      <w:r>
-        <w:rPr>
-          <w:rStyle w:val="NormalTok"/>
-        </w:rPr>
-        <w:t xml:space="preserve">)</w:t>
+        <w:t xml:space="preserve">.gold_property_quarterly)</w:t>
       </w:r>
     </w:p>
     <w:bookmarkEnd w:id="24"/>
     <w:bookmarkEnd w:id="25"/>
-    <w:bookmarkStart w:id="32" w:name="demo-2-genie-one-property-performance-qa"/>
+    <w:bookmarkStart w:id="31" w:name="X43d415c269f933dca482cd6792d9cfd65b307fb"/>
     <w:p>
       <w:pPr>
         <w:pStyle w:val="Heading2"/>
       </w:pPr>
       <w:r>
+        <w:t xml:space="preserve">Demo 1: Welcome &amp; Platform Overview —</w:t>
+      </w:r>
+      <w:r>
+        <w:t xml:space="preserve"> </w:t>
+      </w:r>
+      <w:r>
+        <w:t xml:space="preserve">“Where does my data live?”</w:t>
+      </w:r>
+    </w:p>
+    <w:p>
+      <w:pPr>
+        <w:pStyle w:val="FirstParagraph"/>
+      </w:pPr>
+      <w:r>
+        <w:rPr>
+          <w:b/>
+          <w:bCs/>
+        </w:rPr>
+        <w:t xml:space="preserve">Session:</w:t>
+      </w:r>
+      <w:r>
+        <w:t xml:space="preserve"> </w:t>
+      </w:r>
+      <w:r>
+        <w:t xml:space="preserve">Day 1, 9:00–9:30 (30 min) ·</w:t>
+      </w:r>
+      <w:r>
+        <w:t xml:space="preserve"> </w:t>
+      </w:r>
+      <w:r>
+        <w:rPr>
+          <w:b/>
+          <w:bCs/>
+        </w:rPr>
+        <w:t xml:space="preserve">You build:</w:t>
+      </w:r>
+      <w:r>
+        <w:t xml:space="preserve"> </w:t>
+      </w:r>
+      <w:r>
+        <w:t xml:space="preserve">your bearings: catalog, SQL editor, Genie Code ·</w:t>
+      </w:r>
+      <w:r>
+        <w:t xml:space="preserve"> </w:t>
+      </w:r>
+      <w:r>
+        <w:rPr>
+          <w:b/>
+          <w:bCs/>
+        </w:rPr>
+        <w:t xml:space="preserve">Reference:</w:t>
+      </w:r>
+      <w:r>
+        <w:t xml:space="preserve"> </w:t>
+      </w:r>
+      <w:r>
+        <w:t xml:space="preserve">none (navigation)</w:t>
+      </w:r>
+      <w:r>
+        <w:t xml:space="preserve"> </w:t>
+      </w:r>
+      <w:r>
+        <w:rPr>
+          <w:b/>
+          <w:bCs/>
+        </w:rPr>
+        <w:t xml:space="preserve">Where:</w:t>
+      </w:r>
+      <w:r>
+        <w:t xml:space="preserve"> </w:t>
+      </w:r>
+      <w:r>
+        <w:t xml:space="preserve">Catalog Explorer, SQL editor, Genie Code side panel</w:t>
+      </w:r>
+    </w:p>
+    <w:bookmarkStart w:id="26" w:name="stage-1-open-platform-3-minutes-of-talk"/>
+    <w:p>
+      <w:pPr>
+        <w:pStyle w:val="Heading3"/>
+      </w:pPr>
+      <w:r>
+        <w:t xml:space="preserve">Stage 1: Open platform, 3 minutes of talk</w:t>
+      </w:r>
+    </w:p>
+    <w:p>
+      <w:pPr>
+        <w:pStyle w:val="FirstParagraph"/>
+      </w:pPr>
+      <w:r>
+        <w:t xml:space="preserve">Delta/Iceberg in your own cloud storage (S3/ADLS/GCS); any model (Claude, GPT, open source, behind the AI Gateway); any data type (tables, PDFs, Excel). Unity Catalog governs all of it.</w:t>
+      </w:r>
+    </w:p>
+    <w:bookmarkEnd w:id="26"/>
+    <w:bookmarkStart w:id="27" w:name="stage-2-the-three-level-namespace-7-min"/>
+    <w:p>
+      <w:pPr>
+        <w:pStyle w:val="Heading3"/>
+      </w:pPr>
+      <w:r>
+        <w:t xml:space="preserve">Stage 2: The three-level namespace (7 min)</w:t>
+      </w:r>
+    </w:p>
+    <w:p>
+      <w:pPr>
+        <w:pStyle w:val="FirstParagraph"/>
+      </w:pPr>
+      <w:r>
+        <w:rPr>
+          <w:b/>
+          <w:bCs/>
+        </w:rPr>
+        <w:t xml:space="preserve">Catalog</w:t>
+      </w:r>
+      <w:r>
+        <w:t xml:space="preserve"> </w:t>
+      </w:r>
+      <w:r>
+        <w:t xml:space="preserve">→</w:t>
+      </w:r>
+      <w:r>
+        <w:t xml:space="preserve"> </w:t>
+      </w:r>
+      <w:r>
+        <w:rPr>
+          <w:rStyle w:val="VerbatimChar"/>
+        </w:rPr>
+        <w:t xml:space="preserve">&lt;catalog&gt;</w:t>
+      </w:r>
+      <w:r>
+        <w:t xml:space="preserve"> </w:t>
+      </w:r>
+      <w:r>
+        <w:t xml:space="preserve">→</w:t>
+      </w:r>
+      <w:r>
+        <w:t xml:space="preserve"> </w:t>
+      </w:r>
+      <w:r>
+        <w:rPr>
+          <w:rStyle w:val="VerbatimChar"/>
+        </w:rPr>
+        <w:t xml:space="preserve">&lt;schema&gt;</w:t>
+      </w:r>
+      <w:r>
+        <w:t xml:space="preserve">: point out tables, views, metric views (later), volumes, functions.</w:t>
+      </w:r>
+      <w:r>
+        <w:t xml:space="preserve"> </w:t>
+      </w:r>
+      <w:r>
+        <w:t xml:space="preserve">Snowflake mapping: database ≈ catalog, schema = schema, stage ≈ volume, warehouse ≈ SQL warehouse.</w:t>
+      </w:r>
+      <w:r>
+        <w:t xml:space="preserve"> </w:t>
+      </w:r>
+      <w:r>
+        <w:rPr>
+          <w:b/>
+          <w:bCs/>
+        </w:rPr>
+        <w:t xml:space="preserve">Checkpoint:</w:t>
+      </w:r>
+      <w:r>
+        <w:t xml:space="preserve"> </w:t>
+      </w:r>
+      <w:r>
+        <w:t xml:space="preserve">open</w:t>
+      </w:r>
+      <w:r>
+        <w:t xml:space="preserve"> </w:t>
+      </w:r>
+      <w:r>
+        <w:rPr>
+          <w:rStyle w:val="VerbatimChar"/>
+        </w:rPr>
+        <w:t xml:space="preserve">documents</w:t>
+      </w:r>
+      <w:r>
+        <w:t xml:space="preserve"> </w:t>
+      </w:r>
+      <w:r>
+        <w:t xml:space="preserve">→</w:t>
+      </w:r>
+      <w:r>
+        <w:t xml:space="preserve"> </w:t>
+      </w:r>
+      <w:r>
+        <w:rPr>
+          <w:rStyle w:val="VerbatimChar"/>
+        </w:rPr>
+        <w:t xml:space="preserve">invoices/</w:t>
+      </w:r>
+      <w:r>
+        <w:t xml:space="preserve"> </w:t>
+      </w:r>
+      <w:r>
+        <w:t xml:space="preserve">→ preview</w:t>
+      </w:r>
+      <w:r>
+        <w:t xml:space="preserve"> </w:t>
+      </w:r>
+      <w:r>
+        <w:rPr>
+          <w:rStyle w:val="VerbatimChar"/>
+        </w:rPr>
+        <w:t xml:space="preserve">HV-2026-0417.pdf</w:t>
+      </w:r>
+      <w:r>
+        <w:t xml:space="preserve"> </w:t>
+      </w:r>
+      <w:r>
+        <w:t xml:space="preserve">in the browser.</w:t>
+      </w:r>
+    </w:p>
+    <w:bookmarkEnd w:id="27"/>
+    <w:bookmarkStart w:id="28" w:name="stage-3-first-query-5-min"/>
+    <w:p>
+      <w:pPr>
+        <w:pStyle w:val="Heading3"/>
+      </w:pPr>
+      <w:r>
+        <w:t xml:space="preserve">Stage 3: First query (5 min)</w:t>
+      </w:r>
+    </w:p>
+    <w:p>
+      <w:pPr>
+        <w:pStyle w:val="FirstParagraph"/>
+      </w:pPr>
+      <w:r>
+        <w:t xml:space="preserve">SQL editor, Serverless warehouse:</w:t>
+      </w:r>
+    </w:p>
+    <w:p>
+      <w:pPr>
+        <w:pStyle w:val="SourceCode"/>
+      </w:pPr>
+      <w:r>
+        <w:rPr>
+          <w:rStyle w:val="KeywordTok"/>
+        </w:rPr>
+        <w:t xml:space="preserve">SELECT</w:t>
+      </w:r>
+      <w:r>
+        <w:rPr>
+          <w:rStyle w:val="NormalTok"/>
+        </w:rPr>
+        <w:t xml:space="preserve"> </w:t>
+      </w:r>
+      <w:r>
+        <w:rPr>
+          <w:rStyle w:val="OperatorTok"/>
+        </w:rPr>
+        <w:t xml:space="preserve">*</w:t>
+      </w:r>
+      <w:r>
+        <w:rPr>
+          <w:rStyle w:val="NormalTok"/>
+        </w:rPr>
+        <w:t xml:space="preserve"> </w:t>
+      </w:r>
+      <w:r>
+        <w:rPr>
+          <w:rStyle w:val="KeywordTok"/>
+        </w:rPr>
+        <w:t xml:space="preserve">FROM</w:t>
+      </w:r>
+      <w:r>
+        <w:rPr>
+          <w:rStyle w:val="NormalTok"/>
+        </w:rPr>
+        <w:t xml:space="preserve"> </w:t>
+      </w:r>
+      <w:r>
+        <w:rPr>
+          <w:rStyle w:val="OperatorTok"/>
+        </w:rPr>
+        <w:t xml:space="preserve">&lt;</w:t>
+      </w:r>
+      <w:r>
+        <w:rPr>
+          <w:rStyle w:val="NormalTok"/>
+        </w:rPr>
+        <w:t xml:space="preserve">catalog</w:t>
+      </w:r>
+      <w:r>
+        <w:rPr>
+          <w:rStyle w:val="OperatorTok"/>
+        </w:rPr>
+        <w:t xml:space="preserve">&gt;</w:t>
+      </w:r>
+      <w:r>
+        <w:rPr>
+          <w:rStyle w:val="NormalTok"/>
+        </w:rPr>
+        <w:t xml:space="preserve">.</w:t>
+      </w:r>
+      <w:r>
+        <w:rPr>
+          <w:rStyle w:val="OperatorTok"/>
+        </w:rPr>
+        <w:t xml:space="preserve">&lt;</w:t>
+      </w:r>
+      <w:r>
+        <w:rPr>
+          <w:rStyle w:val="KeywordTok"/>
+        </w:rPr>
+        <w:t xml:space="preserve">schema</w:t>
+      </w:r>
+      <w:r>
+        <w:rPr>
+          <w:rStyle w:val="OperatorTok"/>
+        </w:rPr>
+        <w:t xml:space="preserve">&gt;</w:t>
+      </w:r>
+      <w:r>
+        <w:rPr>
+          <w:rStyle w:val="NormalTok"/>
+        </w:rPr>
+        <w:t xml:space="preserve">.gold_property_quarterly </w:t>
+      </w:r>
+      <w:r>
+        <w:rPr>
+          <w:rStyle w:val="KeywordTok"/>
+        </w:rPr>
+        <w:t xml:space="preserve">LIMIT</w:t>
+      </w:r>
+      <w:r>
+        <w:rPr>
+          <w:rStyle w:val="NormalTok"/>
+        </w:rPr>
+        <w:t xml:space="preserve"> </w:t>
+      </w:r>
+      <w:r>
+        <w:rPr>
+          <w:rStyle w:val="DecValTok"/>
+        </w:rPr>
+        <w:t xml:space="preserve">10</w:t>
+      </w:r>
+      <w:r>
+        <w:rPr>
+          <w:rStyle w:val="NormalTok"/>
+        </w:rPr>
+        <w:t xml:space="preserve">;</w:t>
+      </w:r>
+      <w:r>
+        <w:br/>
+      </w:r>
+      <w:r>
+        <w:rPr>
+          <w:rStyle w:val="KeywordTok"/>
+        </w:rPr>
+        <w:t xml:space="preserve">SELECT</w:t>
+      </w:r>
+      <w:r>
+        <w:rPr>
+          <w:rStyle w:val="NormalTok"/>
+        </w:rPr>
+        <w:t xml:space="preserve"> </w:t>
+      </w:r>
+      <w:r>
+        <w:rPr>
+          <w:rStyle w:val="FunctionTok"/>
+        </w:rPr>
+        <w:t xml:space="preserve">COUNT</w:t>
+      </w:r>
+      <w:r>
+        <w:rPr>
+          <w:rStyle w:val="NormalTok"/>
+        </w:rPr>
+        <w:t xml:space="preserve">(</w:t>
+      </w:r>
+      <w:r>
+        <w:rPr>
+          <w:rStyle w:val="OperatorTok"/>
+        </w:rPr>
+        <w:t xml:space="preserve">*</w:t>
+      </w:r>
+      <w:r>
+        <w:rPr>
+          <w:rStyle w:val="NormalTok"/>
+        </w:rPr>
+        <w:t xml:space="preserve">) </w:t>
+      </w:r>
+      <w:r>
+        <w:rPr>
+          <w:rStyle w:val="KeywordTok"/>
+        </w:rPr>
+        <w:t xml:space="preserve">AS</w:t>
+      </w:r>
+      <w:r>
+        <w:rPr>
+          <w:rStyle w:val="NormalTok"/>
+        </w:rPr>
+        <w:t xml:space="preserve"> </w:t>
+      </w:r>
+      <w:r>
+        <w:rPr>
+          <w:rStyle w:val="KeywordTok"/>
+        </w:rPr>
+        <w:t xml:space="preserve">rows</w:t>
+      </w:r>
+      <w:r>
+        <w:rPr>
+          <w:rStyle w:val="NormalTok"/>
+        </w:rPr>
+        <w:t xml:space="preserve">, </w:t>
+      </w:r>
+      <w:r>
+        <w:rPr>
+          <w:rStyle w:val="FunctionTok"/>
+        </w:rPr>
+        <w:t xml:space="preserve">COUNT</w:t>
+      </w:r>
+      <w:r>
+        <w:rPr>
+          <w:rStyle w:val="NormalTok"/>
+        </w:rPr>
+        <w:t xml:space="preserve">(</w:t>
+      </w:r>
+      <w:r>
+        <w:rPr>
+          <w:rStyle w:val="KeywordTok"/>
+        </w:rPr>
+        <w:t xml:space="preserve">DISTINCT</w:t>
+      </w:r>
+      <w:r>
+        <w:rPr>
+          <w:rStyle w:val="NormalTok"/>
+        </w:rPr>
+        <w:t xml:space="preserve"> property_id) </w:t>
+      </w:r>
+      <w:r>
+        <w:rPr>
+          <w:rStyle w:val="KeywordTok"/>
+        </w:rPr>
+        <w:t xml:space="preserve">AS</w:t>
+      </w:r>
+      <w:r>
+        <w:rPr>
+          <w:rStyle w:val="NormalTok"/>
+        </w:rPr>
+        <w:t xml:space="preserve"> properties, </w:t>
+      </w:r>
+      <w:r>
+        <w:rPr>
+          <w:rStyle w:val="FunctionTok"/>
+        </w:rPr>
+        <w:t xml:space="preserve">MIN</w:t>
+      </w:r>
+      <w:r>
+        <w:rPr>
+          <w:rStyle w:val="NormalTok"/>
+        </w:rPr>
+        <w:t xml:space="preserve">(fiscal_quarter), </w:t>
+      </w:r>
+      <w:r>
+        <w:rPr>
+          <w:rStyle w:val="FunctionTok"/>
+        </w:rPr>
+        <w:t xml:space="preserve">MAX</w:t>
+      </w:r>
+      <w:r>
+        <w:rPr>
+          <w:rStyle w:val="NormalTok"/>
+        </w:rPr>
+        <w:t xml:space="preserve">(fiscal_quarter)</w:t>
+      </w:r>
+      <w:r>
+        <w:br/>
+      </w:r>
+      <w:r>
+        <w:rPr>
+          <w:rStyle w:val="KeywordTok"/>
+        </w:rPr>
+        <w:t xml:space="preserve">FROM</w:t>
+      </w:r>
+      <w:r>
+        <w:rPr>
+          <w:rStyle w:val="NormalTok"/>
+        </w:rPr>
+        <w:t xml:space="preserve"> </w:t>
+      </w:r>
+      <w:r>
+        <w:rPr>
+          <w:rStyle w:val="OperatorTok"/>
+        </w:rPr>
+        <w:t xml:space="preserve">&lt;</w:t>
+      </w:r>
+      <w:r>
+        <w:rPr>
+          <w:rStyle w:val="NormalTok"/>
+        </w:rPr>
+        <w:t xml:space="preserve">catalog</w:t>
+      </w:r>
+      <w:r>
+        <w:rPr>
+          <w:rStyle w:val="OperatorTok"/>
+        </w:rPr>
+        <w:t xml:space="preserve">&gt;</w:t>
+      </w:r>
+      <w:r>
+        <w:rPr>
+          <w:rStyle w:val="NormalTok"/>
+        </w:rPr>
+        <w:t xml:space="preserve">.</w:t>
+      </w:r>
+      <w:r>
+        <w:rPr>
+          <w:rStyle w:val="OperatorTok"/>
+        </w:rPr>
+        <w:t xml:space="preserve">&lt;</w:t>
+      </w:r>
+      <w:r>
+        <w:rPr>
+          <w:rStyle w:val="KeywordTok"/>
+        </w:rPr>
+        <w:t xml:space="preserve">schema</w:t>
+      </w:r>
+      <w:r>
+        <w:rPr>
+          <w:rStyle w:val="OperatorTok"/>
+        </w:rPr>
+        <w:t xml:space="preserve">&gt;</w:t>
+      </w:r>
+      <w:r>
+        <w:rPr>
+          <w:rStyle w:val="NormalTok"/>
+        </w:rPr>
+        <w:t xml:space="preserve">.gold_property_quarterly;</w:t>
+      </w:r>
+    </w:p>
+    <w:p>
+      <w:pPr>
+        <w:pStyle w:val="FirstParagraph"/>
+      </w:pPr>
+      <w:r>
+        <w:rPr>
+          <w:b/>
+          <w:bCs/>
+        </w:rPr>
+        <w:t xml:space="preserve">Expected:</w:t>
+      </w:r>
+      <w:r>
+        <w:t xml:space="preserve"> </w:t>
+      </w:r>
+      <w:r>
+        <w:rPr>
+          <w:b/>
+          <w:bCs/>
+        </w:rPr>
+        <w:t xml:space="preserve">80</w:t>
+      </w:r>
+      <w:r>
+        <w:t xml:space="preserve"> </w:t>
+      </w:r>
+      <w:r>
+        <w:t xml:space="preserve">rows ·</w:t>
+      </w:r>
+      <w:r>
+        <w:t xml:space="preserve"> </w:t>
+      </w:r>
+      <w:r>
+        <w:rPr>
+          <w:b/>
+          <w:bCs/>
+        </w:rPr>
+        <w:t xml:space="preserve">8</w:t>
+      </w:r>
+      <w:r>
+        <w:t xml:space="preserve"> </w:t>
+      </w:r>
+      <w:r>
+        <w:t xml:space="preserve">properties · 2024-Q1 · 2026-Q2.</w:t>
+      </w:r>
+    </w:p>
+    <w:bookmarkEnd w:id="28"/>
+    <w:bookmarkStart w:id="29" w:name="stage-4-meet-genie-code-10-min"/>
+    <w:p>
+      <w:pPr>
+        <w:pStyle w:val="Heading3"/>
+      </w:pPr>
+      <w:r>
+        <w:t xml:space="preserve">Stage 4: Meet Genie Code (10 min)</w:t>
+      </w:r>
+    </w:p>
+    <w:p>
+      <w:pPr>
+        <w:pStyle w:val="FirstParagraph"/>
+      </w:pPr>
+      <w:r>
+        <w:t xml:space="preserve">Open the Genie Code panel (top right):</w:t>
+      </w:r>
+      <w:r>
+        <w:t xml:space="preserve"> </w:t>
+      </w:r>
+      <w:r>
+        <w:t xml:space="preserve">&gt; What tables are in</w:t>
+      </w:r>
+      <w:r>
+        <w:t xml:space="preserve"> </w:t>
+      </w:r>
+      <w:r>
+        <w:t xml:space="preserve">.</w:t>
+      </w:r>
+      <w:r>
+        <w:t xml:space="preserve"> </w:t>
+      </w:r>
+      <w:r>
+        <w:t xml:space="preserve">and how do the bronze, silver and gold tables relate?</w:t>
+      </w:r>
+    </w:p>
+    <w:p>
+      <w:pPr>
+        <w:pStyle w:val="BodyText"/>
+      </w:pPr>
+      <w:r>
+        <w:rPr>
+          <w:b/>
+          <w:bCs/>
+        </w:rPr>
+        <w:t xml:space="preserve">Expected:</w:t>
+      </w:r>
+      <w:r>
+        <w:t xml:space="preserve"> </w:t>
+      </w:r>
+      <w:r>
+        <w:t xml:space="preserve">Genie Code explains raw → cleaned → aggregated and names</w:t>
+      </w:r>
+      <w:r>
+        <w:t xml:space="preserve"> </w:t>
+      </w:r>
+      <w:r>
+        <w:rPr>
+          <w:rStyle w:val="VerbatimChar"/>
+        </w:rPr>
+        <w:t xml:space="preserve">gold_property_quarterly</w:t>
+      </w:r>
+      <w:r>
+        <w:t xml:space="preserve"> </w:t>
+      </w:r>
+      <w:r>
+        <w:t xml:space="preserve">as the fact table.</w:t>
+      </w:r>
+      <w:r>
+        <w:t xml:space="preserve"> </w:t>
+      </w:r>
+      <w:r>
+        <w:t xml:space="preserve">&gt; Write a query showing 2026-Q2 net profit by region from gold_property_quarterly.</w:t>
+      </w:r>
+    </w:p>
+    <w:p>
+      <w:pPr>
+        <w:pStyle w:val="BodyText"/>
+      </w:pPr>
+      <w:r>
+        <w:rPr>
+          <w:b/>
+          <w:bCs/>
+        </w:rPr>
+        <w:t xml:space="preserve">Expected:</w:t>
+      </w:r>
+      <w:r>
+        <w:t xml:space="preserve"> </w:t>
+      </w:r>
+      <w:r>
+        <w:t xml:space="preserve">Western Europe ≈ €2.69M, Northeast ≈ €1.59M, Southeast ≈ €2.09M.</w:t>
+      </w:r>
+    </w:p>
+    <w:bookmarkEnd w:id="29"/>
+    <w:bookmarkStart w:id="30" w:name="stage-5-any-data-type-5-min"/>
+    <w:p>
+      <w:pPr>
+        <w:pStyle w:val="Heading3"/>
+      </w:pPr>
+      <w:r>
+        <w:t xml:space="preserve">Stage 5: Any data type (5 min)</w:t>
+      </w:r>
+    </w:p>
+    <w:p>
+      <w:pPr>
+        <w:pStyle w:val="FirstParagraph"/>
+      </w:pPr>
+      <w:r>
+        <w:rPr>
+          <w:b/>
+          <w:bCs/>
+        </w:rPr>
+        <w:t xml:space="preserve">Prompt:</w:t>
+      </w:r>
+      <w:r>
+        <w:t xml:space="preserve"> </w:t>
+      </w:r>
+      <w:r>
+        <w:t xml:space="preserve">&gt; Read the PDFs in /Volumes/</w:t>
+      </w:r>
+      <w:r>
+        <w:t xml:space="preserve">/</w:t>
+      </w:r>
+      <w:r>
+        <w:t xml:space="preserve">/documents/leases/ with read_files as binaryFile and parse them with ai_parse_document.</w:t>
+      </w:r>
+    </w:p>
+    <w:p>
+      <w:pPr>
+        <w:pStyle w:val="BodyText"/>
+      </w:pPr>
+      <w:r>
+        <w:rPr>
+          <w:b/>
+          <w:bCs/>
+        </w:rPr>
+        <w:t xml:space="preserve">Expected:</w:t>
+      </w:r>
+      <w:r>
+        <w:t xml:space="preserve"> </w:t>
+      </w:r>
+      <w:r>
+        <w:t xml:space="preserve">3 rows, ~20 elements each; the first element of</w:t>
+      </w:r>
+      <w:r>
+        <w:t xml:space="preserve"> </w:t>
+      </w:r>
+      <w:r>
+        <w:rPr>
+          <w:rStyle w:val="VerbatimChar"/>
+        </w:rPr>
+        <w:t xml:space="preserve">lease-harbor-tower-anchor.pdf</w:t>
+      </w:r>
+      <w:r>
+        <w:t xml:space="preserve"> </w:t>
+      </w:r>
+      <w:r>
+        <w:t xml:space="preserve">is</w:t>
+      </w:r>
+      <w:r>
+        <w:t xml:space="preserve"> </w:t>
+      </w:r>
+      <w:r>
+        <w:rPr>
+          <w:b/>
+          <w:bCs/>
+        </w:rPr>
+        <w:t xml:space="preserve">“EXPIRED”</w:t>
+      </w:r>
+      <w:r>
+        <w:t xml:space="preserve"> </w:t>
+      </w:r>
+      <w:r>
+        <w:t xml:space="preserve">(the anchor tenant who left on 31 March; we’ll see the impact all day).</w:t>
+      </w:r>
+    </w:p>
+    <w:p>
+      <w:pPr>
+        <w:pStyle w:val="SourceCode"/>
+      </w:pPr>
+      <w:r>
+        <w:rPr>
+          <w:rStyle w:val="KeywordTok"/>
+        </w:rPr>
+        <w:t xml:space="preserve">SELECT</w:t>
+      </w:r>
+      <w:r>
+        <w:rPr>
+          <w:rStyle w:val="NormalTok"/>
+        </w:rPr>
+        <w:t xml:space="preserve"> path, ai_parse_document(content, map(</w:t>
+      </w:r>
+      <w:r>
+        <w:rPr>
+          <w:rStyle w:val="StringTok"/>
+        </w:rPr>
+        <w:t xml:space="preserve">'version'</w:t>
+      </w:r>
+      <w:r>
+        <w:rPr>
+          <w:rStyle w:val="NormalTok"/>
+        </w:rPr>
+        <w:t xml:space="preserve">,</w:t>
+      </w:r>
+      <w:r>
+        <w:rPr>
+          <w:rStyle w:val="StringTok"/>
+        </w:rPr>
+        <w:t xml:space="preserve">'2.0'</w:t>
+      </w:r>
+      <w:r>
+        <w:rPr>
+          <w:rStyle w:val="NormalTok"/>
+        </w:rPr>
+        <w:t xml:space="preserve">))</w:t>
+      </w:r>
+      <w:r>
+        <w:rPr>
+          <w:rStyle w:val="CharTok"/>
+        </w:rPr>
+        <w:t xml:space="preserve">:document</w:t>
+      </w:r>
+      <w:r>
+        <w:rPr>
+          <w:rStyle w:val="NormalTok"/>
+        </w:rPr>
+        <w:t xml:space="preserve">.elements[</w:t>
+      </w:r>
+      <w:r>
+        <w:rPr>
+          <w:rStyle w:val="DecValTok"/>
+        </w:rPr>
+        <w:t xml:space="preserve">0</w:t>
+      </w:r>
+      <w:r>
+        <w:rPr>
+          <w:rStyle w:val="NormalTok"/>
+        </w:rPr>
+        <w:t xml:space="preserve">].content:</w:t>
+      </w:r>
+      <w:r>
+        <w:rPr>
+          <w:rStyle w:val="CharTok"/>
+        </w:rPr>
+        <w:t xml:space="preserve">:string</w:t>
+      </w:r>
+      <w:r>
+        <w:rPr>
+          <w:rStyle w:val="NormalTok"/>
+        </w:rPr>
+        <w:t xml:space="preserve"> </w:t>
+      </w:r>
+      <w:r>
+        <w:rPr>
+          <w:rStyle w:val="KeywordTok"/>
+        </w:rPr>
+        <w:t xml:space="preserve">AS</w:t>
+      </w:r>
+      <w:r>
+        <w:rPr>
+          <w:rStyle w:val="NormalTok"/>
+        </w:rPr>
+        <w:t xml:space="preserve"> first_element</w:t>
+      </w:r>
+      <w:r>
+        <w:br/>
+      </w:r>
+      <w:r>
+        <w:rPr>
+          <w:rStyle w:val="KeywordTok"/>
+        </w:rPr>
+        <w:t xml:space="preserve">FROM</w:t>
+      </w:r>
+      <w:r>
+        <w:rPr>
+          <w:rStyle w:val="NormalTok"/>
+        </w:rPr>
+        <w:t xml:space="preserve"> read_files(</w:t>
+      </w:r>
+      <w:r>
+        <w:rPr>
+          <w:rStyle w:val="StringTok"/>
+        </w:rPr>
+        <w:t xml:space="preserve">'/Volumes/&lt;catalog&gt;/&lt;schema&gt;/documents/leases/'</w:t>
+      </w:r>
+      <w:r>
+        <w:rPr>
+          <w:rStyle w:val="NormalTok"/>
+        </w:rPr>
+        <w:t xml:space="preserve">, format </w:t>
+      </w:r>
+      <w:r>
+        <w:rPr>
+          <w:rStyle w:val="OperatorTok"/>
+        </w:rPr>
+        <w:t xml:space="preserve">=&gt;</w:t>
+      </w:r>
+      <w:r>
+        <w:rPr>
+          <w:rStyle w:val="NormalTok"/>
+        </w:rPr>
+        <w:t xml:space="preserve"> </w:t>
+      </w:r>
+      <w:r>
+        <w:rPr>
+          <w:rStyle w:val="StringTok"/>
+        </w:rPr>
+        <w:t xml:space="preserve">'binaryFile'</w:t>
+      </w:r>
+      <w:r>
+        <w:rPr>
+          <w:rStyle w:val="NormalTok"/>
+        </w:rPr>
+        <w:t xml:space="preserve">)</w:t>
+      </w:r>
+    </w:p>
+    <w:bookmarkEnd w:id="30"/>
+    <w:bookmarkEnd w:id="31"/>
+    <w:bookmarkStart w:id="38" w:name="demo-2-genie-one-property-performance-qa"/>
+    <w:p>
+      <w:pPr>
+        <w:pStyle w:val="Heading2"/>
+      </w:pPr>
+      <w:r>
         <w:t xml:space="preserve">Demo 2: Genie One — Property Performance Q&amp;A</w:t>
       </w:r>
     </w:p>
@@ -1240,7 +2806,7 @@
         <w:t xml:space="preserve">Genie One (browser), then the desktop/mobile app if installed</w:t>
       </w:r>
     </w:p>
-    <w:bookmarkStart w:id="26" w:name="stage-1-who-missed-target-6-min"/>
+    <w:bookmarkStart w:id="32" w:name="stage-1-who-missed-target-6-min"/>
     <w:p>
       <w:pPr>
         <w:pStyle w:val="Heading3"/>
@@ -1375,8 +2941,8 @@
         <w:t xml:space="preserve">.</w:t>
       </w:r>
     </w:p>
-    <w:bookmarkEnd w:id="26"/>
-    <w:bookmarkStart w:id="27" w:name="X447376f519a95624aae02d90016b344729312fd"/>
+    <w:bookmarkEnd w:id="32"/>
+    <w:bookmarkStart w:id="33" w:name="X447376f519a95624aae02d90016b344729312fd"/>
     <w:p>
       <w:pPr>
         <w:pStyle w:val="Heading3"/>
@@ -1499,8 +3065,8 @@
         <w:t xml:space="preserve">.</w:t>
       </w:r>
     </w:p>
-    <w:bookmarkEnd w:id="27"/>
-    <w:bookmarkStart w:id="28" w:name="stage-3-charts-6-min"/>
+    <w:bookmarkEnd w:id="33"/>
+    <w:bookmarkStart w:id="34" w:name="stage-3-charts-6-min"/>
     <w:p>
       <w:pPr>
         <w:pStyle w:val="Heading3"/>
@@ -1585,8 +3151,8 @@
         <w:t xml:space="preserve">to refine; use the chart menu to switch type.</w:t>
       </w:r>
     </w:p>
-    <w:bookmarkEnd w:id="28"/>
-    <w:bookmarkStart w:id="29" w:name="stage-4-growth-5-min"/>
+    <w:bookmarkEnd w:id="34"/>
+    <w:bookmarkStart w:id="35" w:name="stage-4-growth-5-min"/>
     <w:p>
       <w:pPr>
         <w:pStyle w:val="Heading3"/>
@@ -1673,8 +3239,8 @@
         <w:t xml:space="preserve">without them Genie ranked every quarter in history (Boston 2024-Q4). That’s the lesson for Demo 13 (context matters).</w:t>
       </w:r>
     </w:p>
-    <w:bookmarkEnd w:id="29"/>
-    <w:bookmarkStart w:id="30" w:name="stage-5-risks-8-min"/>
+    <w:bookmarkEnd w:id="35"/>
+    <w:bookmarkStart w:id="36" w:name="stage-5-risks-8-min"/>
     <w:p>
       <w:pPr>
         <w:pStyle w:val="Heading3"/>
@@ -1741,8 +3307,8 @@
         <w:t xml:space="preserve">agent: 14 leases expiring within 180 days, 3 missed targets, 1 QoQ decline. Same data, better context.</w:t>
       </w:r>
     </w:p>
-    <w:bookmarkEnd w:id="30"/>
-    <w:bookmarkStart w:id="31" w:name="stage-6-share-and-take-it-with-you-7-min"/>
+    <w:bookmarkEnd w:id="36"/>
+    <w:bookmarkStart w:id="37" w:name="stage-6-share-and-take-it-with-you-7-min"/>
     <w:p>
       <w:pPr>
         <w:pStyle w:val="Heading3"/>
@@ -1867,9 +3433,9 @@
         <w:t xml:space="preserve">a question</w:t>
       </w:r>
     </w:p>
-    <w:bookmarkEnd w:id="31"/>
-    <w:bookmarkEnd w:id="32"/>
-    <w:bookmarkStart w:id="39" w:name="X7d7865587d0d62cd2d924e34ac69306ae08c6ed"/>
+    <w:bookmarkEnd w:id="37"/>
+    <w:bookmarkEnd w:id="38"/>
+    <w:bookmarkStart w:id="45" w:name="X7d7865587d0d62cd2d924e34ac69306ae08c6ed"/>
     <w:p>
       <w:pPr>
         <w:pStyle w:val="Heading2"/>
@@ -1956,7 +3522,7 @@
         <w:t xml:space="preserve">SQL editor, Genie Code side panel</w:t>
       </w:r>
     </w:p>
-    <w:bookmarkStart w:id="33" w:name="stage-1-paste-and-run-3-min"/>
+    <w:bookmarkStart w:id="39" w:name="stage-1-paste-and-run-3-min"/>
     <w:p>
       <w:pPr>
         <w:pStyle w:val="Heading3"/>
@@ -2077,8 +3643,8 @@
         <w:t xml:space="preserve">.</w:t>
       </w:r>
     </w:p>
-    <w:bookmarkEnd w:id="33"/>
-    <w:bookmarkStart w:id="34" w:name="X0c63c511e9595e631cabbb34ecbcdbaa16220e6"/>
+    <w:bookmarkEnd w:id="39"/>
+    <w:bookmarkStart w:id="40" w:name="X0c63c511e9595e631cabbb34ecbcdbaa16220e6"/>
     <w:p>
       <w:pPr>
         <w:pStyle w:val="Heading3"/>
@@ -2332,8 +3898,8 @@
         <w:t xml:space="preserve">“Which functions in this query don’t exist in Databricks SQL?”</w:t>
       </w:r>
     </w:p>
-    <w:bookmarkEnd w:id="34"/>
-    <w:bookmarkStart w:id="35" w:name="stage-3-fix-the-syntax-5-min"/>
+    <w:bookmarkEnd w:id="40"/>
+    <w:bookmarkStart w:id="41" w:name="stage-3-fix-the-syntax-5-min"/>
     <w:p>
       <w:pPr>
         <w:pStyle w:val="Heading3"/>
@@ -2447,8 +4013,8 @@
         <w:t xml:space="preserve">), but keep your join as it is.</w:t>
       </w:r>
     </w:p>
-    <w:bookmarkEnd w:id="35"/>
-    <w:bookmarkStart w:id="36" w:name="Xa5611ae93595edf26b0662042ee69f59b60ab0f"/>
+    <w:bookmarkEnd w:id="41"/>
+    <w:bookmarkStart w:id="42" w:name="Xa5611ae93595edf26b0662042ee69f59b60ab0f"/>
     <w:p>
       <w:pPr>
         <w:pStyle w:val="Heading3"/>
@@ -2616,8 +4182,8 @@
         <w:t xml:space="preserve">“Compare row counts with and without the join to silver_properties.”</w:t>
       </w:r>
     </w:p>
-    <w:bookmarkEnd w:id="36"/>
-    <w:bookmarkStart w:id="37" w:name="stage-5-add-yoy-7-min"/>
+    <w:bookmarkEnd w:id="42"/>
+    <w:bookmarkStart w:id="43" w:name="stage-5-add-yoy-7-min"/>
     <w:p>
       <w:pPr>
         <w:pStyle w:val="Heading3"/>
@@ -2879,8 +4445,8 @@
         <w:t xml:space="preserve">compare with the reference view.</w:t>
       </w:r>
     </w:p>
-    <w:bookmarkEnd w:id="37"/>
-    <w:bookmarkStart w:id="38" w:name="stage-6-verify-5-min"/>
+    <w:bookmarkEnd w:id="43"/>
+    <w:bookmarkStart w:id="44" w:name="stage-6-verify-5-min"/>
     <w:p>
       <w:pPr>
         <w:pStyle w:val="Heading3"/>
@@ -2961,9 +4527,9 @@
         <w:t xml:space="preserve">).</w:t>
       </w:r>
     </w:p>
-    <w:bookmarkEnd w:id="38"/>
-    <w:bookmarkEnd w:id="39"/>
-    <w:bookmarkStart w:id="46" w:name="demo-4-extraction-agent-invoice-to-table"/>
+    <w:bookmarkEnd w:id="44"/>
+    <w:bookmarkEnd w:id="45"/>
+    <w:bookmarkStart w:id="52" w:name="demo-4-extraction-agent-invoice-to-table"/>
     <w:p>
       <w:pPr>
         <w:pStyle w:val="Heading2"/>
@@ -3119,7 +4685,7 @@
         <w:t xml:space="preserve">; then the SQL editor</w:t>
       </w:r>
     </w:p>
-    <w:bookmarkStart w:id="40" w:name="Xefac907eb2cbd10a92ce883c2fefb6e744aa7c0"/>
+    <w:bookmarkStart w:id="46" w:name="Xefac907eb2cbd10a92ce883c2fefb6e744aa7c0"/>
     <w:p>
       <w:pPr>
         <w:pStyle w:val="Heading3"/>
@@ -3261,8 +4827,8 @@
         <w:t xml:space="preserve">Don’t select the volume root, or the policies and leases get sampled too.</w:t>
       </w:r>
     </w:p>
-    <w:bookmarkEnd w:id="40"/>
-    <w:bookmarkStart w:id="41" w:name="stage-2-describe-what-to-extract-3-min"/>
+    <w:bookmarkEnd w:id="46"/>
+    <w:bookmarkStart w:id="47" w:name="stage-2-describe-what-to-extract-3-min"/>
     <w:p>
       <w:pPr>
         <w:pStyle w:val="Heading3"/>
@@ -3434,8 +5000,8 @@
         <w:t xml:space="preserve">The legal invoice bills 4.5 / 2.5 / 1.5 hours, and integer would truncate them.</w:t>
       </w:r>
     </w:p>
-    <w:bookmarkEnd w:id="41"/>
-    <w:bookmarkStart w:id="42" w:name="stage-3-run-and-review-5-min"/>
+    <w:bookmarkEnd w:id="47"/>
+    <w:bookmarkStart w:id="48" w:name="stage-3-run-and-review-5-min"/>
     <w:p>
       <w:pPr>
         <w:pStyle w:val="Heading3"/>
@@ -3513,8 +5079,8 @@
         <w:t xml:space="preserve">Also check the bilingual Luxembourg tax notice (ACD-2026-IF-55120, €27,826.50) and the UK insurance statement (£55,272 incl. 12% IPT).</w:t>
       </w:r>
     </w:p>
-    <w:bookmarkEnd w:id="42"/>
-    <w:bookmarkStart w:id="43" w:name="X1c5c2f99c780a80b78949fa2699903cc0a58d3f"/>
+    <w:bookmarkEnd w:id="48"/>
+    <w:bookmarkStart w:id="49" w:name="X1c5c2f99c780a80b78949fa2699903cc0a58d3f"/>
     <w:p>
       <w:pPr>
         <w:pStyle w:val="Heading3"/>
@@ -3784,8 +5350,8 @@
         <w:t xml:space="preserve">(the captured agent SQL as a CTAS).</w:t>
       </w:r>
     </w:p>
-    <w:bookmarkEnd w:id="43"/>
-    <w:bookmarkStart w:id="44" w:name="stage-5-reconcile-to-the-gl-6-min"/>
+    <w:bookmarkEnd w:id="49"/>
+    <w:bookmarkStart w:id="50" w:name="stage-5-reconcile-to-the-gl-6-min"/>
     <w:p>
       <w:pPr>
         <w:pStyle w:val="Heading3"/>
@@ -3893,8 +5459,8 @@
         <w:t xml:space="preserve">.</w:t>
       </w:r>
     </w:p>
-    <w:bookmarkEnd w:id="44"/>
-    <w:bookmarkStart w:id="45" w:name="stage-6-into-a-pipeline-3-min-show"/>
+    <w:bookmarkEnd w:id="50"/>
+    <w:bookmarkStart w:id="51" w:name="stage-6-into-a-pipeline-3-min-show"/>
     <w:p>
       <w:pPr>
         <w:pStyle w:val="Heading3"/>
@@ -3930,9 +5496,9 @@
         <w:t xml:space="preserve">are extracted incrementally on schedule. Don’t run it in the room; it’s the production path.</w:t>
       </w:r>
     </w:p>
-    <w:bookmarkEnd w:id="45"/>
-    <w:bookmarkEnd w:id="46"/>
-    <w:bookmarkStart w:id="52" w:name="X600af054cfb392224cea85f113d4bd651d276d1"/>
+    <w:bookmarkEnd w:id="51"/>
+    <w:bookmarkEnd w:id="52"/>
+    <w:bookmarkStart w:id="58" w:name="X600af054cfb392224cea85f113d4bd651d276d1"/>
     <w:p>
       <w:pPr>
         <w:pStyle w:val="Heading2"/>
@@ -4043,7 +5609,7 @@
         <w:t xml:space="preserve">Agents → Create Agent → Knowledge Assistant</w:t>
       </w:r>
     </w:p>
-    <w:bookmarkStart w:id="47" w:name="stage-1-create-3-min-start-it-early"/>
+    <w:bookmarkStart w:id="53" w:name="stage-1-create-3-min-start-it-early"/>
     <w:p>
       <w:pPr>
         <w:pStyle w:val="Heading3"/>
@@ -4270,8 +5836,8 @@
         <w:t xml:space="preserve">→ wait a few seconds and click Create again; if the button spins for minutes, reload, re-enter, and check the agent list first (it may already exist).</w:t>
       </w:r>
     </w:p>
-    <w:bookmarkEnd w:id="47"/>
-    <w:bookmarkStart w:id="48" w:name="X64e3c15e3f22ec72da36bae1d523ca10efa6e3a"/>
+    <w:bookmarkEnd w:id="53"/>
+    <w:bookmarkStart w:id="54" w:name="X64e3c15e3f22ec72da36bae1d523ca10efa6e3a"/>
     <w:p>
       <w:pPr>
         <w:pStyle w:val="Heading3"/>
@@ -4473,8 +6039,8 @@
         <w:t xml:space="preserve">its Q2 target by €43k. The policy says reclassify it.</w:t>
       </w:r>
     </w:p>
-    <w:bookmarkEnd w:id="48"/>
-    <w:bookmarkStart w:id="49" w:name="stage-3-citations-and-follow-ups-5-min"/>
+    <w:bookmarkEnd w:id="54"/>
+    <w:bookmarkStart w:id="55" w:name="stage-3-citations-and-follow-ups-5-min"/>
     <w:p>
       <w:pPr>
         <w:pStyle w:val="Heading3"/>
@@ -4528,8 +6094,8 @@
         <w:t xml:space="preserve">.</w:t>
       </w:r>
     </w:p>
-    <w:bookmarkEnd w:id="49"/>
-    <w:bookmarkStart w:id="50" w:name="stage-4-share-and-use-from-sql-7-min"/>
+    <w:bookmarkEnd w:id="55"/>
+    <w:bookmarkStart w:id="56" w:name="stage-4-share-and-use-from-sql-7-min"/>
     <w:p>
       <w:pPr>
         <w:pStyle w:val="Heading3"/>
@@ -4714,8 +6280,8 @@
         <w:t xml:space="preserve">that says, for each invoice, which approvers it needs under the Expense Approval Policy.</w:t>
       </w:r>
     </w:p>
-    <w:bookmarkEnd w:id="50"/>
-    <w:bookmarkStart w:id="51" w:name="X6116e56cb9353479ece625b35057f5d36c22238"/>
+    <w:bookmarkEnd w:id="56"/>
+    <w:bookmarkStart w:id="57" w:name="X6116e56cb9353479ece625b35057f5d36c22238"/>
     <w:p>
       <w:pPr>
         <w:pStyle w:val="Heading3"/>
@@ -4854,9 +6420,9 @@
         <w:t xml:space="preserve">.</w:t>
       </w:r>
     </w:p>
-    <w:bookmarkEnd w:id="51"/>
-    <w:bookmarkEnd w:id="52"/>
-    <w:bookmarkStart w:id="59" w:name="Xac0def2c38284cf607597827df3836ef7cdb809"/>
+    <w:bookmarkEnd w:id="57"/>
+    <w:bookmarkEnd w:id="58"/>
+    <w:bookmarkStart w:id="65" w:name="Xac0def2c38284cf607597827df3836ef7cdb809"/>
     <w:p>
       <w:pPr>
         <w:pStyle w:val="Heading2"/>
@@ -4946,7 +6512,7 @@
         <w:t xml:space="preserve">Genie One, then SQL editor with Genie Code</w:t>
       </w:r>
     </w:p>
-    <w:bookmarkStart w:id="53" w:name="stage-1-layer-counts-2-min"/>
+    <w:bookmarkStart w:id="59" w:name="stage-1-layer-counts-2-min"/>
     <w:p>
       <w:pPr>
         <w:pStyle w:val="Heading3"/>
@@ -5023,8 +6589,8 @@
         <w:t xml:space="preserve">.</w:t>
       </w:r>
     </w:p>
-    <w:bookmarkEnd w:id="53"/>
-    <w:bookmarkStart w:id="54" w:name="stage-2-what-got-dropped-2-min"/>
+    <w:bookmarkEnd w:id="59"/>
+    <w:bookmarkStart w:id="60" w:name="stage-2-what-got-dropped-2-min"/>
     <w:p>
       <w:pPr>
         <w:pStyle w:val="Heading3"/>
@@ -5101,8 +6667,8 @@
         <w:t xml:space="preserve">(Miami Bch), both with no region.</w:t>
       </w:r>
     </w:p>
-    <w:bookmarkEnd w:id="54"/>
-    <w:bookmarkStart w:id="55" w:name="stage-3-completeness-2-min"/>
+    <w:bookmarkEnd w:id="60"/>
+    <w:bookmarkStart w:id="61" w:name="stage-3-completeness-2-min"/>
     <w:p>
       <w:pPr>
         <w:pStyle w:val="Heading3"/>
@@ -5187,8 +6753,8 @@
         <w:t xml:space="preserve">values that didn’t fit the schema, and all-NULL is good news.</w:t>
       </w:r>
     </w:p>
-    <w:bookmarkEnd w:id="55"/>
-    <w:bookmarkStart w:id="56" w:name="stage-4-duplicates-2-min"/>
+    <w:bookmarkEnd w:id="61"/>
+    <w:bookmarkStart w:id="62" w:name="stage-4-duplicates-2-min"/>
     <w:p>
       <w:pPr>
         <w:pStyle w:val="Heading3"/>
@@ -5269,8 +6835,8 @@
         <w:t xml:space="preserve">. Id 10 is the bad record from Stage 2.</w:t>
       </w:r>
     </w:p>
-    <w:bookmarkEnd w:id="56"/>
-    <w:bookmarkStart w:id="57" w:name="stage-5-cross-source-consistency-2-min"/>
+    <w:bookmarkEnd w:id="62"/>
+    <w:bookmarkStart w:id="63" w:name="stage-5-cross-source-consistency-2-min"/>
     <w:p>
       <w:pPr>
         <w:pStyle w:val="Heading3"/>
@@ -5315,8 +6881,8 @@
         <w:t xml:space="preserve">3: Miami Bch → Miami Beach, NYC → New York, Lux-Ville → Luxembourg City.</w:t>
       </w:r>
     </w:p>
-    <w:bookmarkEnd w:id="57"/>
-    <w:bookmarkStart w:id="58" w:name="stage-6-keep-the-checks-5-min"/>
+    <w:bookmarkEnd w:id="63"/>
+    <w:bookmarkStart w:id="64" w:name="stage-6-keep-the-checks-5-min"/>
     <w:p>
       <w:pPr>
         <w:pStyle w:val="Heading3"/>
@@ -5460,759 +7026,759 @@
       </w:r>
       <w:r>
         <w:t xml:space="preserve">Teaser for Demo 16: schedule this view as an alert so the next bad load is caught automatically.</w:t>
-      </w:r>
-    </w:p>
-    <w:bookmarkEnd w:id="58"/>
-    <w:bookmarkEnd w:id="59"/>
-    <w:bookmarkStart w:id="65" w:name="Xbccc0d161140510d7d32114a6171b8be1c8f339"/>
-    <w:p>
-      <w:pPr>
-        <w:pStyle w:val="Heading2"/>
-      </w:pPr>
-      <w:r>
-        <w:t xml:space="preserve">Demo 7: Semantic Layer &amp; UC Metric Views —</w:t>
-      </w:r>
-      <w:r>
-        <w:t xml:space="preserve"> </w:t>
-      </w:r>
-      <w:r>
-        <w:t xml:space="preserve">“Define Net Profit Margin once”</w:t>
-      </w:r>
-    </w:p>
-    <w:p>
-      <w:pPr>
-        <w:pStyle w:val="FirstParagraph"/>
-      </w:pPr>
-      <w:r>
-        <w:rPr>
-          <w:b/>
-          <w:bCs/>
-        </w:rPr>
-        <w:t xml:space="preserve">Session:</w:t>
-      </w:r>
-      <w:r>
-        <w:t xml:space="preserve"> </w:t>
-      </w:r>
-      <w:r>
-        <w:t xml:space="preserve">Day 1, 1:30–2:15 (45 min) ·</w:t>
-      </w:r>
-      <w:r>
-        <w:t xml:space="preserve"> </w:t>
-      </w:r>
-      <w:r>
-        <w:rPr>
-          <w:b/>
-          <w:bCs/>
-        </w:rPr>
-        <w:t xml:space="preserve">You build:</w:t>
-      </w:r>
-      <w:r>
-        <w:t xml:space="preserve"> </w:t>
-      </w:r>
-      <w:r>
-        <w:t xml:space="preserve">three metric views in</w:t>
-      </w:r>
-      <w:r>
-        <w:t xml:space="preserve"> </w:t>
-      </w:r>
-      <w:r>
-        <w:rPr>
-          <w:rStyle w:val="VerbatimChar"/>
-        </w:rPr>
-        <w:t xml:space="preserve">&lt;my_schema&gt;</w:t>
-      </w:r>
-      <w:r>
-        <w:t xml:space="preserve"> </w:t>
-      </w:r>
-      <w:r>
-        <w:t xml:space="preserve">·</w:t>
-      </w:r>
-      <w:r>
-        <w:t xml:space="preserve"> </w:t>
-      </w:r>
-      <w:r>
-        <w:rPr>
-          <w:b/>
-          <w:bCs/>
-        </w:rPr>
-        <w:t xml:space="preserve">Reference:</w:t>
-      </w:r>
-      <w:r>
-        <w:t xml:space="preserve"> </w:t>
-      </w:r>
-      <w:r>
-        <w:rPr>
-          <w:rStyle w:val="VerbatimChar"/>
-        </w:rPr>
-        <w:t xml:space="preserve">&lt;catalog&gt;.&lt;schema&gt;.ref_mv_net_profit_margin</w:t>
-      </w:r>
-      <w:r>
-        <w:t xml:space="preserve">,</w:t>
-      </w:r>
-      <w:r>
-        <w:t xml:space="preserve"> </w:t>
-      </w:r>
-      <w:r>
-        <w:rPr>
-          <w:rStyle w:val="VerbatimChar"/>
-        </w:rPr>
-        <w:t xml:space="preserve">ref_mv_target_attainment</w:t>
-      </w:r>
-      <w:r>
-        <w:t xml:space="preserve">,</w:t>
-      </w:r>
-      <w:r>
-        <w:t xml:space="preserve"> </w:t>
-      </w:r>
-      <w:r>
-        <w:rPr>
-          <w:rStyle w:val="VerbatimChar"/>
-        </w:rPr>
-        <w:t xml:space="preserve">ref_mv_qoq_revenue_growth</w:t>
-      </w:r>
-      <w:r>
-        <w:t xml:space="preserve"> </w:t>
-      </w:r>
-      <w:r>
-        <w:t xml:space="preserve">(source</w:t>
-      </w:r>
-      <w:r>
-        <w:t xml:space="preserve"> </w:t>
-      </w:r>
-      <w:r>
-        <w:rPr>
-          <w:rStyle w:val="VerbatimChar"/>
-        </w:rPr>
-        <w:t xml:space="preserve">code/reference/d07_metric_views.sql</w:t>
-      </w:r>
-      <w:r>
-        <w:t xml:space="preserve">)</w:t>
-      </w:r>
-      <w:r>
-        <w:t xml:space="preserve"> </w:t>
-      </w:r>
-      <w:r>
-        <w:rPr>
-          <w:b/>
-          <w:bCs/>
-        </w:rPr>
-        <w:t xml:space="preserve">Where:</w:t>
-      </w:r>
-      <w:r>
-        <w:t xml:space="preserve"> </w:t>
-      </w:r>
-      <w:r>
-        <w:t xml:space="preserve">SQL editor with Genie Code; Catalog Explorer; Genie One</w:t>
-      </w:r>
-    </w:p>
-    <w:bookmarkStart w:id="60" w:name="stage-1-net-profit-margin-12-min"/>
-    <w:p>
-      <w:pPr>
-        <w:pStyle w:val="Heading3"/>
-      </w:pPr>
-      <w:r>
-        <w:t xml:space="preserve">Stage 1: Net profit margin (12 min)</w:t>
-      </w:r>
-    </w:p>
-    <w:p>
-      <w:pPr>
-        <w:pStyle w:val="FirstParagraph"/>
-      </w:pPr>
-      <w:r>
-        <w:rPr>
-          <w:b/>
-          <w:bCs/>
-        </w:rPr>
-        <w:t xml:space="preserve">Prompt</w:t>
-      </w:r>
-      <w:r>
-        <w:t xml:space="preserve"> </w:t>
-      </w:r>
-      <w:r>
-        <w:t xml:space="preserve">(Genie Code, SQL editor):</w:t>
-      </w:r>
-      <w:r>
-        <w:t xml:space="preserve"> </w:t>
-      </w:r>
-      <w:r>
-        <w:t xml:space="preserve">&gt; Create a Unity Catalog metric view</w:t>
-      </w:r>
-      <w:r>
-        <w:t xml:space="preserve"> </w:t>
-      </w:r>
-      <w:r>
-        <w:t xml:space="preserve">.mv_net_profit_margin over</w:t>
-      </w:r>
-      <w:r>
-        <w:t xml:space="preserve"> </w:t>
-      </w:r>
-      <w:r>
-        <w:t xml:space="preserve">.</w:t>
-      </w:r>
-      <w:r>
-        <w:t xml:space="preserve">.gold_property_quarterly with dimensions property_name, property_type, region_name, market, fiscal_quarter, fiscal_quarter_date and measures revenue = SUM(revenue), net_profit = SUM(net_profit), net_profit_margin = SUM(net_profit) / SUM(revenue), plus asset_mgmt_net_profit_margin = SUM(net_profit - capex) / SUM(revenue) labelled as not approved.</w:t>
-      </w:r>
-    </w:p>
-    <w:p>
-      <w:pPr>
-        <w:pStyle w:val="BodyText"/>
-      </w:pPr>
-      <w:r>
-        <w:rPr>
-          <w:b/>
-          <w:bCs/>
-        </w:rPr>
-        <w:t xml:space="preserve">Expected:</w:t>
-      </w:r>
-      <w:r>
-        <w:t xml:space="preserve"> </w:t>
-      </w:r>
-      <w:r>
-        <w:rPr>
-          <w:rStyle w:val="VerbatimChar"/>
-        </w:rPr>
-        <w:t xml:space="preserve">CREATE OR REPLACE VIEW … WITH METRICS LANGUAGE YAML AS $$ version: 1.1 … $$</w:t>
-      </w:r>
-      <w:r>
-        <w:t xml:space="preserve">. (Metric views are views with a YAML body; there is no</w:t>
-      </w:r>
-      <w:r>
-        <w:t xml:space="preserve"> </w:t>
-      </w:r>
-      <w:r>
-        <w:rPr>
-          <w:rStyle w:val="VerbatimChar"/>
-        </w:rPr>
-        <w:t xml:space="preserve">CREATE METRIC TABLE</w:t>
-      </w:r>
-      <w:r>
-        <w:t xml:space="preserve">.)</w:t>
-      </w:r>
-      <w:r>
-        <w:t xml:space="preserve"> </w:t>
-      </w:r>
-      <w:r>
-        <w:rPr>
-          <w:b/>
-          <w:bCs/>
-        </w:rPr>
-        <w:t xml:space="preserve">Checkpoint:</w:t>
-      </w:r>
-    </w:p>
-    <w:p>
-      <w:pPr>
-        <w:pStyle w:val="SourceCode"/>
-      </w:pPr>
-      <w:r>
-        <w:rPr>
-          <w:rStyle w:val="KeywordTok"/>
-        </w:rPr>
-        <w:t xml:space="preserve">SELECT</w:t>
-      </w:r>
-      <w:r>
-        <w:rPr>
-          <w:rStyle w:val="NormalTok"/>
-        </w:rPr>
-        <w:t xml:space="preserve"> MEASURE(net_profit_margin), MEASURE(asset_mgmt_net_profit_margin)</w:t>
-      </w:r>
-      <w:r>
-        <w:br/>
-      </w:r>
-      <w:r>
-        <w:rPr>
-          <w:rStyle w:val="KeywordTok"/>
-        </w:rPr>
-        <w:t xml:space="preserve">FROM</w:t>
-      </w:r>
-      <w:r>
-        <w:rPr>
-          <w:rStyle w:val="NormalTok"/>
-        </w:rPr>
-        <w:t xml:space="preserve"> </w:t>
-      </w:r>
-      <w:r>
-        <w:rPr>
-          <w:rStyle w:val="OperatorTok"/>
-        </w:rPr>
-        <w:t xml:space="preserve">&lt;</w:t>
-      </w:r>
-      <w:r>
-        <w:rPr>
-          <w:rStyle w:val="NormalTok"/>
-        </w:rPr>
-        <w:t xml:space="preserve">my_schema</w:t>
-      </w:r>
-      <w:r>
-        <w:rPr>
-          <w:rStyle w:val="OperatorTok"/>
-        </w:rPr>
-        <w:t xml:space="preserve">&gt;</w:t>
-      </w:r>
-      <w:r>
-        <w:rPr>
-          <w:rStyle w:val="NormalTok"/>
-        </w:rPr>
-        <w:t xml:space="preserve">.mv_net_profit_margin </w:t>
-      </w:r>
-      <w:r>
-        <w:rPr>
-          <w:rStyle w:val="KeywordTok"/>
-        </w:rPr>
-        <w:t xml:space="preserve">WHERE</w:t>
-      </w:r>
-      <w:r>
-        <w:rPr>
-          <w:rStyle w:val="NormalTok"/>
-        </w:rPr>
-        <w:t xml:space="preserve"> fiscal_quarter </w:t>
-      </w:r>
-      <w:r>
-        <w:rPr>
-          <w:rStyle w:val="OperatorTok"/>
-        </w:rPr>
-        <w:t xml:space="preserve">=</w:t>
-      </w:r>
-      <w:r>
-        <w:rPr>
-          <w:rStyle w:val="NormalTok"/>
-        </w:rPr>
-        <w:t xml:space="preserve"> </w:t>
-      </w:r>
-      <w:r>
-        <w:rPr>
-          <w:rStyle w:val="StringTok"/>
-        </w:rPr>
-        <w:t xml:space="preserve">'2026-Q2'</w:t>
-      </w:r>
-    </w:p>
-    <w:p>
-      <w:pPr>
-        <w:pStyle w:val="FirstParagraph"/>
-      </w:pPr>
-      <w:r>
-        <w:t xml:space="preserve">→</w:t>
-      </w:r>
-      <w:r>
-        <w:t xml:space="preserve"> </w:t>
-      </w:r>
-      <w:r>
-        <w:rPr>
-          <w:b/>
-          <w:bCs/>
-        </w:rPr>
-        <w:t xml:space="preserve">0.5933 · 0.5395</w:t>
-      </w:r>
-      <w:r>
-        <w:t xml:space="preserve">. By region:</w:t>
-      </w:r>
-      <w:r>
-        <w:t xml:space="preserve"> </w:t>
-      </w:r>
-      <w:r>
-        <w:rPr>
-          <w:rStyle w:val="VerbatimChar"/>
-        </w:rPr>
-        <w:t xml:space="preserve">GROUP BY region_name</w:t>
-      </w:r>
-      <w:r>
-        <w:t xml:space="preserve">.</w:t>
-      </w:r>
-      <w:r>
-        <w:t xml:space="preserve"> </w:t>
-      </w:r>
-      <w:r>
-        <w:rPr>
-          <w:b/>
-          <w:bCs/>
-        </w:rPr>
-        <w:t xml:space="preserve">If stuck:</w:t>
-      </w:r>
-      <w:r>
-        <w:t xml:space="preserve"> </w:t>
-      </w:r>
-      <w:r>
-        <w:t xml:space="preserve">copy the first statement of</w:t>
-      </w:r>
-      <w:r>
-        <w:t xml:space="preserve"> </w:t>
-      </w:r>
-      <w:r>
-        <w:rPr>
-          <w:rStyle w:val="VerbatimChar"/>
-        </w:rPr>
-        <w:t xml:space="preserve">code/reference/d07_metric_views.sql</w:t>
-      </w:r>
-      <w:r>
-        <w:t xml:space="preserve">, change the view name.</w:t>
-      </w:r>
-    </w:p>
-    <w:bookmarkEnd w:id="60"/>
-    <w:bookmarkStart w:id="61" w:name="stage-2-target-attainment-8-min"/>
-    <w:p>
-      <w:pPr>
-        <w:pStyle w:val="Heading3"/>
-      </w:pPr>
-      <w:r>
-        <w:t xml:space="preserve">Stage 2: Target attainment (8 min)</w:t>
-      </w:r>
-    </w:p>
-    <w:p>
-      <w:pPr>
-        <w:pStyle w:val="BlockText"/>
-      </w:pPr>
-      <w:r>
-        <w:t xml:space="preserve">Add a metric view mv_target_attainment with measures properties = COUNT(DISTINCT property_id), properties_met_target = COUNT(DISTINCT property_id) FILTER (WHERE met_target), target_attainment = their ratio, and net_profit_vs_target = SUM(net_profit) - SUM(net_profit_target). Format amounts as EUR.</w:t>
-      </w:r>
-    </w:p>
-    <w:p>
-      <w:pPr>
-        <w:pStyle w:val="FirstParagraph"/>
-      </w:pPr>
-      <w:r>
-        <w:rPr>
-          <w:b/>
-          <w:bCs/>
-        </w:rPr>
-        <w:t xml:space="preserve">Checkpoint (2026-Q2):</w:t>
-      </w:r>
-      <w:r>
-        <w:t xml:space="preserve"> </w:t>
-      </w:r>
-      <w:r>
-        <w:t xml:space="preserve">properties</w:t>
-      </w:r>
-      <w:r>
-        <w:t xml:space="preserve"> </w:t>
-      </w:r>
-      <w:r>
-        <w:rPr>
-          <w:b/>
-          <w:bCs/>
-        </w:rPr>
-        <w:t xml:space="preserve">8</w:t>
-      </w:r>
-      <w:r>
-        <w:t xml:space="preserve">, met</w:t>
-      </w:r>
-      <w:r>
-        <w:t xml:space="preserve"> </w:t>
-      </w:r>
-      <w:r>
-        <w:rPr>
-          <w:b/>
-          <w:bCs/>
-        </w:rPr>
-        <w:t xml:space="preserve">5</w:t>
-      </w:r>
-      <w:r>
-        <w:t xml:space="preserve">, attainment</w:t>
-      </w:r>
-      <w:r>
-        <w:t xml:space="preserve"> </w:t>
-      </w:r>
-      <w:r>
-        <w:rPr>
-          <w:b/>
-          <w:bCs/>
-        </w:rPr>
-        <w:t xml:space="preserve">0.625</w:t>
-      </w:r>
-      <w:r>
-        <w:t xml:space="preserve">; (Without</w:t>
-      </w:r>
-      <w:r>
-        <w:t xml:space="preserve"> </w:t>
-      </w:r>
-      <w:r>
-        <w:t xml:space="preserve">“Format amounts as EUR”</w:t>
-      </w:r>
-      <w:r>
-        <w:t xml:space="preserve"> </w:t>
-      </w:r>
-      <w:r>
-        <w:t xml:space="preserve">Genie Code tends to add a USD format.)</w:t>
-      </w:r>
-      <w:r>
-        <w:t xml:space="preserve"> </w:t>
-      </w:r>
-      <w:r>
-        <w:rPr>
-          <w:rStyle w:val="VerbatimChar"/>
-        </w:rPr>
-        <w:t xml:space="preserve">GROUP BY property_name HAVING MEASURE(net_profit_vs_target) &lt; 0</w:t>
-      </w:r>
-      <w:r>
-        <w:t xml:space="preserve"> </w:t>
-      </w:r>
-      <w:r>
-        <w:t xml:space="preserve">→ Peachtree Center −71,293; Harbor Tower −43,235; Zuidas Residences −41,701.</w:t>
-      </w:r>
-    </w:p>
-    <w:bookmarkEnd w:id="61"/>
-    <w:bookmarkStart w:id="62" w:name="stage-3-qoq-growth-10-min"/>
-    <w:p>
-      <w:pPr>
-        <w:pStyle w:val="Heading3"/>
-      </w:pPr>
-      <w:r>
-        <w:t xml:space="preserve">Stage 3: QoQ growth (10 min)</w:t>
-      </w:r>
-    </w:p>
-    <w:p>
-      <w:pPr>
-        <w:pStyle w:val="BlockText"/>
-      </w:pPr>
-      <w:r>
-        <w:t xml:space="preserve">Add mv_qoq_revenue_growth whose source is a query adding prior_quarter_revenue = LAG(revenue) per property, with measures qoq_revenue_growth = SUM(revenue) / SUM(prior_quarter_revenue) - 1 and qoq_net_profit_growth using prior_quarter_net_profit.</w:t>
-      </w:r>
-    </w:p>
-    <w:p>
-      <w:pPr>
-        <w:pStyle w:val="FirstParagraph"/>
-      </w:pPr>
-      <w:r>
-        <w:rPr>
-          <w:b/>
-          <w:bCs/>
-        </w:rPr>
-        <w:t xml:space="preserve">Checkpoint (2026-Q2, by market):</w:t>
-      </w:r>
-      <w:r>
-        <w:t xml:space="preserve"> </w:t>
-      </w:r>
-      <w:r>
-        <w:rPr>
-          <w:rStyle w:val="VerbatimChar"/>
-        </w:rPr>
-        <w:t xml:space="preserve">qoq_net_profit_growth</w:t>
-      </w:r>
-      <w:r>
-        <w:t xml:space="preserve">: Luxembourg City</w:t>
-      </w:r>
-      <w:r>
-        <w:t xml:space="preserve"> </w:t>
-      </w:r>
-      <w:r>
-        <w:rPr>
-          <w:b/>
-          <w:bCs/>
-        </w:rPr>
-        <w:t xml:space="preserve">+10.0%</w:t>
-      </w:r>
-      <w:r>
-        <w:t xml:space="preserve"> </w:t>
-      </w:r>
-      <w:r>
-        <w:t xml:space="preserve">(highest), Miami Beach</w:t>
-      </w:r>
-      <w:r>
-        <w:t xml:space="preserve"> </w:t>
-      </w:r>
-      <w:r>
-        <w:rPr>
-          <w:b/>
-          <w:bCs/>
-        </w:rPr>
-        <w:t xml:space="preserve">−44.1%</w:t>
-      </w:r>
-      <w:r>
-        <w:t xml:space="preserve">; by region Southeast</w:t>
-      </w:r>
-      <w:r>
-        <w:t xml:space="preserve"> </w:t>
-      </w:r>
-      <w:r>
-        <w:rPr>
-          <w:b/>
-          <w:bCs/>
-        </w:rPr>
-        <w:t xml:space="preserve">−18.6%</w:t>
-      </w:r>
-      <w:r>
-        <w:t xml:space="preserve"> </w:t>
-      </w:r>
-      <w:r>
-        <w:t xml:space="preserve">(the Demo 2 Genie numbers).</w:t>
-      </w:r>
-      <w:r>
-        <w:t xml:space="preserve"> </w:t>
-      </w:r>
-      <w:r>
-        <w:rPr>
-          <w:rStyle w:val="VerbatimChar"/>
-        </w:rPr>
-        <w:t xml:space="preserve">qoq_revenue_growth</w:t>
-      </w:r>
-      <w:r>
-        <w:t xml:space="preserve"> </w:t>
-      </w:r>
-      <w:r>
-        <w:t xml:space="preserve">is smaller: Luxembourg City +9.2%, Miami Beach −17.6%, Southeast −6.4%. Make sure participants compare the right measure.</w:t>
-      </w:r>
-    </w:p>
-    <w:bookmarkEnd w:id="62"/>
-    <w:bookmarkStart w:id="63" w:name="stage-4-govern-it-5-min"/>
-    <w:p>
-      <w:pPr>
-        <w:pStyle w:val="Heading3"/>
-      </w:pPr>
-      <w:r>
-        <w:t xml:space="preserve">Stage 4: Govern it (5 min)</w:t>
-      </w:r>
-    </w:p>
-    <w:p>
-      <w:pPr>
-        <w:pStyle w:val="FirstParagraph"/>
-      </w:pPr>
-      <w:r>
-        <w:t xml:space="preserve">Catalog Explorer → your metric view → owner, comment,</w:t>
-      </w:r>
-      <w:r>
-        <w:t xml:space="preserve"> </w:t>
-      </w:r>
-      <w:r>
-        <w:rPr>
-          <w:b/>
-          <w:bCs/>
-        </w:rPr>
-        <w:t xml:space="preserve">Certified</w:t>
-      </w:r>
-      <w:r>
-        <w:t xml:space="preserve"> </w:t>
-      </w:r>
-      <w:r>
-        <w:t xml:space="preserve">tag (</w:t>
-      </w:r>
-      <w:r>
-        <w:rPr>
-          <w:rStyle w:val="VerbatimChar"/>
-        </w:rPr>
-        <w:t xml:space="preserve">system.certification_status</w:t>
-      </w:r>
-      <w:r>
-        <w:t xml:space="preserve">), grants. Point out lineage back to gold.</w:t>
-      </w:r>
-    </w:p>
-    <w:bookmarkEnd w:id="63"/>
-    <w:bookmarkStart w:id="64" w:name="Xec3956542ab91c17835bbe50682256a1772b040"/>
-    <w:p>
-      <w:pPr>
-        <w:pStyle w:val="Heading3"/>
-      </w:pPr>
-      <w:r>
-        <w:t xml:space="preserve">Stage 5: Genie answers from the definition (10 min)</w:t>
-      </w:r>
-    </w:p>
-    <w:p>
-      <w:pPr>
-        <w:pStyle w:val="FirstParagraph"/>
-      </w:pPr>
-      <w:r>
-        <w:t xml:space="preserve">In Genie One open</w:t>
-      </w:r>
-      <w:r>
-        <w:t xml:space="preserve"> </w:t>
-      </w:r>
-      <w:r>
-        <w:rPr>
-          <w:b/>
-          <w:bCs/>
-        </w:rPr>
-        <w:t xml:space="preserve">Revantage Portfolio Q&amp;A (Reference)</w:t>
-      </w:r>
-      <w:r>
-        <w:t xml:space="preserve"> </w:t>
-      </w:r>
-      <w:r>
-        <w:t xml:space="preserve">(it includes the</w:t>
-      </w:r>
-      <w:r>
-        <w:t xml:space="preserve"> </w:t>
-      </w:r>
-      <w:r>
-        <w:rPr>
-          <w:rStyle w:val="VerbatimChar"/>
-        </w:rPr>
-        <w:t xml:space="preserve">ref_mv_*</w:t>
-      </w:r>
-      <w:r>
-        <w:t xml:space="preserve"> </w:t>
-      </w:r>
-      <w:r>
-        <w:t xml:space="preserve">views):</w:t>
-      </w:r>
-      <w:r>
-        <w:t xml:space="preserve"> </w:t>
-      </w:r>
-      <w:r>
-        <w:t xml:space="preserve">&gt; Which properties missed their quarterly target in 2026-Q2?</w:t>
-      </w:r>
-    </w:p>
-    <w:p>
-      <w:pPr>
-        <w:pStyle w:val="BodyText"/>
-      </w:pPr>
-      <w:r>
-        <w:rPr>
-          <w:b/>
-          <w:bCs/>
-        </w:rPr>
-        <w:t xml:space="preserve">Expected:</w:t>
-      </w:r>
-      <w:r>
-        <w:t xml:space="preserve"> </w:t>
-      </w:r>
-      <w:r>
-        <w:t xml:space="preserve">the same 3 properties, answered from</w:t>
-      </w:r>
-      <w:r>
-        <w:t xml:space="preserve"> </w:t>
-      </w:r>
-      <w:r>
-        <w:rPr>
-          <w:rStyle w:val="VerbatimChar"/>
-        </w:rPr>
-        <w:t xml:space="preserve">ref_mv_target_attainment</w:t>
-      </w:r>
-      <w:r>
-        <w:t xml:space="preserve"> </w:t>
-      </w:r>
-      <w:r>
-        <w:t xml:space="preserve">(net_profit_vs_target). The answer names the metric view.</w:t>
-      </w:r>
-      <w:r>
-        <w:t xml:space="preserve"> </w:t>
-      </w:r>
-      <w:r>
-        <w:t xml:space="preserve">&gt; What is our net profit margin this quarter, and how would it differ under the Asset Management definition?</w:t>
-      </w:r>
-    </w:p>
-    <w:p>
-      <w:pPr>
-        <w:pStyle w:val="BodyText"/>
-      </w:pPr>
-      <w:r>
-        <w:rPr>
-          <w:b/>
-          <w:bCs/>
-        </w:rPr>
-        <w:t xml:space="preserve">Expected:</w:t>
-      </w:r>
-      <w:r>
-        <w:t xml:space="preserve"> </w:t>
-      </w:r>
-      <w:r>
-        <w:t xml:space="preserve">59.33% vs 53.95% (−5.38 pp), labelled as the approved vs the non-approved definition.</w:t>
       </w:r>
     </w:p>
     <w:bookmarkEnd w:id="64"/>
     <w:bookmarkEnd w:id="65"/>
-    <w:bookmarkStart w:id="74" w:name="X0570679ad4fdce4578da649605bc5951db8c4d1"/>
+    <w:bookmarkStart w:id="71" w:name="Xbccc0d161140510d7d32114a6171b8be1c8f339"/>
     <w:p>
       <w:pPr>
         <w:pStyle w:val="Heading2"/>
       </w:pPr>
       <w:r>
+        <w:t xml:space="preserve">Demo 7: Semantic Layer &amp; UC Metric Views —</w:t>
+      </w:r>
+      <w:r>
+        <w:t xml:space="preserve"> </w:t>
+      </w:r>
+      <w:r>
+        <w:t xml:space="preserve">“Define Net Profit Margin once”</w:t>
+      </w:r>
+    </w:p>
+    <w:p>
+      <w:pPr>
+        <w:pStyle w:val="FirstParagraph"/>
+      </w:pPr>
+      <w:r>
+        <w:rPr>
+          <w:b/>
+          <w:bCs/>
+        </w:rPr>
+        <w:t xml:space="preserve">Session:</w:t>
+      </w:r>
+      <w:r>
+        <w:t xml:space="preserve"> </w:t>
+      </w:r>
+      <w:r>
+        <w:t xml:space="preserve">Day 1, 1:30–2:15 (45 min) ·</w:t>
+      </w:r>
+      <w:r>
+        <w:t xml:space="preserve"> </w:t>
+      </w:r>
+      <w:r>
+        <w:rPr>
+          <w:b/>
+          <w:bCs/>
+        </w:rPr>
+        <w:t xml:space="preserve">You build:</w:t>
+      </w:r>
+      <w:r>
+        <w:t xml:space="preserve"> </w:t>
+      </w:r>
+      <w:r>
+        <w:t xml:space="preserve">three metric views in</w:t>
+      </w:r>
+      <w:r>
+        <w:t xml:space="preserve"> </w:t>
+      </w:r>
+      <w:r>
+        <w:rPr>
+          <w:rStyle w:val="VerbatimChar"/>
+        </w:rPr>
+        <w:t xml:space="preserve">&lt;my_schema&gt;</w:t>
+      </w:r>
+      <w:r>
+        <w:t xml:space="preserve"> </w:t>
+      </w:r>
+      <w:r>
+        <w:t xml:space="preserve">·</w:t>
+      </w:r>
+      <w:r>
+        <w:t xml:space="preserve"> </w:t>
+      </w:r>
+      <w:r>
+        <w:rPr>
+          <w:b/>
+          <w:bCs/>
+        </w:rPr>
+        <w:t xml:space="preserve">Reference:</w:t>
+      </w:r>
+      <w:r>
+        <w:t xml:space="preserve"> </w:t>
+      </w:r>
+      <w:r>
+        <w:rPr>
+          <w:rStyle w:val="VerbatimChar"/>
+        </w:rPr>
+        <w:t xml:space="preserve">&lt;catalog&gt;.&lt;schema&gt;.ref_mv_net_profit_margin</w:t>
+      </w:r>
+      <w:r>
+        <w:t xml:space="preserve">,</w:t>
+      </w:r>
+      <w:r>
+        <w:t xml:space="preserve"> </w:t>
+      </w:r>
+      <w:r>
+        <w:rPr>
+          <w:rStyle w:val="VerbatimChar"/>
+        </w:rPr>
+        <w:t xml:space="preserve">ref_mv_target_attainment</w:t>
+      </w:r>
+      <w:r>
+        <w:t xml:space="preserve">,</w:t>
+      </w:r>
+      <w:r>
+        <w:t xml:space="preserve"> </w:t>
+      </w:r>
+      <w:r>
+        <w:rPr>
+          <w:rStyle w:val="VerbatimChar"/>
+        </w:rPr>
+        <w:t xml:space="preserve">ref_mv_qoq_revenue_growth</w:t>
+      </w:r>
+      <w:r>
+        <w:t xml:space="preserve"> </w:t>
+      </w:r>
+      <w:r>
+        <w:t xml:space="preserve">(source</w:t>
+      </w:r>
+      <w:r>
+        <w:t xml:space="preserve"> </w:t>
+      </w:r>
+      <w:r>
+        <w:rPr>
+          <w:rStyle w:val="VerbatimChar"/>
+        </w:rPr>
+        <w:t xml:space="preserve">code/reference/d07_metric_views.sql</w:t>
+      </w:r>
+      <w:r>
+        <w:t xml:space="preserve">)</w:t>
+      </w:r>
+      <w:r>
+        <w:t xml:space="preserve"> </w:t>
+      </w:r>
+      <w:r>
+        <w:rPr>
+          <w:b/>
+          <w:bCs/>
+        </w:rPr>
+        <w:t xml:space="preserve">Where:</w:t>
+      </w:r>
+      <w:r>
+        <w:t xml:space="preserve"> </w:t>
+      </w:r>
+      <w:r>
+        <w:t xml:space="preserve">SQL editor with Genie Code; Catalog Explorer; Genie One</w:t>
+      </w:r>
+    </w:p>
+    <w:bookmarkStart w:id="66" w:name="stage-1-net-profit-margin-12-min"/>
+    <w:p>
+      <w:pPr>
+        <w:pStyle w:val="Heading3"/>
+      </w:pPr>
+      <w:r>
+        <w:t xml:space="preserve">Stage 1: Net profit margin (12 min)</w:t>
+      </w:r>
+    </w:p>
+    <w:p>
+      <w:pPr>
+        <w:pStyle w:val="FirstParagraph"/>
+      </w:pPr>
+      <w:r>
+        <w:rPr>
+          <w:b/>
+          <w:bCs/>
+        </w:rPr>
+        <w:t xml:space="preserve">Prompt</w:t>
+      </w:r>
+      <w:r>
+        <w:t xml:space="preserve"> </w:t>
+      </w:r>
+      <w:r>
+        <w:t xml:space="preserve">(Genie Code, SQL editor):</w:t>
+      </w:r>
+      <w:r>
+        <w:t xml:space="preserve"> </w:t>
+      </w:r>
+      <w:r>
+        <w:t xml:space="preserve">&gt; Create a Unity Catalog metric view</w:t>
+      </w:r>
+      <w:r>
+        <w:t xml:space="preserve"> </w:t>
+      </w:r>
+      <w:r>
+        <w:t xml:space="preserve">.mv_net_profit_margin over</w:t>
+      </w:r>
+      <w:r>
+        <w:t xml:space="preserve"> </w:t>
+      </w:r>
+      <w:r>
+        <w:t xml:space="preserve">.</w:t>
+      </w:r>
+      <w:r>
+        <w:t xml:space="preserve">.gold_property_quarterly with dimensions property_name, property_type, region_name, market, fiscal_quarter, fiscal_quarter_date and measures revenue = SUM(revenue), net_profit = SUM(net_profit), net_profit_margin = SUM(net_profit) / SUM(revenue), plus asset_mgmt_net_profit_margin = SUM(net_profit - capex) / SUM(revenue) labelled as not approved.</w:t>
+      </w:r>
+    </w:p>
+    <w:p>
+      <w:pPr>
+        <w:pStyle w:val="BodyText"/>
+      </w:pPr>
+      <w:r>
+        <w:rPr>
+          <w:b/>
+          <w:bCs/>
+        </w:rPr>
+        <w:t xml:space="preserve">Expected:</w:t>
+      </w:r>
+      <w:r>
+        <w:t xml:space="preserve"> </w:t>
+      </w:r>
+      <w:r>
+        <w:rPr>
+          <w:rStyle w:val="VerbatimChar"/>
+        </w:rPr>
+        <w:t xml:space="preserve">CREATE OR REPLACE VIEW … WITH METRICS LANGUAGE YAML AS $$ version: 1.1 … $$</w:t>
+      </w:r>
+      <w:r>
+        <w:t xml:space="preserve">. (Metric views are views with a YAML body; there is no</w:t>
+      </w:r>
+      <w:r>
+        <w:t xml:space="preserve"> </w:t>
+      </w:r>
+      <w:r>
+        <w:rPr>
+          <w:rStyle w:val="VerbatimChar"/>
+        </w:rPr>
+        <w:t xml:space="preserve">CREATE METRIC TABLE</w:t>
+      </w:r>
+      <w:r>
+        <w:t xml:space="preserve">.)</w:t>
+      </w:r>
+      <w:r>
+        <w:t xml:space="preserve"> </w:t>
+      </w:r>
+      <w:r>
+        <w:rPr>
+          <w:b/>
+          <w:bCs/>
+        </w:rPr>
+        <w:t xml:space="preserve">Checkpoint:</w:t>
+      </w:r>
+    </w:p>
+    <w:p>
+      <w:pPr>
+        <w:pStyle w:val="SourceCode"/>
+      </w:pPr>
+      <w:r>
+        <w:rPr>
+          <w:rStyle w:val="KeywordTok"/>
+        </w:rPr>
+        <w:t xml:space="preserve">SELECT</w:t>
+      </w:r>
+      <w:r>
+        <w:rPr>
+          <w:rStyle w:val="NormalTok"/>
+        </w:rPr>
+        <w:t xml:space="preserve"> MEASURE(net_profit_margin), MEASURE(asset_mgmt_net_profit_margin)</w:t>
+      </w:r>
+      <w:r>
+        <w:br/>
+      </w:r>
+      <w:r>
+        <w:rPr>
+          <w:rStyle w:val="KeywordTok"/>
+        </w:rPr>
+        <w:t xml:space="preserve">FROM</w:t>
+      </w:r>
+      <w:r>
+        <w:rPr>
+          <w:rStyle w:val="NormalTok"/>
+        </w:rPr>
+        <w:t xml:space="preserve"> </w:t>
+      </w:r>
+      <w:r>
+        <w:rPr>
+          <w:rStyle w:val="OperatorTok"/>
+        </w:rPr>
+        <w:t xml:space="preserve">&lt;</w:t>
+      </w:r>
+      <w:r>
+        <w:rPr>
+          <w:rStyle w:val="NormalTok"/>
+        </w:rPr>
+        <w:t xml:space="preserve">my_schema</w:t>
+      </w:r>
+      <w:r>
+        <w:rPr>
+          <w:rStyle w:val="OperatorTok"/>
+        </w:rPr>
+        <w:t xml:space="preserve">&gt;</w:t>
+      </w:r>
+      <w:r>
+        <w:rPr>
+          <w:rStyle w:val="NormalTok"/>
+        </w:rPr>
+        <w:t xml:space="preserve">.mv_net_profit_margin </w:t>
+      </w:r>
+      <w:r>
+        <w:rPr>
+          <w:rStyle w:val="KeywordTok"/>
+        </w:rPr>
+        <w:t xml:space="preserve">WHERE</w:t>
+      </w:r>
+      <w:r>
+        <w:rPr>
+          <w:rStyle w:val="NormalTok"/>
+        </w:rPr>
+        <w:t xml:space="preserve"> fiscal_quarter </w:t>
+      </w:r>
+      <w:r>
+        <w:rPr>
+          <w:rStyle w:val="OperatorTok"/>
+        </w:rPr>
+        <w:t xml:space="preserve">=</w:t>
+      </w:r>
+      <w:r>
+        <w:rPr>
+          <w:rStyle w:val="NormalTok"/>
+        </w:rPr>
+        <w:t xml:space="preserve"> </w:t>
+      </w:r>
+      <w:r>
+        <w:rPr>
+          <w:rStyle w:val="StringTok"/>
+        </w:rPr>
+        <w:t xml:space="preserve">'2026-Q2'</w:t>
+      </w:r>
+    </w:p>
+    <w:p>
+      <w:pPr>
+        <w:pStyle w:val="FirstParagraph"/>
+      </w:pPr>
+      <w:r>
+        <w:t xml:space="preserve">→</w:t>
+      </w:r>
+      <w:r>
+        <w:t xml:space="preserve"> </w:t>
+      </w:r>
+      <w:r>
+        <w:rPr>
+          <w:b/>
+          <w:bCs/>
+        </w:rPr>
+        <w:t xml:space="preserve">0.5933 · 0.5395</w:t>
+      </w:r>
+      <w:r>
+        <w:t xml:space="preserve">. By region:</w:t>
+      </w:r>
+      <w:r>
+        <w:t xml:space="preserve"> </w:t>
+      </w:r>
+      <w:r>
+        <w:rPr>
+          <w:rStyle w:val="VerbatimChar"/>
+        </w:rPr>
+        <w:t xml:space="preserve">GROUP BY region_name</w:t>
+      </w:r>
+      <w:r>
+        <w:t xml:space="preserve">.</w:t>
+      </w:r>
+      <w:r>
+        <w:t xml:space="preserve"> </w:t>
+      </w:r>
+      <w:r>
+        <w:rPr>
+          <w:b/>
+          <w:bCs/>
+        </w:rPr>
+        <w:t xml:space="preserve">If stuck:</w:t>
+      </w:r>
+      <w:r>
+        <w:t xml:space="preserve"> </w:t>
+      </w:r>
+      <w:r>
+        <w:t xml:space="preserve">copy the first statement of</w:t>
+      </w:r>
+      <w:r>
+        <w:t xml:space="preserve"> </w:t>
+      </w:r>
+      <w:r>
+        <w:rPr>
+          <w:rStyle w:val="VerbatimChar"/>
+        </w:rPr>
+        <w:t xml:space="preserve">code/reference/d07_metric_views.sql</w:t>
+      </w:r>
+      <w:r>
+        <w:t xml:space="preserve">, change the view name.</w:t>
+      </w:r>
+    </w:p>
+    <w:bookmarkEnd w:id="66"/>
+    <w:bookmarkStart w:id="67" w:name="stage-2-target-attainment-8-min"/>
+    <w:p>
+      <w:pPr>
+        <w:pStyle w:val="Heading3"/>
+      </w:pPr>
+      <w:r>
+        <w:t xml:space="preserve">Stage 2: Target attainment (8 min)</w:t>
+      </w:r>
+    </w:p>
+    <w:p>
+      <w:pPr>
+        <w:pStyle w:val="BlockText"/>
+      </w:pPr>
+      <w:r>
+        <w:t xml:space="preserve">Add a metric view mv_target_attainment with measures properties = COUNT(DISTINCT property_id), properties_met_target = COUNT(DISTINCT property_id) FILTER (WHERE met_target), target_attainment = their ratio, and net_profit_vs_target = SUM(net_profit) - SUM(net_profit_target). Format amounts as EUR.</w:t>
+      </w:r>
+    </w:p>
+    <w:p>
+      <w:pPr>
+        <w:pStyle w:val="FirstParagraph"/>
+      </w:pPr>
+      <w:r>
+        <w:rPr>
+          <w:b/>
+          <w:bCs/>
+        </w:rPr>
+        <w:t xml:space="preserve">Checkpoint (2026-Q2):</w:t>
+      </w:r>
+      <w:r>
+        <w:t xml:space="preserve"> </w:t>
+      </w:r>
+      <w:r>
+        <w:t xml:space="preserve">properties</w:t>
+      </w:r>
+      <w:r>
+        <w:t xml:space="preserve"> </w:t>
+      </w:r>
+      <w:r>
+        <w:rPr>
+          <w:b/>
+          <w:bCs/>
+        </w:rPr>
+        <w:t xml:space="preserve">8</w:t>
+      </w:r>
+      <w:r>
+        <w:t xml:space="preserve">, met</w:t>
+      </w:r>
+      <w:r>
+        <w:t xml:space="preserve"> </w:t>
+      </w:r>
+      <w:r>
+        <w:rPr>
+          <w:b/>
+          <w:bCs/>
+        </w:rPr>
+        <w:t xml:space="preserve">5</w:t>
+      </w:r>
+      <w:r>
+        <w:t xml:space="preserve">, attainment</w:t>
+      </w:r>
+      <w:r>
+        <w:t xml:space="preserve"> </w:t>
+      </w:r>
+      <w:r>
+        <w:rPr>
+          <w:b/>
+          <w:bCs/>
+        </w:rPr>
+        <w:t xml:space="preserve">0.625</w:t>
+      </w:r>
+      <w:r>
+        <w:t xml:space="preserve">; (Without</w:t>
+      </w:r>
+      <w:r>
+        <w:t xml:space="preserve"> </w:t>
+      </w:r>
+      <w:r>
+        <w:t xml:space="preserve">“Format amounts as EUR”</w:t>
+      </w:r>
+      <w:r>
+        <w:t xml:space="preserve"> </w:t>
+      </w:r>
+      <w:r>
+        <w:t xml:space="preserve">Genie Code tends to add a USD format.)</w:t>
+      </w:r>
+      <w:r>
+        <w:t xml:space="preserve"> </w:t>
+      </w:r>
+      <w:r>
+        <w:rPr>
+          <w:rStyle w:val="VerbatimChar"/>
+        </w:rPr>
+        <w:t xml:space="preserve">GROUP BY property_name HAVING MEASURE(net_profit_vs_target) &lt; 0</w:t>
+      </w:r>
+      <w:r>
+        <w:t xml:space="preserve"> </w:t>
+      </w:r>
+      <w:r>
+        <w:t xml:space="preserve">→ Peachtree Center −71,293; Harbor Tower −43,235; Zuidas Residences −41,701.</w:t>
+      </w:r>
+    </w:p>
+    <w:bookmarkEnd w:id="67"/>
+    <w:bookmarkStart w:id="68" w:name="stage-3-qoq-growth-10-min"/>
+    <w:p>
+      <w:pPr>
+        <w:pStyle w:val="Heading3"/>
+      </w:pPr>
+      <w:r>
+        <w:t xml:space="preserve">Stage 3: QoQ growth (10 min)</w:t>
+      </w:r>
+    </w:p>
+    <w:p>
+      <w:pPr>
+        <w:pStyle w:val="BlockText"/>
+      </w:pPr>
+      <w:r>
+        <w:t xml:space="preserve">Add mv_qoq_revenue_growth whose source is a query adding prior_quarter_revenue = LAG(revenue) per property, with measures qoq_revenue_growth = SUM(revenue) / SUM(prior_quarter_revenue) - 1 and qoq_net_profit_growth using prior_quarter_net_profit.</w:t>
+      </w:r>
+    </w:p>
+    <w:p>
+      <w:pPr>
+        <w:pStyle w:val="FirstParagraph"/>
+      </w:pPr>
+      <w:r>
+        <w:rPr>
+          <w:b/>
+          <w:bCs/>
+        </w:rPr>
+        <w:t xml:space="preserve">Checkpoint (2026-Q2, by market):</w:t>
+      </w:r>
+      <w:r>
+        <w:t xml:space="preserve"> </w:t>
+      </w:r>
+      <w:r>
+        <w:rPr>
+          <w:rStyle w:val="VerbatimChar"/>
+        </w:rPr>
+        <w:t xml:space="preserve">qoq_net_profit_growth</w:t>
+      </w:r>
+      <w:r>
+        <w:t xml:space="preserve">: Luxembourg City</w:t>
+      </w:r>
+      <w:r>
+        <w:t xml:space="preserve"> </w:t>
+      </w:r>
+      <w:r>
+        <w:rPr>
+          <w:b/>
+          <w:bCs/>
+        </w:rPr>
+        <w:t xml:space="preserve">+10.0%</w:t>
+      </w:r>
+      <w:r>
+        <w:t xml:space="preserve"> </w:t>
+      </w:r>
+      <w:r>
+        <w:t xml:space="preserve">(highest), Miami Beach</w:t>
+      </w:r>
+      <w:r>
+        <w:t xml:space="preserve"> </w:t>
+      </w:r>
+      <w:r>
+        <w:rPr>
+          <w:b/>
+          <w:bCs/>
+        </w:rPr>
+        <w:t xml:space="preserve">−44.1%</w:t>
+      </w:r>
+      <w:r>
+        <w:t xml:space="preserve">; by region Southeast</w:t>
+      </w:r>
+      <w:r>
+        <w:t xml:space="preserve"> </w:t>
+      </w:r>
+      <w:r>
+        <w:rPr>
+          <w:b/>
+          <w:bCs/>
+        </w:rPr>
+        <w:t xml:space="preserve">−18.6%</w:t>
+      </w:r>
+      <w:r>
+        <w:t xml:space="preserve"> </w:t>
+      </w:r>
+      <w:r>
+        <w:t xml:space="preserve">(the Demo 2 Genie numbers).</w:t>
+      </w:r>
+      <w:r>
+        <w:t xml:space="preserve"> </w:t>
+      </w:r>
+      <w:r>
+        <w:rPr>
+          <w:rStyle w:val="VerbatimChar"/>
+        </w:rPr>
+        <w:t xml:space="preserve">qoq_revenue_growth</w:t>
+      </w:r>
+      <w:r>
+        <w:t xml:space="preserve"> </w:t>
+      </w:r>
+      <w:r>
+        <w:t xml:space="preserve">is smaller: Luxembourg City +9.2%, Miami Beach −17.6%, Southeast −6.4%. Make sure participants compare the right measure.</w:t>
+      </w:r>
+    </w:p>
+    <w:bookmarkEnd w:id="68"/>
+    <w:bookmarkStart w:id="69" w:name="stage-4-govern-it-5-min"/>
+    <w:p>
+      <w:pPr>
+        <w:pStyle w:val="Heading3"/>
+      </w:pPr>
+      <w:r>
+        <w:t xml:space="preserve">Stage 4: Govern it (5 min)</w:t>
+      </w:r>
+    </w:p>
+    <w:p>
+      <w:pPr>
+        <w:pStyle w:val="FirstParagraph"/>
+      </w:pPr>
+      <w:r>
+        <w:t xml:space="preserve">Catalog Explorer → your metric view → owner, comment,</w:t>
+      </w:r>
+      <w:r>
+        <w:t xml:space="preserve"> </w:t>
+      </w:r>
+      <w:r>
+        <w:rPr>
+          <w:b/>
+          <w:bCs/>
+        </w:rPr>
+        <w:t xml:space="preserve">Certified</w:t>
+      </w:r>
+      <w:r>
+        <w:t xml:space="preserve"> </w:t>
+      </w:r>
+      <w:r>
+        <w:t xml:space="preserve">tag (</w:t>
+      </w:r>
+      <w:r>
+        <w:rPr>
+          <w:rStyle w:val="VerbatimChar"/>
+        </w:rPr>
+        <w:t xml:space="preserve">system.certification_status</w:t>
+      </w:r>
+      <w:r>
+        <w:t xml:space="preserve">), grants. Point out lineage back to gold.</w:t>
+      </w:r>
+    </w:p>
+    <w:bookmarkEnd w:id="69"/>
+    <w:bookmarkStart w:id="70" w:name="Xec3956542ab91c17835bbe50682256a1772b040"/>
+    <w:p>
+      <w:pPr>
+        <w:pStyle w:val="Heading3"/>
+      </w:pPr>
+      <w:r>
+        <w:t xml:space="preserve">Stage 5: Genie answers from the definition (10 min)</w:t>
+      </w:r>
+    </w:p>
+    <w:p>
+      <w:pPr>
+        <w:pStyle w:val="FirstParagraph"/>
+      </w:pPr>
+      <w:r>
+        <w:t xml:space="preserve">In Genie One open</w:t>
+      </w:r>
+      <w:r>
+        <w:t xml:space="preserve"> </w:t>
+      </w:r>
+      <w:r>
+        <w:rPr>
+          <w:b/>
+          <w:bCs/>
+        </w:rPr>
+        <w:t xml:space="preserve">Revantage Portfolio Q&amp;A (Reference)</w:t>
+      </w:r>
+      <w:r>
+        <w:t xml:space="preserve"> </w:t>
+      </w:r>
+      <w:r>
+        <w:t xml:space="preserve">(it includes the</w:t>
+      </w:r>
+      <w:r>
+        <w:t xml:space="preserve"> </w:t>
+      </w:r>
+      <w:r>
+        <w:rPr>
+          <w:rStyle w:val="VerbatimChar"/>
+        </w:rPr>
+        <w:t xml:space="preserve">ref_mv_*</w:t>
+      </w:r>
+      <w:r>
+        <w:t xml:space="preserve"> </w:t>
+      </w:r>
+      <w:r>
+        <w:t xml:space="preserve">views):</w:t>
+      </w:r>
+      <w:r>
+        <w:t xml:space="preserve"> </w:t>
+      </w:r>
+      <w:r>
+        <w:t xml:space="preserve">&gt; Which properties missed their quarterly target in 2026-Q2?</w:t>
+      </w:r>
+    </w:p>
+    <w:p>
+      <w:pPr>
+        <w:pStyle w:val="BodyText"/>
+      </w:pPr>
+      <w:r>
+        <w:rPr>
+          <w:b/>
+          <w:bCs/>
+        </w:rPr>
+        <w:t xml:space="preserve">Expected:</w:t>
+      </w:r>
+      <w:r>
+        <w:t xml:space="preserve"> </w:t>
+      </w:r>
+      <w:r>
+        <w:t xml:space="preserve">the same 3 properties, answered from</w:t>
+      </w:r>
+      <w:r>
+        <w:t xml:space="preserve"> </w:t>
+      </w:r>
+      <w:r>
+        <w:rPr>
+          <w:rStyle w:val="VerbatimChar"/>
+        </w:rPr>
+        <w:t xml:space="preserve">ref_mv_target_attainment</w:t>
+      </w:r>
+      <w:r>
+        <w:t xml:space="preserve"> </w:t>
+      </w:r>
+      <w:r>
+        <w:t xml:space="preserve">(net_profit_vs_target). The answer names the metric view.</w:t>
+      </w:r>
+      <w:r>
+        <w:t xml:space="preserve"> </w:t>
+      </w:r>
+      <w:r>
+        <w:t xml:space="preserve">&gt; What is our net profit margin this quarter, and how would it differ under the Asset Management definition?</w:t>
+      </w:r>
+    </w:p>
+    <w:p>
+      <w:pPr>
+        <w:pStyle w:val="BodyText"/>
+      </w:pPr>
+      <w:r>
+        <w:rPr>
+          <w:b/>
+          <w:bCs/>
+        </w:rPr>
+        <w:t xml:space="preserve">Expected:</w:t>
+      </w:r>
+      <w:r>
+        <w:t xml:space="preserve"> </w:t>
+      </w:r>
+      <w:r>
+        <w:t xml:space="preserve">59.33% vs 53.95% (−5.38 pp), labelled as the approved vs the non-approved definition.</w:t>
+      </w:r>
+    </w:p>
+    <w:bookmarkEnd w:id="70"/>
+    <w:bookmarkEnd w:id="71"/>
+    <w:bookmarkStart w:id="80" w:name="X0570679ad4fdce4578da649605bc5951db8c4d1"/>
+    <w:p>
+      <w:pPr>
+        <w:pStyle w:val="Heading2"/>
+      </w:pPr>
+      <w:r>
         <w:t xml:space="preserve">Demo 8: AI/BI Dashboards —</w:t>
       </w:r>
       <w:r>
@@ -6306,7 +7872,7 @@
         <w:t xml:space="preserve">Dashboards → Create dashboard; Genie Code panel in the dashboard editor</w:t>
       </w:r>
     </w:p>
-    <w:bookmarkStart w:id="66" w:name="stage-1-create-and-add-data-5-min"/>
+    <w:bookmarkStart w:id="72" w:name="stage-1-create-and-add-data-5-min"/>
     <w:p>
       <w:pPr>
         <w:pStyle w:val="Heading3"/>
@@ -6501,8 +8067,8 @@
         <w:t xml:space="preserve">query from the reference dashboard (open it → Data tab).</w:t>
       </w:r>
     </w:p>
-    <w:bookmarkEnd w:id="66"/>
-    <w:bookmarkStart w:id="67" w:name="stage-2-page-1-executive-summary-10-min"/>
+    <w:bookmarkEnd w:id="72"/>
+    <w:bookmarkStart w:id="73" w:name="stage-2-page-1-executive-summary-10-min"/>
     <w:p>
       <w:pPr>
         <w:pStyle w:val="Heading3"/>
@@ -6572,8 +8138,8 @@
         <w:t xml:space="preserve">the counters match the reference dashboard’s Executive Summary.</w:t>
       </w:r>
     </w:p>
-    <w:bookmarkEnd w:id="67"/>
-    <w:bookmarkStart w:id="68" w:name="Xa7659ce2ada4a4baf79efde79a1dea5eb77bd6e"/>
+    <w:bookmarkEnd w:id="73"/>
+    <w:bookmarkStart w:id="74" w:name="Xa7659ce2ada4a4baf79efde79a1dea5eb77bd6e"/>
     <w:p>
       <w:pPr>
         <w:pStyle w:val="Heading3"/>
@@ -6699,8 +8265,8 @@
         <w:t xml:space="preserve">switch the widget type in the widget panel; Genie Code sometimes picks a table first.</w:t>
       </w:r>
     </w:p>
-    <w:bookmarkEnd w:id="68"/>
-    <w:bookmarkStart w:id="69" w:name="stage-4-page-3-exceptions-risks-8-min"/>
+    <w:bookmarkEnd w:id="74"/>
+    <w:bookmarkStart w:id="75" w:name="stage-4-page-3-exceptions-risks-8-min"/>
     <w:p>
       <w:pPr>
         <w:pStyle w:val="Heading3"/>
@@ -6769,8 +8335,8 @@
         <w:t xml:space="preserve">filtering met_target = false gives 3 rows: Peachtree Center −€71,293, Harbor Tower −€43,235 (Sharp decline, −44%), Zuidas Residences −€41,701.</w:t>
       </w:r>
     </w:p>
-    <w:bookmarkEnd w:id="69"/>
-    <w:bookmarkStart w:id="70" w:name="stage-5-global-filters-5-min"/>
+    <w:bookmarkEnd w:id="75"/>
+    <w:bookmarkStart w:id="76" w:name="stage-5-global-filters-5-min"/>
     <w:p>
       <w:pPr>
         <w:pStyle w:val="Heading3"/>
@@ -6830,8 +8396,8 @@
         <w:t xml:space="preserve">is a one-row portfolio dataset (a good talking point: which KPIs should be filterable?).</w:t>
       </w:r>
     </w:p>
-    <w:bookmarkEnd w:id="70"/>
-    <w:bookmarkStart w:id="71" w:name="stage-6-ask-genie-on-the-dashboard-8-min"/>
+    <w:bookmarkEnd w:id="76"/>
+    <w:bookmarkStart w:id="77" w:name="stage-6-ask-genie-on-the-dashboard-8-min"/>
     <w:p>
       <w:pPr>
         <w:pStyle w:val="Heading3"/>
@@ -6932,8 +8498,8 @@
         <w:t xml:space="preserve">→ repairs &amp; maintenance (the chiller invoice HV-2026-0417).</w:t>
       </w:r>
     </w:p>
-    <w:bookmarkEnd w:id="71"/>
-    <w:bookmarkStart w:id="72" w:name="stage-7-share-schedule-cache-5-min"/>
+    <w:bookmarkEnd w:id="77"/>
+    <w:bookmarkStart w:id="78" w:name="stage-7-share-schedule-cache-5-min"/>
     <w:p>
       <w:pPr>
         <w:pStyle w:val="Heading3"/>
@@ -7041,8 +8607,8 @@
         <w:t xml:space="preserve">Talk track: Tableau/Power BI import, custom visuals, and embedding are available; show only if enabled in the workspace (pre-flight).</w:t>
       </w:r>
     </w:p>
-    <w:bookmarkEnd w:id="72"/>
-    <w:bookmarkStart w:id="73" w:name="X19065f1117a3977c65077fae765fda7b10efd6c"/>
+    <w:bookmarkEnd w:id="78"/>
+    <w:bookmarkStart w:id="79" w:name="X19065f1117a3977c65077fae765fda7b10efd6c"/>
     <w:p>
       <w:pPr>
         <w:pStyle w:val="Heading3"/>
@@ -7081,9 +8647,9 @@
         <w:t xml:space="preserve">with a line chart from ref_d14_revenue_forecast showing actual, forecast, lower and upper interval and target over fiscal_quarter_date for one property, with a property filter defaulting to Harbor Tower.</w:t>
       </w:r>
     </w:p>
-    <w:bookmarkEnd w:id="73"/>
-    <w:bookmarkEnd w:id="74"/>
-    <w:bookmarkStart w:id="81" w:name="Xc5a867fba39c6ee20eeb47eeff19a10e0b0156f"/>
+    <w:bookmarkEnd w:id="79"/>
+    <w:bookmarkEnd w:id="80"/>
+    <w:bookmarkStart w:id="87" w:name="Xc5a867fba39c6ee20eeb47eeff19a10e0b0156f"/>
     <w:p>
       <w:pPr>
         <w:pStyle w:val="Heading2"/>
@@ -7204,7 +8770,7 @@
         <w:t xml:space="preserve">), the app’s source folder in the workspace with Genie Code</w:t>
       </w:r>
     </w:p>
-    <w:bookmarkStart w:id="75" w:name="stage-1-start-from-a-template-5-min"/>
+    <w:bookmarkStart w:id="81" w:name="stage-1-start-from-a-template-5-min"/>
     <w:p>
       <w:pPr>
         <w:pStyle w:val="Heading3"/>
@@ -7324,8 +8890,8 @@
         <w:t xml:space="preserve">to see the source folder.</w:t>
       </w:r>
     </w:p>
-    <w:bookmarkEnd w:id="75"/>
-    <w:bookmarkStart w:id="76" w:name="stage-2-query-the-leases-10-min"/>
+    <w:bookmarkEnd w:id="81"/>
+    <w:bookmarkStart w:id="82" w:name="stage-2-query-the-leases-10-min"/>
     <w:p>
       <w:pPr>
         <w:pStyle w:val="Heading3"/>
@@ -7424,8 +8990,8 @@
         <w:t xml:space="preserve">.</w:t>
       </w:r>
     </w:p>
-    <w:bookmarkEnd w:id="76"/>
-    <w:bookmarkStart w:id="77" w:name="stage-3-filters-and-risk-10-min"/>
+    <w:bookmarkEnd w:id="82"/>
+    <w:bookmarkStart w:id="83" w:name="stage-3-filters-and-risk-10-min"/>
     <w:p>
       <w:pPr>
         <w:pStyle w:val="Heading3"/>
@@ -7472,8 +9038,8 @@
         <w:t xml:space="preserve">180-day window → 14 rows; Southeast filter shows Peachtree Center and Harbor Tower leases.</w:t>
       </w:r>
     </w:p>
-    <w:bookmarkEnd w:id="77"/>
-    <w:bookmarkStart w:id="78" w:name="stage-4-summary-cards-and-export-8-min"/>
+    <w:bookmarkEnd w:id="83"/>
+    <w:bookmarkStart w:id="84" w:name="stage-4-summary-cards-and-export-8-min"/>
     <w:p>
       <w:pPr>
         <w:pStyle w:val="Heading3"/>
@@ -7521,8 +9087,8 @@
         <w:t xml:space="preserve">: it rounds the averaged rating scale differently; either is fine, discuss the method).</w:t>
       </w:r>
     </w:p>
-    <w:bookmarkEnd w:id="78"/>
-    <w:bookmarkStart w:id="79" w:name="stage-5-share-it-like-a-google-doc-5-min"/>
+    <w:bookmarkEnd w:id="84"/>
+    <w:bookmarkStart w:id="85" w:name="stage-5-share-it-like-a-google-doc-5-min"/>
     <w:p>
       <w:pPr>
         <w:pStyle w:val="Heading3"/>
@@ -7576,8 +9142,8 @@
         <w:t xml:space="preserve">Databricks identity; the app reads data as its service principal (or, with on-behalf-of-user auth enabled, as the viewer, so UC row filters and masks apply).</w:t>
       </w:r>
     </w:p>
-    <w:bookmarkEnd w:id="79"/>
-    <w:bookmarkStart w:id="80" w:name="stage-6-talk-track-7-min"/>
+    <w:bookmarkEnd w:id="85"/>
+    <w:bookmarkStart w:id="86" w:name="stage-6-talk-track-7-min"/>
     <w:p>
       <w:pPr>
         <w:pStyle w:val="Heading3"/>
@@ -7674,767 +9240,767 @@
         <w:t xml:space="preserve">apps bill compute (shown on the create page: Medium ≈ 0.5 DBU/hour), not users.</w:t>
       </w:r>
     </w:p>
-    <w:bookmarkEnd w:id="80"/>
-    <w:bookmarkEnd w:id="81"/>
-    <w:bookmarkStart w:id="87" w:name="X0a73704801e2d06ff1efba3de4da2c09861dec0"/>
-    <w:p>
-      <w:pPr>
-        <w:pStyle w:val="Heading2"/>
-      </w:pPr>
-      <w:r>
-        <w:t xml:space="preserve">Demo 10: Unity Catalog &amp; Governance —</w:t>
-      </w:r>
-      <w:r>
-        <w:t xml:space="preserve"> </w:t>
-      </w:r>
-      <w:r>
-        <w:t xml:space="preserve">“Who can see what, and why?”</w:t>
-      </w:r>
-    </w:p>
-    <w:p>
-      <w:pPr>
-        <w:pStyle w:val="FirstParagraph"/>
-      </w:pPr>
-      <w:r>
-        <w:rPr>
-          <w:b/>
-          <w:bCs/>
-        </w:rPr>
-        <w:t xml:space="preserve">Session:</w:t>
-      </w:r>
-      <w:r>
-        <w:t xml:space="preserve"> </w:t>
-      </w:r>
-      <w:r>
-        <w:t xml:space="preserve">Day 1, 4:15–4:45 (30 min) ·</w:t>
-      </w:r>
-      <w:r>
-        <w:t xml:space="preserve"> </w:t>
-      </w:r>
-      <w:r>
-        <w:rPr>
-          <w:b/>
-          <w:bCs/>
-        </w:rPr>
-        <w:t xml:space="preserve">You build:</w:t>
-      </w:r>
-      <w:r>
-        <w:t xml:space="preserve"> </w:t>
-      </w:r>
-      <w:r>
-        <w:t xml:space="preserve">business metadata, a certification, and PII masks on the gold layer ·</w:t>
-      </w:r>
-      <w:r>
-        <w:t xml:space="preserve"> </w:t>
-      </w:r>
-      <w:r>
-        <w:rPr>
-          <w:b/>
-          <w:bCs/>
-        </w:rPr>
-        <w:t xml:space="preserve">Reference:</w:t>
-      </w:r>
-      <w:r>
-        <w:t xml:space="preserve"> </w:t>
-      </w:r>
-      <w:r>
-        <w:rPr>
-          <w:rStyle w:val="VerbatimChar"/>
-        </w:rPr>
-        <w:t xml:space="preserve">code/reference/d10_governance.sql</w:t>
-      </w:r>
-      <w:r>
-        <w:t xml:space="preserve"> </w:t>
-      </w:r>
-      <w:r>
-        <w:t xml:space="preserve">(apply) and</w:t>
-      </w:r>
-      <w:r>
-        <w:t xml:space="preserve"> </w:t>
-      </w:r>
-      <w:r>
-        <w:rPr>
-          <w:rStyle w:val="VerbatimChar"/>
-        </w:rPr>
-        <w:t xml:space="preserve">d10_reset.sql</w:t>
-      </w:r>
-      <w:r>
-        <w:t xml:space="preserve"> </w:t>
-      </w:r>
-      <w:r>
-        <w:t xml:space="preserve">(back to the starting state)</w:t>
-      </w:r>
-      <w:r>
-        <w:t xml:space="preserve"> </w:t>
-      </w:r>
-      <w:r>
-        <w:rPr>
-          <w:b/>
-          <w:bCs/>
-        </w:rPr>
-        <w:t xml:space="preserve">Where:</w:t>
-      </w:r>
-      <w:r>
-        <w:t xml:space="preserve"> </w:t>
-      </w:r>
-      <w:r>
-        <w:t xml:space="preserve">Catalog Explorer, SQL editor with Genie Code</w:t>
-      </w:r>
-    </w:p>
-    <w:bookmarkStart w:id="82" w:name="stage-1-look-before-you-touch-5-min"/>
-    <w:p>
-      <w:pPr>
-        <w:pStyle w:val="Heading3"/>
-      </w:pPr>
-      <w:r>
-        <w:t xml:space="preserve">Stage 1: Look before you touch (5 min)</w:t>
-      </w:r>
-    </w:p>
-    <w:p>
-      <w:pPr>
-        <w:pStyle w:val="FirstParagraph"/>
-      </w:pPr>
-      <w:r>
-        <w:t xml:space="preserve">Catalog →</w:t>
-      </w:r>
-      <w:r>
-        <w:t xml:space="preserve"> </w:t>
-      </w:r>
-      <w:r>
-        <w:rPr>
-          <w:rStyle w:val="VerbatimChar"/>
-        </w:rPr>
-        <w:t xml:space="preserve">&lt;catalog&gt;</w:t>
-      </w:r>
-      <w:r>
-        <w:t xml:space="preserve"> </w:t>
-      </w:r>
-      <w:r>
-        <w:t xml:space="preserve">→</w:t>
-      </w:r>
-      <w:r>
-        <w:t xml:space="preserve"> </w:t>
-      </w:r>
-      <w:r>
-        <w:rPr>
-          <w:rStyle w:val="VerbatimChar"/>
-        </w:rPr>
-        <w:t xml:space="preserve">&lt;schema&gt;</w:t>
-      </w:r>
-      <w:r>
-        <w:t xml:space="preserve"> </w:t>
-      </w:r>
-      <w:r>
-        <w:t xml:space="preserve">→</w:t>
-      </w:r>
-      <w:r>
-        <w:t xml:space="preserve"> </w:t>
-      </w:r>
-      <w:r>
-        <w:rPr>
-          <w:rStyle w:val="VerbatimChar"/>
-        </w:rPr>
-        <w:t xml:space="preserve">gold_property_quarterly</w:t>
-      </w:r>
-      <w:r>
-        <w:t xml:space="preserve">:</w:t>
-      </w:r>
-      <w:r>
-        <w:t xml:space="preserve"> </w:t>
-      </w:r>
-      <w:r>
-        <w:rPr>
-          <w:b/>
-          <w:bCs/>
-        </w:rPr>
-        <w:t xml:space="preserve">Overview</w:t>
-      </w:r>
-      <w:r>
-        <w:t xml:space="preserve"> </w:t>
-      </w:r>
-      <w:r>
-        <w:t xml:space="preserve">(owner, no description),</w:t>
-      </w:r>
-      <w:r>
-        <w:t xml:space="preserve"> </w:t>
-      </w:r>
-      <w:r>
-        <w:rPr>
-          <w:b/>
-          <w:bCs/>
-        </w:rPr>
-        <w:t xml:space="preserve">Details</w:t>
-      </w:r>
-      <w:r>
-        <w:t xml:space="preserve">,</w:t>
-      </w:r>
-      <w:r>
-        <w:t xml:space="preserve"> </w:t>
-      </w:r>
-      <w:r>
-        <w:rPr>
-          <w:b/>
-          <w:bCs/>
-        </w:rPr>
-        <w:t xml:space="preserve">Permissions</w:t>
-      </w:r>
-      <w:r>
-        <w:t xml:space="preserve">,</w:t>
-      </w:r>
-      <w:r>
-        <w:t xml:space="preserve"> </w:t>
-      </w:r>
-      <w:r>
-        <w:rPr>
-          <w:b/>
-          <w:bCs/>
-        </w:rPr>
-        <w:t xml:space="preserve">Lineage</w:t>
-      </w:r>
-      <w:r>
-        <w:t xml:space="preserve"> </w:t>
-      </w:r>
-      <w:r>
-        <w:t xml:space="preserve">(upstream silver tables, downstream metric views, the Portfolio Review dashboard, the Genie Agents).</w:t>
-      </w:r>
-    </w:p>
-    <w:bookmarkEnd w:id="82"/>
-    <w:bookmarkStart w:id="83" w:name="X9fc0dadb0aadf793b1dee82f1084727c7efb8bb"/>
-    <w:p>
-      <w:pPr>
-        <w:pStyle w:val="Heading3"/>
-      </w:pPr>
-      <w:r>
-        <w:t xml:space="preserve">Stage 2: Describe it for business users (8 min)</w:t>
-      </w:r>
-    </w:p>
-    <w:p>
-      <w:pPr>
-        <w:pStyle w:val="FirstParagraph"/>
-      </w:pPr>
-      <w:r>
-        <w:t xml:space="preserve">In Catalog Explorer use</w:t>
-      </w:r>
-      <w:r>
-        <w:t xml:space="preserve"> </w:t>
-      </w:r>
-      <w:r>
-        <w:rPr>
-          <w:b/>
-          <w:bCs/>
-        </w:rPr>
-        <w:t xml:space="preserve">AI generate</w:t>
-      </w:r>
-      <w:r>
-        <w:t xml:space="preserve"> </w:t>
-      </w:r>
-      <w:r>
-        <w:t xml:space="preserve">on the description, or in the SQL editor:</w:t>
-      </w:r>
-      <w:r>
-        <w:t xml:space="preserve"> </w:t>
-      </w:r>
-      <w:r>
-        <w:rPr>
-          <w:b/>
-          <w:bCs/>
-        </w:rPr>
-        <w:t xml:space="preserve">Prompt</w:t>
-      </w:r>
-      <w:r>
-        <w:t xml:space="preserve"> </w:t>
-      </w:r>
-      <w:r>
-        <w:t xml:space="preserve">(Genie Code):</w:t>
-      </w:r>
-      <w:r>
-        <w:t xml:space="preserve"> </w:t>
-      </w:r>
-      <w:r>
-        <w:t xml:space="preserve">&gt; Write a description for</w:t>
-      </w:r>
-      <w:r>
-        <w:t xml:space="preserve"> </w:t>
-      </w:r>
-      <w:r>
-        <w:t xml:space="preserve">.</w:t>
-      </w:r>
-      <w:r>
-        <w:t xml:space="preserve">.gold_property_quarterly suitable for a non-technical business user, and column comments for net_profit, met_target and qoq_change_pct. Give me the SQL to apply them, run it, and confirm with DESCRIBE TABLE EXTENDED.</w:t>
-      </w:r>
-    </w:p>
-    <w:p>
-      <w:pPr>
-        <w:pStyle w:val="BodyText"/>
-      </w:pPr>
-      <w:r>
-        <w:rPr>
-          <w:b/>
-          <w:bCs/>
-        </w:rPr>
-        <w:t xml:space="preserve">Expected:</w:t>
-      </w:r>
-      <w:r>
-        <w:t xml:space="preserve"> </w:t>
-      </w:r>
-      <w:r>
-        <w:rPr>
-          <w:rStyle w:val="VerbatimChar"/>
-        </w:rPr>
-        <w:t xml:space="preserve">COMMENT ON TABLE … IS '…'</w:t>
-      </w:r>
-      <w:r>
-        <w:t xml:space="preserve"> </w:t>
-      </w:r>
-      <w:r>
-        <w:t xml:space="preserve">and</w:t>
-      </w:r>
-      <w:r>
-        <w:t xml:space="preserve"> </w:t>
-      </w:r>
-      <w:r>
-        <w:rPr>
-          <w:rStyle w:val="VerbatimChar"/>
-        </w:rPr>
-        <w:t xml:space="preserve">ALTER TABLE … ALTER COLUMN net_profit COMMENT '…'</w:t>
-      </w:r>
-      <w:r>
-        <w:t xml:space="preserve"> </w:t>
-      </w:r>
-      <w:r>
-        <w:t xml:space="preserve">(not TBLPROPERTIES). Net profit must say: revenue minus operating expenses minus management fees; capex and intercompany not deducted.</w:t>
-      </w:r>
-      <w:r>
-        <w:t xml:space="preserve"> </w:t>
-      </w:r>
-      <w:r>
-        <w:rPr>
-          <w:b/>
-          <w:bCs/>
-        </w:rPr>
-        <w:t xml:space="preserve">Checkpoint:</w:t>
-      </w:r>
-      <w:r>
-        <w:t xml:space="preserve"> </w:t>
-      </w:r>
-      <w:r>
-        <w:rPr>
-          <w:rStyle w:val="VerbatimChar"/>
-        </w:rPr>
-        <w:t xml:space="preserve">DESCRIBE TABLE EXTENDED &lt;catalog&gt;.&lt;schema&gt;.gold_property_quarterly</w:t>
-      </w:r>
-      <w:r>
-        <w:t xml:space="preserve"> </w:t>
-      </w:r>
-      <w:r>
-        <w:t xml:space="preserve">shows the comment; Genie answers improve because it reads these.</w:t>
-      </w:r>
-    </w:p>
-    <w:bookmarkEnd w:id="83"/>
-    <w:bookmarkStart w:id="84" w:name="stage-3-certify-it-3-min"/>
-    <w:p>
-      <w:pPr>
-        <w:pStyle w:val="Heading3"/>
-      </w:pPr>
-      <w:r>
-        <w:t xml:space="preserve">Stage 3: Certify it (3 min)</w:t>
-      </w:r>
-    </w:p>
-    <w:p>
-      <w:pPr>
-        <w:pStyle w:val="SourceCode"/>
-      </w:pPr>
-      <w:r>
-        <w:rPr>
-          <w:rStyle w:val="KeywordTok"/>
-        </w:rPr>
-        <w:t xml:space="preserve">ALTER</w:t>
-      </w:r>
-      <w:r>
-        <w:rPr>
-          <w:rStyle w:val="NormalTok"/>
-        </w:rPr>
-        <w:t xml:space="preserve"> </w:t>
-      </w:r>
-      <w:r>
-        <w:rPr>
-          <w:rStyle w:val="KeywordTok"/>
-        </w:rPr>
-        <w:t xml:space="preserve">TABLE</w:t>
-      </w:r>
-      <w:r>
-        <w:rPr>
-          <w:rStyle w:val="NormalTok"/>
-        </w:rPr>
-        <w:t xml:space="preserve"> </w:t>
-      </w:r>
-      <w:r>
-        <w:rPr>
-          <w:rStyle w:val="OperatorTok"/>
-        </w:rPr>
-        <w:t xml:space="preserve">&lt;</w:t>
-      </w:r>
-      <w:r>
-        <w:rPr>
-          <w:rStyle w:val="NormalTok"/>
-        </w:rPr>
-        <w:t xml:space="preserve">catalog</w:t>
-      </w:r>
-      <w:r>
-        <w:rPr>
-          <w:rStyle w:val="OperatorTok"/>
-        </w:rPr>
-        <w:t xml:space="preserve">&gt;</w:t>
-      </w:r>
-      <w:r>
-        <w:rPr>
-          <w:rStyle w:val="NormalTok"/>
-        </w:rPr>
-        <w:t xml:space="preserve">.</w:t>
-      </w:r>
-      <w:r>
-        <w:rPr>
-          <w:rStyle w:val="OperatorTok"/>
-        </w:rPr>
-        <w:t xml:space="preserve">&lt;</w:t>
-      </w:r>
-      <w:r>
-        <w:rPr>
-          <w:rStyle w:val="KeywordTok"/>
-        </w:rPr>
-        <w:t xml:space="preserve">schema</w:t>
-      </w:r>
-      <w:r>
-        <w:rPr>
-          <w:rStyle w:val="OperatorTok"/>
-        </w:rPr>
-        <w:t xml:space="preserve">&gt;</w:t>
-      </w:r>
-      <w:r>
-        <w:rPr>
-          <w:rStyle w:val="NormalTok"/>
-        </w:rPr>
-        <w:t xml:space="preserve">.gold_property_quarterly </w:t>
-      </w:r>
-      <w:r>
-        <w:rPr>
-          <w:rStyle w:val="KeywordTok"/>
-        </w:rPr>
-        <w:t xml:space="preserve">SET</w:t>
-      </w:r>
-      <w:r>
-        <w:rPr>
-          <w:rStyle w:val="NormalTok"/>
-        </w:rPr>
-        <w:t xml:space="preserve"> TAGS (</w:t>
-      </w:r>
-      <w:r>
-        <w:rPr>
-          <w:rStyle w:val="StringTok"/>
-        </w:rPr>
-        <w:t xml:space="preserve">'system.certification_status'</w:t>
-      </w:r>
-      <w:r>
-        <w:rPr>
-          <w:rStyle w:val="NormalTok"/>
-        </w:rPr>
-        <w:t xml:space="preserve"> </w:t>
-      </w:r>
-      <w:r>
-        <w:rPr>
-          <w:rStyle w:val="OperatorTok"/>
-        </w:rPr>
-        <w:t xml:space="preserve">=</w:t>
-      </w:r>
-      <w:r>
-        <w:rPr>
-          <w:rStyle w:val="NormalTok"/>
-        </w:rPr>
-        <w:t xml:space="preserve"> </w:t>
-      </w:r>
-      <w:r>
-        <w:rPr>
-          <w:rStyle w:val="StringTok"/>
-        </w:rPr>
-        <w:t xml:space="preserve">'certified'</w:t>
-      </w:r>
-      <w:r>
-        <w:rPr>
-          <w:rStyle w:val="NormalTok"/>
-        </w:rPr>
-        <w:t xml:space="preserve">);</w:t>
-      </w:r>
-    </w:p>
-    <w:p>
-      <w:pPr>
-        <w:pStyle w:val="FirstParagraph"/>
-      </w:pPr>
-      <w:r>
-        <w:rPr>
-          <w:b/>
-          <w:bCs/>
-        </w:rPr>
-        <w:t xml:space="preserve">Expected:</w:t>
-      </w:r>
-      <w:r>
-        <w:t xml:space="preserve"> </w:t>
-      </w:r>
-      <w:r>
-        <w:t xml:space="preserve">a</w:t>
-      </w:r>
-      <w:r>
-        <w:t xml:space="preserve"> </w:t>
-      </w:r>
-      <w:r>
-        <w:rPr>
-          <w:b/>
-          <w:bCs/>
-        </w:rPr>
-        <w:t xml:space="preserve">Certified</w:t>
-      </w:r>
-      <w:r>
-        <w:t xml:space="preserve"> </w:t>
-      </w:r>
-      <w:r>
-        <w:t xml:space="preserve">badge in Catalog Explorer and search. Free-form keys like</w:t>
-      </w:r>
-      <w:r>
-        <w:t xml:space="preserve"> </w:t>
-      </w:r>
-      <w:r>
-        <w:rPr>
-          <w:rStyle w:val="VerbatimChar"/>
-        </w:rPr>
-        <w:t xml:space="preserve">data_owner</w:t>
-      </w:r>
-      <w:r>
-        <w:t xml:space="preserve"> </w:t>
-      </w:r>
-      <w:r>
-        <w:t xml:space="preserve">may be blocked by a governed tag policy (</w:t>
-      </w:r>
-      <w:r>
-        <w:t xml:space="preserve">“not an allowed value”</w:t>
-      </w:r>
-      <w:r>
-        <w:t xml:space="preserve">); that’s governance working.</w:t>
-      </w:r>
-    </w:p>
-    <w:bookmarkEnd w:id="84"/>
-    <w:bookmarkStart w:id="85" w:name="stage-4-mask-pii-8-min"/>
-    <w:p>
-      <w:pPr>
-        <w:pStyle w:val="Heading3"/>
-      </w:pPr>
-      <w:r>
-        <w:t xml:space="preserve">Stage 4: Mask PII (8 min)</w:t>
-      </w:r>
-    </w:p>
-    <w:p>
-      <w:pPr>
-        <w:pStyle w:val="FirstParagraph"/>
-      </w:pPr>
-      <w:r>
-        <w:rPr>
-          <w:b/>
-          <w:bCs/>
-        </w:rPr>
-        <w:t xml:space="preserve">Prompt:</w:t>
-      </w:r>
-      <w:r>
-        <w:t xml:space="preserve"> </w:t>
-      </w:r>
-      <w:r>
-        <w:t xml:space="preserve">&gt; Create a column mask function that shows the full email only to members of revantage_finance_stewards and otherwise the first letter plus the domain, a similar one for phone numbers showing only the last 3 digits, and apply them to contact_email and contact_phone on</w:t>
-      </w:r>
-      <w:r>
-        <w:t xml:space="preserve"> </w:t>
-      </w:r>
-      <w:r>
-        <w:t xml:space="preserve">.</w:t>
-      </w:r>
-      <w:r>
-        <w:t xml:space="preserve">.customer_performance. Put the functions in</w:t>
-      </w:r>
-      <w:r>
-        <w:t xml:space="preserve"> </w:t>
-      </w:r>
-      <w:r>
-        <w:t xml:space="preserve">. Tag the columns with the governed tags class.email_address and class.phone_number. Run it and show me what I see now.</w:t>
-      </w:r>
-    </w:p>
-    <w:p>
-      <w:pPr>
-        <w:pStyle w:val="BodyText"/>
-      </w:pPr>
-      <w:r>
-        <w:rPr>
-          <w:b/>
-          <w:bCs/>
-        </w:rPr>
-        <w:t xml:space="preserve">Expected:</w:t>
-      </w:r>
-      <w:r>
-        <w:t xml:space="preserve"> </w:t>
-      </w:r>
-      <w:r>
-        <w:t xml:space="preserve">two SQL UDFs with</w:t>
-      </w:r>
-      <w:r>
-        <w:t xml:space="preserve"> </w:t>
-      </w:r>
-      <w:r>
-        <w:rPr>
-          <w:rStyle w:val="VerbatimChar"/>
-        </w:rPr>
-        <w:t xml:space="preserve">is_account_group_member(...)</w:t>
-      </w:r>
-      <w:r>
-        <w:t xml:space="preserve">,</w:t>
-      </w:r>
-      <w:r>
-        <w:t xml:space="preserve"> </w:t>
-      </w:r>
-      <w:r>
-        <w:rPr>
-          <w:rStyle w:val="VerbatimChar"/>
-        </w:rPr>
-        <w:t xml:space="preserve">ALTER TABLE … ALTER COLUMN contact_email SET MASK …</w:t>
-      </w:r>
-      <w:r>
-        <w:t xml:space="preserve">, tags</w:t>
-      </w:r>
-      <w:r>
-        <w:t xml:space="preserve"> </w:t>
-      </w:r>
-      <w:r>
-        <w:rPr>
-          <w:rStyle w:val="VerbatimChar"/>
-        </w:rPr>
-        <w:t xml:space="preserve">class.email_address</w:t>
-      </w:r>
-      <w:r>
-        <w:t xml:space="preserve"> </w:t>
-      </w:r>
-      <w:r>
-        <w:t xml:space="preserve">/</w:t>
-      </w:r>
-      <w:r>
-        <w:t xml:space="preserve"> </w:t>
-      </w:r>
-      <w:r>
-        <w:rPr>
-          <w:rStyle w:val="VerbatimChar"/>
-        </w:rPr>
-        <w:t xml:space="preserve">class.phone_number</w:t>
-      </w:r>
-      <w:r>
-        <w:t xml:space="preserve">.</w:t>
-      </w:r>
-      <w:r>
-        <w:t xml:space="preserve"> </w:t>
-      </w:r>
-      <w:r>
-        <w:rPr>
-          <w:b/>
-          <w:bCs/>
-        </w:rPr>
-        <w:t xml:space="preserve">Checkpoint:</w:t>
-      </w:r>
-      <w:r>
-        <w:t xml:space="preserve"> </w:t>
-      </w:r>
-      <w:r>
-        <w:rPr>
-          <w:rStyle w:val="VerbatimChar"/>
-        </w:rPr>
-        <w:t xml:space="preserve">SELECT contact_email, contact_phone FROM &lt;catalog&gt;.&lt;schema&gt;.customer_performance LIMIT 1</w:t>
-      </w:r>
-      <w:r>
-        <w:t xml:space="preserve"> </w:t>
-      </w:r>
-      <w:r>
-        <w:t xml:space="preserve">→</w:t>
-      </w:r>
-      <w:r>
-        <w:t xml:space="preserve"> </w:t>
-      </w:r>
-      <w:r>
-        <w:rPr>
-          <w:rStyle w:val="VerbatimChar"/>
-        </w:rPr>
-        <w:t xml:space="preserve">l***@nimbus.example.com | *** *** 597</w:t>
-      </w:r>
-      <w:r>
-        <w:t xml:space="preserve"> </w:t>
-      </w:r>
-      <w:r>
-        <w:t xml:space="preserve">for you (you’re not in the stewards group).</w:t>
-      </w:r>
-    </w:p>
-    <w:bookmarkEnd w:id="85"/>
-    <w:bookmarkStart w:id="86" w:name="stage-5-permissions-and-sharing-4-min"/>
-    <w:p>
-      <w:pPr>
-        <w:pStyle w:val="Heading3"/>
-      </w:pPr>
-      <w:r>
-        <w:t xml:space="preserve">Stage 5: Permissions and sharing (4 min)</w:t>
-      </w:r>
-    </w:p>
-    <w:p>
-      <w:pPr>
-        <w:pStyle w:val="FirstParagraph"/>
-      </w:pPr>
-      <w:r>
-        <w:rPr>
-          <w:b/>
-          <w:bCs/>
-        </w:rPr>
-        <w:t xml:space="preserve">Permissions</w:t>
-      </w:r>
-      <w:r>
-        <w:t xml:space="preserve"> </w:t>
-      </w:r>
-      <w:r>
-        <w:t xml:space="preserve">tab: SELECT for</w:t>
-      </w:r>
-      <w:r>
-        <w:t xml:space="preserve"> </w:t>
-      </w:r>
-      <w:r>
-        <w:rPr>
-          <w:rStyle w:val="VerbatimChar"/>
-        </w:rPr>
-        <w:t xml:space="preserve">revantage_consumers</w:t>
-      </w:r>
-      <w:r>
-        <w:t xml:space="preserve"> </w:t>
-      </w:r>
-      <w:r>
-        <w:t xml:space="preserve">inherited from the schema;</w:t>
-      </w:r>
-      <w:r>
-        <w:t xml:space="preserve"> </w:t>
-      </w:r>
-      <w:r>
-        <w:rPr>
-          <w:rStyle w:val="VerbatimChar"/>
-        </w:rPr>
-        <w:t xml:space="preserve">SHOW GRANTS ON TABLE …</w:t>
-      </w:r>
-      <w:r>
-        <w:t xml:space="preserve">. The same group has CAN_RUN on the Genie Agents and CAN_READ on the dashboard, so permissions follow the data. Mention the AI Gateway (Demo 13): model access is governed in the same place.</w:t>
-      </w:r>
-    </w:p>
     <w:bookmarkEnd w:id="86"/>
     <w:bookmarkEnd w:id="87"/>
-    <w:bookmarkStart w:id="95" w:name="X22efe89ab15e16b730df107c071318abdf3330e"/>
+    <w:bookmarkStart w:id="93" w:name="X0a73704801e2d06ff1efba3de4da2c09861dec0"/>
     <w:p>
       <w:pPr>
         <w:pStyle w:val="Heading2"/>
       </w:pPr>
       <w:r>
+        <w:t xml:space="preserve">Demo 10: Unity Catalog &amp; Governance —</w:t>
+      </w:r>
+      <w:r>
+        <w:t xml:space="preserve"> </w:t>
+      </w:r>
+      <w:r>
+        <w:t xml:space="preserve">“Who can see what, and why?”</w:t>
+      </w:r>
+    </w:p>
+    <w:p>
+      <w:pPr>
+        <w:pStyle w:val="FirstParagraph"/>
+      </w:pPr>
+      <w:r>
+        <w:rPr>
+          <w:b/>
+          <w:bCs/>
+        </w:rPr>
+        <w:t xml:space="preserve">Session:</w:t>
+      </w:r>
+      <w:r>
+        <w:t xml:space="preserve"> </w:t>
+      </w:r>
+      <w:r>
+        <w:t xml:space="preserve">Day 1, 4:15–4:45 (30 min) ·</w:t>
+      </w:r>
+      <w:r>
+        <w:t xml:space="preserve"> </w:t>
+      </w:r>
+      <w:r>
+        <w:rPr>
+          <w:b/>
+          <w:bCs/>
+        </w:rPr>
+        <w:t xml:space="preserve">You build:</w:t>
+      </w:r>
+      <w:r>
+        <w:t xml:space="preserve"> </w:t>
+      </w:r>
+      <w:r>
+        <w:t xml:space="preserve">business metadata, a certification, and PII masks on the gold layer ·</w:t>
+      </w:r>
+      <w:r>
+        <w:t xml:space="preserve"> </w:t>
+      </w:r>
+      <w:r>
+        <w:rPr>
+          <w:b/>
+          <w:bCs/>
+        </w:rPr>
+        <w:t xml:space="preserve">Reference:</w:t>
+      </w:r>
+      <w:r>
+        <w:t xml:space="preserve"> </w:t>
+      </w:r>
+      <w:r>
+        <w:rPr>
+          <w:rStyle w:val="VerbatimChar"/>
+        </w:rPr>
+        <w:t xml:space="preserve">code/reference/d10_governance.sql</w:t>
+      </w:r>
+      <w:r>
+        <w:t xml:space="preserve"> </w:t>
+      </w:r>
+      <w:r>
+        <w:t xml:space="preserve">(apply) and</w:t>
+      </w:r>
+      <w:r>
+        <w:t xml:space="preserve"> </w:t>
+      </w:r>
+      <w:r>
+        <w:rPr>
+          <w:rStyle w:val="VerbatimChar"/>
+        </w:rPr>
+        <w:t xml:space="preserve">d10_reset.sql</w:t>
+      </w:r>
+      <w:r>
+        <w:t xml:space="preserve"> </w:t>
+      </w:r>
+      <w:r>
+        <w:t xml:space="preserve">(back to the starting state)</w:t>
+      </w:r>
+      <w:r>
+        <w:t xml:space="preserve"> </w:t>
+      </w:r>
+      <w:r>
+        <w:rPr>
+          <w:b/>
+          <w:bCs/>
+        </w:rPr>
+        <w:t xml:space="preserve">Where:</w:t>
+      </w:r>
+      <w:r>
+        <w:t xml:space="preserve"> </w:t>
+      </w:r>
+      <w:r>
+        <w:t xml:space="preserve">Catalog Explorer, SQL editor with Genie Code</w:t>
+      </w:r>
+    </w:p>
+    <w:bookmarkStart w:id="88" w:name="stage-1-look-before-you-touch-5-min"/>
+    <w:p>
+      <w:pPr>
+        <w:pStyle w:val="Heading3"/>
+      </w:pPr>
+      <w:r>
+        <w:t xml:space="preserve">Stage 1: Look before you touch (5 min)</w:t>
+      </w:r>
+    </w:p>
+    <w:p>
+      <w:pPr>
+        <w:pStyle w:val="FirstParagraph"/>
+      </w:pPr>
+      <w:r>
+        <w:t xml:space="preserve">Catalog →</w:t>
+      </w:r>
+      <w:r>
+        <w:t xml:space="preserve"> </w:t>
+      </w:r>
+      <w:r>
+        <w:rPr>
+          <w:rStyle w:val="VerbatimChar"/>
+        </w:rPr>
+        <w:t xml:space="preserve">&lt;catalog&gt;</w:t>
+      </w:r>
+      <w:r>
+        <w:t xml:space="preserve"> </w:t>
+      </w:r>
+      <w:r>
+        <w:t xml:space="preserve">→</w:t>
+      </w:r>
+      <w:r>
+        <w:t xml:space="preserve"> </w:t>
+      </w:r>
+      <w:r>
+        <w:rPr>
+          <w:rStyle w:val="VerbatimChar"/>
+        </w:rPr>
+        <w:t xml:space="preserve">&lt;schema&gt;</w:t>
+      </w:r>
+      <w:r>
+        <w:t xml:space="preserve"> </w:t>
+      </w:r>
+      <w:r>
+        <w:t xml:space="preserve">→</w:t>
+      </w:r>
+      <w:r>
+        <w:t xml:space="preserve"> </w:t>
+      </w:r>
+      <w:r>
+        <w:rPr>
+          <w:rStyle w:val="VerbatimChar"/>
+        </w:rPr>
+        <w:t xml:space="preserve">gold_property_quarterly</w:t>
+      </w:r>
+      <w:r>
+        <w:t xml:space="preserve">:</w:t>
+      </w:r>
+      <w:r>
+        <w:t xml:space="preserve"> </w:t>
+      </w:r>
+      <w:r>
+        <w:rPr>
+          <w:b/>
+          <w:bCs/>
+        </w:rPr>
+        <w:t xml:space="preserve">Overview</w:t>
+      </w:r>
+      <w:r>
+        <w:t xml:space="preserve"> </w:t>
+      </w:r>
+      <w:r>
+        <w:t xml:space="preserve">(owner, no description),</w:t>
+      </w:r>
+      <w:r>
+        <w:t xml:space="preserve"> </w:t>
+      </w:r>
+      <w:r>
+        <w:rPr>
+          <w:b/>
+          <w:bCs/>
+        </w:rPr>
+        <w:t xml:space="preserve">Details</w:t>
+      </w:r>
+      <w:r>
+        <w:t xml:space="preserve">,</w:t>
+      </w:r>
+      <w:r>
+        <w:t xml:space="preserve"> </w:t>
+      </w:r>
+      <w:r>
+        <w:rPr>
+          <w:b/>
+          <w:bCs/>
+        </w:rPr>
+        <w:t xml:space="preserve">Permissions</w:t>
+      </w:r>
+      <w:r>
+        <w:t xml:space="preserve">,</w:t>
+      </w:r>
+      <w:r>
+        <w:t xml:space="preserve"> </w:t>
+      </w:r>
+      <w:r>
+        <w:rPr>
+          <w:b/>
+          <w:bCs/>
+        </w:rPr>
+        <w:t xml:space="preserve">Lineage</w:t>
+      </w:r>
+      <w:r>
+        <w:t xml:space="preserve"> </w:t>
+      </w:r>
+      <w:r>
+        <w:t xml:space="preserve">(upstream silver tables, downstream metric views, the Portfolio Review dashboard, the Genie Agents).</w:t>
+      </w:r>
+    </w:p>
+    <w:bookmarkEnd w:id="88"/>
+    <w:bookmarkStart w:id="89" w:name="X9fc0dadb0aadf793b1dee82f1084727c7efb8bb"/>
+    <w:p>
+      <w:pPr>
+        <w:pStyle w:val="Heading3"/>
+      </w:pPr>
+      <w:r>
+        <w:t xml:space="preserve">Stage 2: Describe it for business users (8 min)</w:t>
+      </w:r>
+    </w:p>
+    <w:p>
+      <w:pPr>
+        <w:pStyle w:val="FirstParagraph"/>
+      </w:pPr>
+      <w:r>
+        <w:t xml:space="preserve">In Catalog Explorer use</w:t>
+      </w:r>
+      <w:r>
+        <w:t xml:space="preserve"> </w:t>
+      </w:r>
+      <w:r>
+        <w:rPr>
+          <w:b/>
+          <w:bCs/>
+        </w:rPr>
+        <w:t xml:space="preserve">AI generate</w:t>
+      </w:r>
+      <w:r>
+        <w:t xml:space="preserve"> </w:t>
+      </w:r>
+      <w:r>
+        <w:t xml:space="preserve">on the description, or in the SQL editor:</w:t>
+      </w:r>
+      <w:r>
+        <w:t xml:space="preserve"> </w:t>
+      </w:r>
+      <w:r>
+        <w:rPr>
+          <w:b/>
+          <w:bCs/>
+        </w:rPr>
+        <w:t xml:space="preserve">Prompt</w:t>
+      </w:r>
+      <w:r>
+        <w:t xml:space="preserve"> </w:t>
+      </w:r>
+      <w:r>
+        <w:t xml:space="preserve">(Genie Code):</w:t>
+      </w:r>
+      <w:r>
+        <w:t xml:space="preserve"> </w:t>
+      </w:r>
+      <w:r>
+        <w:t xml:space="preserve">&gt; Write a description for</w:t>
+      </w:r>
+      <w:r>
+        <w:t xml:space="preserve"> </w:t>
+      </w:r>
+      <w:r>
+        <w:t xml:space="preserve">.</w:t>
+      </w:r>
+      <w:r>
+        <w:t xml:space="preserve">.gold_property_quarterly suitable for a non-technical business user, and column comments for net_profit, met_target and qoq_change_pct. Give me the SQL to apply them, run it, and confirm with DESCRIBE TABLE EXTENDED.</w:t>
+      </w:r>
+    </w:p>
+    <w:p>
+      <w:pPr>
+        <w:pStyle w:val="BodyText"/>
+      </w:pPr>
+      <w:r>
+        <w:rPr>
+          <w:b/>
+          <w:bCs/>
+        </w:rPr>
+        <w:t xml:space="preserve">Expected:</w:t>
+      </w:r>
+      <w:r>
+        <w:t xml:space="preserve"> </w:t>
+      </w:r>
+      <w:r>
+        <w:rPr>
+          <w:rStyle w:val="VerbatimChar"/>
+        </w:rPr>
+        <w:t xml:space="preserve">COMMENT ON TABLE … IS '…'</w:t>
+      </w:r>
+      <w:r>
+        <w:t xml:space="preserve"> </w:t>
+      </w:r>
+      <w:r>
+        <w:t xml:space="preserve">and</w:t>
+      </w:r>
+      <w:r>
+        <w:t xml:space="preserve"> </w:t>
+      </w:r>
+      <w:r>
+        <w:rPr>
+          <w:rStyle w:val="VerbatimChar"/>
+        </w:rPr>
+        <w:t xml:space="preserve">ALTER TABLE … ALTER COLUMN net_profit COMMENT '…'</w:t>
+      </w:r>
+      <w:r>
+        <w:t xml:space="preserve"> </w:t>
+      </w:r>
+      <w:r>
+        <w:t xml:space="preserve">(not TBLPROPERTIES). Net profit must say: revenue minus operating expenses minus management fees; capex and intercompany not deducted.</w:t>
+      </w:r>
+      <w:r>
+        <w:t xml:space="preserve"> </w:t>
+      </w:r>
+      <w:r>
+        <w:rPr>
+          <w:b/>
+          <w:bCs/>
+        </w:rPr>
+        <w:t xml:space="preserve">Checkpoint:</w:t>
+      </w:r>
+      <w:r>
+        <w:t xml:space="preserve"> </w:t>
+      </w:r>
+      <w:r>
+        <w:rPr>
+          <w:rStyle w:val="VerbatimChar"/>
+        </w:rPr>
+        <w:t xml:space="preserve">DESCRIBE TABLE EXTENDED &lt;catalog&gt;.&lt;schema&gt;.gold_property_quarterly</w:t>
+      </w:r>
+      <w:r>
+        <w:t xml:space="preserve"> </w:t>
+      </w:r>
+      <w:r>
+        <w:t xml:space="preserve">shows the comment; Genie answers improve because it reads these.</w:t>
+      </w:r>
+    </w:p>
+    <w:bookmarkEnd w:id="89"/>
+    <w:bookmarkStart w:id="90" w:name="stage-3-certify-it-3-min"/>
+    <w:p>
+      <w:pPr>
+        <w:pStyle w:val="Heading3"/>
+      </w:pPr>
+      <w:r>
+        <w:t xml:space="preserve">Stage 3: Certify it (3 min)</w:t>
+      </w:r>
+    </w:p>
+    <w:p>
+      <w:pPr>
+        <w:pStyle w:val="SourceCode"/>
+      </w:pPr>
+      <w:r>
+        <w:rPr>
+          <w:rStyle w:val="KeywordTok"/>
+        </w:rPr>
+        <w:t xml:space="preserve">ALTER</w:t>
+      </w:r>
+      <w:r>
+        <w:rPr>
+          <w:rStyle w:val="NormalTok"/>
+        </w:rPr>
+        <w:t xml:space="preserve"> </w:t>
+      </w:r>
+      <w:r>
+        <w:rPr>
+          <w:rStyle w:val="KeywordTok"/>
+        </w:rPr>
+        <w:t xml:space="preserve">TABLE</w:t>
+      </w:r>
+      <w:r>
+        <w:rPr>
+          <w:rStyle w:val="NormalTok"/>
+        </w:rPr>
+        <w:t xml:space="preserve"> </w:t>
+      </w:r>
+      <w:r>
+        <w:rPr>
+          <w:rStyle w:val="OperatorTok"/>
+        </w:rPr>
+        <w:t xml:space="preserve">&lt;</w:t>
+      </w:r>
+      <w:r>
+        <w:rPr>
+          <w:rStyle w:val="NormalTok"/>
+        </w:rPr>
+        <w:t xml:space="preserve">catalog</w:t>
+      </w:r>
+      <w:r>
+        <w:rPr>
+          <w:rStyle w:val="OperatorTok"/>
+        </w:rPr>
+        <w:t xml:space="preserve">&gt;</w:t>
+      </w:r>
+      <w:r>
+        <w:rPr>
+          <w:rStyle w:val="NormalTok"/>
+        </w:rPr>
+        <w:t xml:space="preserve">.</w:t>
+      </w:r>
+      <w:r>
+        <w:rPr>
+          <w:rStyle w:val="OperatorTok"/>
+        </w:rPr>
+        <w:t xml:space="preserve">&lt;</w:t>
+      </w:r>
+      <w:r>
+        <w:rPr>
+          <w:rStyle w:val="KeywordTok"/>
+        </w:rPr>
+        <w:t xml:space="preserve">schema</w:t>
+      </w:r>
+      <w:r>
+        <w:rPr>
+          <w:rStyle w:val="OperatorTok"/>
+        </w:rPr>
+        <w:t xml:space="preserve">&gt;</w:t>
+      </w:r>
+      <w:r>
+        <w:rPr>
+          <w:rStyle w:val="NormalTok"/>
+        </w:rPr>
+        <w:t xml:space="preserve">.gold_property_quarterly </w:t>
+      </w:r>
+      <w:r>
+        <w:rPr>
+          <w:rStyle w:val="KeywordTok"/>
+        </w:rPr>
+        <w:t xml:space="preserve">SET</w:t>
+      </w:r>
+      <w:r>
+        <w:rPr>
+          <w:rStyle w:val="NormalTok"/>
+        </w:rPr>
+        <w:t xml:space="preserve"> TAGS (</w:t>
+      </w:r>
+      <w:r>
+        <w:rPr>
+          <w:rStyle w:val="StringTok"/>
+        </w:rPr>
+        <w:t xml:space="preserve">'system.certification_status'</w:t>
+      </w:r>
+      <w:r>
+        <w:rPr>
+          <w:rStyle w:val="NormalTok"/>
+        </w:rPr>
+        <w:t xml:space="preserve"> </w:t>
+      </w:r>
+      <w:r>
+        <w:rPr>
+          <w:rStyle w:val="OperatorTok"/>
+        </w:rPr>
+        <w:t xml:space="preserve">=</w:t>
+      </w:r>
+      <w:r>
+        <w:rPr>
+          <w:rStyle w:val="NormalTok"/>
+        </w:rPr>
+        <w:t xml:space="preserve"> </w:t>
+      </w:r>
+      <w:r>
+        <w:rPr>
+          <w:rStyle w:val="StringTok"/>
+        </w:rPr>
+        <w:t xml:space="preserve">'certified'</w:t>
+      </w:r>
+      <w:r>
+        <w:rPr>
+          <w:rStyle w:val="NormalTok"/>
+        </w:rPr>
+        <w:t xml:space="preserve">);</w:t>
+      </w:r>
+    </w:p>
+    <w:p>
+      <w:pPr>
+        <w:pStyle w:val="FirstParagraph"/>
+      </w:pPr>
+      <w:r>
+        <w:rPr>
+          <w:b/>
+          <w:bCs/>
+        </w:rPr>
+        <w:t xml:space="preserve">Expected:</w:t>
+      </w:r>
+      <w:r>
+        <w:t xml:space="preserve"> </w:t>
+      </w:r>
+      <w:r>
+        <w:t xml:space="preserve">a</w:t>
+      </w:r>
+      <w:r>
+        <w:t xml:space="preserve"> </w:t>
+      </w:r>
+      <w:r>
+        <w:rPr>
+          <w:b/>
+          <w:bCs/>
+        </w:rPr>
+        <w:t xml:space="preserve">Certified</w:t>
+      </w:r>
+      <w:r>
+        <w:t xml:space="preserve"> </w:t>
+      </w:r>
+      <w:r>
+        <w:t xml:space="preserve">badge in Catalog Explorer and search. Free-form keys like</w:t>
+      </w:r>
+      <w:r>
+        <w:t xml:space="preserve"> </w:t>
+      </w:r>
+      <w:r>
+        <w:rPr>
+          <w:rStyle w:val="VerbatimChar"/>
+        </w:rPr>
+        <w:t xml:space="preserve">data_owner</w:t>
+      </w:r>
+      <w:r>
+        <w:t xml:space="preserve"> </w:t>
+      </w:r>
+      <w:r>
+        <w:t xml:space="preserve">may be blocked by a governed tag policy (</w:t>
+      </w:r>
+      <w:r>
+        <w:t xml:space="preserve">“not an allowed value”</w:t>
+      </w:r>
+      <w:r>
+        <w:t xml:space="preserve">); that’s governance working.</w:t>
+      </w:r>
+    </w:p>
+    <w:bookmarkEnd w:id="90"/>
+    <w:bookmarkStart w:id="91" w:name="stage-4-mask-pii-8-min"/>
+    <w:p>
+      <w:pPr>
+        <w:pStyle w:val="Heading3"/>
+      </w:pPr>
+      <w:r>
+        <w:t xml:space="preserve">Stage 4: Mask PII (8 min)</w:t>
+      </w:r>
+    </w:p>
+    <w:p>
+      <w:pPr>
+        <w:pStyle w:val="FirstParagraph"/>
+      </w:pPr>
+      <w:r>
+        <w:rPr>
+          <w:b/>
+          <w:bCs/>
+        </w:rPr>
+        <w:t xml:space="preserve">Prompt:</w:t>
+      </w:r>
+      <w:r>
+        <w:t xml:space="preserve"> </w:t>
+      </w:r>
+      <w:r>
+        <w:t xml:space="preserve">&gt; Create a column mask function that shows the full email only to members of revantage_finance_stewards and otherwise the first letter plus the domain, a similar one for phone numbers showing only the last 3 digits, and apply them to contact_email and contact_phone on</w:t>
+      </w:r>
+      <w:r>
+        <w:t xml:space="preserve"> </w:t>
+      </w:r>
+      <w:r>
+        <w:t xml:space="preserve">.</w:t>
+      </w:r>
+      <w:r>
+        <w:t xml:space="preserve">.customer_performance. Put the functions in</w:t>
+      </w:r>
+      <w:r>
+        <w:t xml:space="preserve"> </w:t>
+      </w:r>
+      <w:r>
+        <w:t xml:space="preserve">. Tag the columns with the governed tags class.email_address and class.phone_number. Run it and show me what I see now.</w:t>
+      </w:r>
+    </w:p>
+    <w:p>
+      <w:pPr>
+        <w:pStyle w:val="BodyText"/>
+      </w:pPr>
+      <w:r>
+        <w:rPr>
+          <w:b/>
+          <w:bCs/>
+        </w:rPr>
+        <w:t xml:space="preserve">Expected:</w:t>
+      </w:r>
+      <w:r>
+        <w:t xml:space="preserve"> </w:t>
+      </w:r>
+      <w:r>
+        <w:t xml:space="preserve">two SQL UDFs with</w:t>
+      </w:r>
+      <w:r>
+        <w:t xml:space="preserve"> </w:t>
+      </w:r>
+      <w:r>
+        <w:rPr>
+          <w:rStyle w:val="VerbatimChar"/>
+        </w:rPr>
+        <w:t xml:space="preserve">is_account_group_member(...)</w:t>
+      </w:r>
+      <w:r>
+        <w:t xml:space="preserve">,</w:t>
+      </w:r>
+      <w:r>
+        <w:t xml:space="preserve"> </w:t>
+      </w:r>
+      <w:r>
+        <w:rPr>
+          <w:rStyle w:val="VerbatimChar"/>
+        </w:rPr>
+        <w:t xml:space="preserve">ALTER TABLE … ALTER COLUMN contact_email SET MASK …</w:t>
+      </w:r>
+      <w:r>
+        <w:t xml:space="preserve">, tags</w:t>
+      </w:r>
+      <w:r>
+        <w:t xml:space="preserve"> </w:t>
+      </w:r>
+      <w:r>
+        <w:rPr>
+          <w:rStyle w:val="VerbatimChar"/>
+        </w:rPr>
+        <w:t xml:space="preserve">class.email_address</w:t>
+      </w:r>
+      <w:r>
+        <w:t xml:space="preserve"> </w:t>
+      </w:r>
+      <w:r>
+        <w:t xml:space="preserve">/</w:t>
+      </w:r>
+      <w:r>
+        <w:t xml:space="preserve"> </w:t>
+      </w:r>
+      <w:r>
+        <w:rPr>
+          <w:rStyle w:val="VerbatimChar"/>
+        </w:rPr>
+        <w:t xml:space="preserve">class.phone_number</w:t>
+      </w:r>
+      <w:r>
+        <w:t xml:space="preserve">.</w:t>
+      </w:r>
+      <w:r>
+        <w:t xml:space="preserve"> </w:t>
+      </w:r>
+      <w:r>
+        <w:rPr>
+          <w:b/>
+          <w:bCs/>
+        </w:rPr>
+        <w:t xml:space="preserve">Checkpoint:</w:t>
+      </w:r>
+      <w:r>
+        <w:t xml:space="preserve"> </w:t>
+      </w:r>
+      <w:r>
+        <w:rPr>
+          <w:rStyle w:val="VerbatimChar"/>
+        </w:rPr>
+        <w:t xml:space="preserve">SELECT contact_email, contact_phone FROM &lt;catalog&gt;.&lt;schema&gt;.customer_performance LIMIT 1</w:t>
+      </w:r>
+      <w:r>
+        <w:t xml:space="preserve"> </w:t>
+      </w:r>
+      <w:r>
+        <w:t xml:space="preserve">→</w:t>
+      </w:r>
+      <w:r>
+        <w:t xml:space="preserve"> </w:t>
+      </w:r>
+      <w:r>
+        <w:rPr>
+          <w:rStyle w:val="VerbatimChar"/>
+        </w:rPr>
+        <w:t xml:space="preserve">l***@nimbus.example.com | *** *** 597</w:t>
+      </w:r>
+      <w:r>
+        <w:t xml:space="preserve"> </w:t>
+      </w:r>
+      <w:r>
+        <w:t xml:space="preserve">for you (you’re not in the stewards group).</w:t>
+      </w:r>
+    </w:p>
+    <w:bookmarkEnd w:id="91"/>
+    <w:bookmarkStart w:id="92" w:name="stage-5-permissions-and-sharing-4-min"/>
+    <w:p>
+      <w:pPr>
+        <w:pStyle w:val="Heading3"/>
+      </w:pPr>
+      <w:r>
+        <w:t xml:space="preserve">Stage 5: Permissions and sharing (4 min)</w:t>
+      </w:r>
+    </w:p>
+    <w:p>
+      <w:pPr>
+        <w:pStyle w:val="FirstParagraph"/>
+      </w:pPr>
+      <w:r>
+        <w:rPr>
+          <w:b/>
+          <w:bCs/>
+        </w:rPr>
+        <w:t xml:space="preserve">Permissions</w:t>
+      </w:r>
+      <w:r>
+        <w:t xml:space="preserve"> </w:t>
+      </w:r>
+      <w:r>
+        <w:t xml:space="preserve">tab: SELECT for</w:t>
+      </w:r>
+      <w:r>
+        <w:t xml:space="preserve"> </w:t>
+      </w:r>
+      <w:r>
+        <w:rPr>
+          <w:rStyle w:val="VerbatimChar"/>
+        </w:rPr>
+        <w:t xml:space="preserve">revantage_consumers</w:t>
+      </w:r>
+      <w:r>
+        <w:t xml:space="preserve"> </w:t>
+      </w:r>
+      <w:r>
+        <w:t xml:space="preserve">inherited from the schema;</w:t>
+      </w:r>
+      <w:r>
+        <w:t xml:space="preserve"> </w:t>
+      </w:r>
+      <w:r>
+        <w:rPr>
+          <w:rStyle w:val="VerbatimChar"/>
+        </w:rPr>
+        <w:t xml:space="preserve">SHOW GRANTS ON TABLE …</w:t>
+      </w:r>
+      <w:r>
+        <w:t xml:space="preserve">. The same group has CAN_RUN on the Genie Agents and CAN_READ on the dashboard, so permissions follow the data. Mention the AI Gateway (Demo 13): model access is governed in the same place.</w:t>
+      </w:r>
+    </w:p>
+    <w:bookmarkEnd w:id="92"/>
+    <w:bookmarkEnd w:id="93"/>
+    <w:bookmarkStart w:id="101" w:name="X22efe89ab15e16b730df107c071318abdf3330e"/>
+    <w:p>
+      <w:pPr>
+        <w:pStyle w:val="Heading2"/>
+      </w:pPr>
+      <w:r>
         <w:t xml:space="preserve">Demo 11: Lakeflow —</w:t>
       </w:r>
       <w:r>
@@ -8555,7 +10121,7 @@
         <w:t xml:space="preserve">Jobs &amp; Pipelines → Create → ETL pipeline (Lakeflow Pipelines Editor), Genie Code in Agent mode</w:t>
       </w:r>
     </w:p>
-    <w:bookmarkStart w:id="88" w:name="stage-0-show-dont-build-5-min"/>
+    <w:bookmarkStart w:id="94" w:name="stage-0-show-dont-build-5-min"/>
     <w:p>
       <w:pPr>
         <w:pStyle w:val="Heading3"/>
@@ -8621,8 +10187,8 @@
         <w:t xml:space="preserve">: drag-and-drop for analysts; it generates the same pipeline code.</w:t>
       </w:r>
     </w:p>
-    <w:bookmarkEnd w:id="88"/>
-    <w:bookmarkStart w:id="89" w:name="X67fbf073c903c0f02f2a732a7fd364897397179"/>
+    <w:bookmarkEnd w:id="94"/>
+    <w:bookmarkStart w:id="95" w:name="X67fbf073c903c0f02f2a732a7fd364897397179"/>
     <w:p>
       <w:pPr>
         <w:pStyle w:val="Heading3"/>
@@ -8791,8 +10357,8 @@
         <w:t xml:space="preserve">with your raw path.</w:t>
       </w:r>
     </w:p>
-    <w:bookmarkEnd w:id="89"/>
-    <w:bookmarkStart w:id="90" w:name="stage-2-bronze-5-min"/>
+    <w:bookmarkEnd w:id="95"/>
+    <w:bookmarkStart w:id="96" w:name="stage-2-bronze-5-min"/>
     <w:p>
       <w:pPr>
         <w:pStyle w:val="Heading3"/>
@@ -8888,8 +10454,8 @@
         <w:t xml:space="preserve">.</w:t>
       </w:r>
     </w:p>
-    <w:bookmarkEnd w:id="90"/>
-    <w:bookmarkStart w:id="91" w:name="stage-3-expectations-7-min"/>
+    <w:bookmarkEnd w:id="96"/>
+    <w:bookmarkStart w:id="97" w:name="stage-3-expectations-7-min"/>
     <w:p>
       <w:pPr>
         <w:pStyle w:val="Heading3"/>
@@ -9115,8 +10681,8 @@
         <w:t xml:space="preserve">in silver.</w:t>
       </w:r>
     </w:p>
-    <w:bookmarkEnd w:id="91"/>
-    <w:bookmarkStart w:id="92" w:name="stage-4-run-and-inspect-10-min"/>
+    <w:bookmarkEnd w:id="97"/>
+    <w:bookmarkStart w:id="98" w:name="stage-4-run-and-inspect-10-min"/>
     <w:p>
       <w:pPr>
         <w:pStyle w:val="Heading3"/>
@@ -9478,8 +11044,8 @@
         <w:t xml:space="preserve">-- expect 0</w:t>
       </w:r>
     </w:p>
-    <w:bookmarkEnd w:id="92"/>
-    <w:bookmarkStart w:id="93" w:name="X5c0c83a94bd9d30f6476f718c5dd30adbc1054f"/>
+    <w:bookmarkEnd w:id="98"/>
+    <w:bookmarkStart w:id="99" w:name="X5c0c83a94bd9d30f6476f718c5dd30adbc1054f"/>
     <w:p>
       <w:pPr>
         <w:pStyle w:val="Heading3"/>
@@ -9531,8 +11097,8 @@
         <w:t xml:space="preserve">.</w:t>
       </w:r>
     </w:p>
-    <w:bookmarkEnd w:id="93"/>
-    <w:bookmarkStart w:id="94" w:name="Xcb9bc8bcf572b5163278a16d1a92bc69a2f0c3a"/>
+    <w:bookmarkEnd w:id="99"/>
+    <w:bookmarkStart w:id="100" w:name="Xcb9bc8bcf572b5163278a16d1a92bc69a2f0c3a"/>
     <w:p>
       <w:pPr>
         <w:pStyle w:val="Heading3"/>
@@ -9929,9 +11495,9 @@
         <w:t xml:space="preserve">unchanged).</w:t>
       </w:r>
     </w:p>
-    <w:bookmarkEnd w:id="94"/>
-    <w:bookmarkEnd w:id="95"/>
-    <w:bookmarkStart w:id="102" w:name="X1f1ce4860c38ce25ea921d734e4fc6a29db2c3f"/>
+    <w:bookmarkEnd w:id="100"/>
+    <w:bookmarkEnd w:id="101"/>
+    <w:bookmarkStart w:id="108" w:name="X1f1ce4860c38ce25ea921d734e4fc6a29db2c3f"/>
     <w:p>
       <w:pPr>
         <w:pStyle w:val="Heading2"/>
@@ -10093,7 +11659,7 @@
         <w:t xml:space="preserve">Compute → Lakebase Postgres; SQL editor connected to Lakebase; the Invoice Approvals app; Jobs &amp; Pipelines</w:t>
       </w:r>
     </w:p>
-    <w:bookmarkStart w:id="96" w:name="stage-1-why-lakebase-5-min-talk"/>
+    <w:bookmarkStart w:id="102" w:name="stage-1-why-lakebase-5-min-talk"/>
     <w:p>
       <w:pPr>
         <w:pStyle w:val="Heading3"/>
@@ -10129,8 +11695,8 @@
         <w:t xml:space="preserve">That’s transactional state: row-level updates, constraints, millisecond reads. Lakebase is managed Postgres next to the lakehouse; analytical data stays in Delta.</w:t>
       </w:r>
     </w:p>
-    <w:bookmarkEnd w:id="96"/>
-    <w:bookmarkStart w:id="97" w:name="X81187844c936ded775de21410ead939942ac05b"/>
+    <w:bookmarkEnd w:id="102"/>
+    <w:bookmarkStart w:id="103" w:name="X81187844c936ded775de21410ead939942ac05b"/>
     <w:p>
       <w:pPr>
         <w:pStyle w:val="Heading3"/>
@@ -10308,8 +11874,8 @@
         <w:t xml:space="preserve">.</w:t>
       </w:r>
     </w:p>
-    <w:bookmarkEnd w:id="97"/>
-    <w:bookmarkStart w:id="98" w:name="stage-3-approve-in-the-app-10-min"/>
+    <w:bookmarkEnd w:id="103"/>
+    <w:bookmarkStart w:id="104" w:name="stage-3-approve-in-the-app-10-min"/>
     <w:p>
       <w:pPr>
         <w:pStyle w:val="Heading3"/>
@@ -10523,8 +12089,8 @@
         <w:t xml:space="preserve">.</w:t>
       </w:r>
     </w:p>
-    <w:bookmarkEnd w:id="98"/>
-    <w:bookmarkStart w:id="99" w:name="Xc07b726f52dc02dd4aa2d7147819a7ad680f2b0"/>
+    <w:bookmarkEnd w:id="104"/>
+    <w:bookmarkStart w:id="105" w:name="Xc07b726f52dc02dd4aa2d7147819a7ad680f2b0"/>
     <w:p>
       <w:pPr>
         <w:pStyle w:val="Heading3"/>
@@ -10706,8 +12272,8 @@
         <w:t xml:space="preserve">.</w:t>
       </w:r>
     </w:p>
-    <w:bookmarkEnd w:id="99"/>
-    <w:bookmarkStart w:id="100" w:name="stage-5-reverse-etl-5-min"/>
+    <w:bookmarkEnd w:id="105"/>
+    <w:bookmarkStart w:id="106" w:name="stage-5-reverse-etl-5-min"/>
     <w:p>
       <w:pPr>
         <w:pStyle w:val="Heading3"/>
@@ -10790,8 +12356,8 @@
         <w:t xml:space="preserve">, identical to gold. Apps read it in milliseconds without hitting a warehouse.</w:t>
       </w:r>
     </w:p>
-    <w:bookmarkEnd w:id="100"/>
-    <w:bookmarkStart w:id="101" w:name="stage-6-production-health-5-min-show"/>
+    <w:bookmarkEnd w:id="106"/>
+    <w:bookmarkStart w:id="107" w:name="stage-6-production-health-5-min-show"/>
     <w:p>
       <w:pPr>
         <w:pStyle w:val="Heading3"/>
@@ -10808,9 +12374,9 @@
         <w:t xml:space="preserve">Pipeline and job health in one place: Jobs &amp; Pipelines → runs, durations, failures; Demo 11’s expectation metrics; Demo 16’s data quality monitors and freshness.</w:t>
       </w:r>
     </w:p>
-    <w:bookmarkEnd w:id="101"/>
-    <w:bookmarkEnd w:id="102"/>
-    <w:bookmarkStart w:id="109" w:name="X6d0360e9f33661cafa4b9215561aab44d36190b"/>
+    <w:bookmarkEnd w:id="107"/>
+    <w:bookmarkEnd w:id="108"/>
+    <w:bookmarkStart w:id="115" w:name="X6d0360e9f33661cafa4b9215561aab44d36190b"/>
     <w:p>
       <w:pPr>
         <w:pStyle w:val="Heading2"/>
@@ -10903,7 +12469,7 @@
         <w:t xml:space="preserve">Serving → endpoint → AI Gateway; SQL editor with Genie Code; Alerts</w:t>
       </w:r>
     </w:p>
-    <w:bookmarkStart w:id="103" w:name="stage-1-models-without-deploying-5-min"/>
+    <w:bookmarkStart w:id="109" w:name="stage-1-models-without-deploying-5-min"/>
     <w:p>
       <w:pPr>
         <w:pStyle w:val="Heading3"/>
@@ -10999,8 +12565,8 @@
         <w:t xml:space="preserve">)</w:t>
       </w:r>
     </w:p>
-    <w:bookmarkEnd w:id="103"/>
-    <w:bookmarkStart w:id="104" w:name="stage-2-tokens-by-endpoint-7-min"/>
+    <w:bookmarkEnd w:id="109"/>
+    <w:bookmarkStart w:id="110" w:name="stage-2-tokens-by-endpoint-7-min"/>
     <w:p>
       <w:pPr>
         <w:pStyle w:val="Heading3"/>
@@ -11177,8 +12743,8 @@
         <w:t xml:space="preserve">traffic. Run in the Genie Code UI 2026-10-09: 4 FM endpoints; sonnet-4-6 37 requests, 10,387 tokens, the 3 deliberate errors.</w:t>
       </w:r>
     </w:p>
-    <w:bookmarkEnd w:id="104"/>
-    <w:bookmarkStart w:id="105" w:name="stage-3-who-and-what-fails-8-min"/>
+    <w:bookmarkEnd w:id="110"/>
+    <w:bookmarkStart w:id="111" w:name="stage-3-who-and-what-fails-8-min"/>
     <w:p>
       <w:pPr>
         <w:pStyle w:val="Heading3"/>
@@ -11249,8 +12815,8 @@
         <w:t xml:space="preserve">(which tool was called).</w:t>
       </w:r>
     </w:p>
-    <w:bookmarkEnd w:id="105"/>
-    <w:bookmarkStart w:id="106" w:name="stage-4-what-it-costs-10-min"/>
+    <w:bookmarkEnd w:id="111"/>
+    <w:bookmarkStart w:id="112" w:name="stage-4-what-it-costs-10-min"/>
     <w:p>
       <w:pPr>
         <w:pStyle w:val="Heading3"/>
@@ -11301,8 +12867,8 @@
         <w:t xml:space="preserve">for a Knowledge Assistant’s index (~200 DBU, ~$14 of ~$19 in 30 days), more than all LLM calls. Lesson: KA indexes cost money while idle; delete the ones you don’t use.</w:t>
       </w:r>
     </w:p>
-    <w:bookmarkEnd w:id="106"/>
-    <w:bookmarkStart w:id="107" w:name="X38b3818f6b5a2dcc9f64ef69724763b52104242"/>
+    <w:bookmarkEnd w:id="112"/>
+    <w:bookmarkStart w:id="113" w:name="X38b3818f6b5a2dcc9f64ef69724763b52104242"/>
     <w:p>
       <w:pPr>
         <w:pStyle w:val="Heading3"/>
@@ -11387,8 +12953,8 @@
         <w:t xml:space="preserve">, a day it would have fired.</w:t>
       </w:r>
     </w:p>
-    <w:bookmarkEnd w:id="107"/>
-    <w:bookmarkStart w:id="108" w:name="stage-6-governance-tie-in-5-min-talk"/>
+    <w:bookmarkEnd w:id="113"/>
+    <w:bookmarkStart w:id="114" w:name="stage-6-governance-tie-in-5-min-talk"/>
     <w:p>
       <w:pPr>
         <w:pStyle w:val="Heading3"/>
@@ -11405,9 +12971,9 @@
         <w:t xml:space="preserve">Usage and inference tables are Unity Catalog tables: grant, lineage, and retention like any data. Guardrails (PII, safety) and rate limits per user/group live on the gateway. The same view covers Genie, agents, Genie Code sessions, and MCP connectors.</w:t>
       </w:r>
     </w:p>
-    <w:bookmarkEnd w:id="108"/>
-    <w:bookmarkEnd w:id="109"/>
-    <w:bookmarkStart w:id="114" w:name="X8088af2805aca922f6f915b77fd399f73d113d0"/>
+    <w:bookmarkEnd w:id="114"/>
+    <w:bookmarkEnd w:id="115"/>
+    <w:bookmarkStart w:id="120" w:name="X8088af2805aca922f6f915b77fd399f73d113d0"/>
     <w:p>
       <w:pPr>
         <w:pStyle w:val="Heading2"/>
@@ -11527,7 +13093,7 @@
         <w:t xml:space="preserve">is disabled on serverless job compute)</w:t>
       </w:r>
     </w:p>
-    <w:bookmarkStart w:id="110" w:name="stage-1-one-property-4-min"/>
+    <w:bookmarkStart w:id="116" w:name="stage-1-one-property-4-min"/>
     <w:p>
       <w:pPr>
         <w:pStyle w:val="Heading3"/>
@@ -11941,8 +13507,8 @@
         <w:t xml:space="preserve">(95% interval ≈ 1.54–1.89M), 2026-10-01 ≈ €1.78–1.79M (values vary slightly run to run).</w:t>
       </w:r>
     </w:p>
-    <w:bookmarkEnd w:id="110"/>
-    <w:bookmarkStart w:id="111" w:name="stage-2-every-property-at-once-3-min"/>
+    <w:bookmarkEnd w:id="116"/>
+    <w:bookmarkStart w:id="117" w:name="stage-2-every-property-at-once-3-min"/>
     <w:p>
       <w:pPr>
         <w:pStyle w:val="Heading3"/>
@@ -11989,8 +13555,8 @@
         <w:t xml:space="preserve">.</w:t>
       </w:r>
     </w:p>
-    <w:bookmarkEnd w:id="111"/>
-    <w:bookmarkStart w:id="112" w:name="stage-3-who-will-miss-budget-4-min"/>
+    <w:bookmarkEnd w:id="117"/>
+    <w:bookmarkStart w:id="118" w:name="stage-3-who-will-miss-budget-4-min"/>
     <w:p>
       <w:pPr>
         <w:pStyle w:val="Heading3"/>
@@ -12057,8 +13623,8 @@
         <w:t xml:space="preserve">(€1.32M vs €1.43M).</w:t>
       </w:r>
     </w:p>
-    <w:bookmarkEnd w:id="112"/>
-    <w:bookmarkStart w:id="113" w:name="stage-4-know-the-limits-4-min-talk"/>
+    <w:bookmarkEnd w:id="118"/>
+    <w:bookmarkStart w:id="119" w:name="stage-4-know-the-limits-4-min-talk"/>
     <w:p>
       <w:pPr>
         <w:pStyle w:val="Heading3"/>
@@ -12169,9 +13735,9 @@
         <w:t xml:space="preserve">page (Demo 8 reference): actual, forecast, 95% interval, target.</w:t>
       </w:r>
     </w:p>
-    <w:bookmarkEnd w:id="113"/>
-    <w:bookmarkEnd w:id="114"/>
-    <w:bookmarkStart w:id="119" w:name="demo-15-hands-on-lab-build-your-own"/>
+    <w:bookmarkEnd w:id="119"/>
+    <w:bookmarkEnd w:id="120"/>
+    <w:bookmarkStart w:id="125" w:name="demo-15-hands-on-lab-build-your-own"/>
     <w:p>
       <w:pPr>
         <w:pStyle w:val="Heading2"/>
@@ -12259,7 +13825,7 @@
         <w:t xml:space="preserve">suffixes), Genie Code throughout</w:t>
       </w:r>
     </w:p>
-    <w:bookmarkStart w:id="115" w:name="X5117902f8b1b745a6792945705ee36e0f6c92db"/>
+    <w:bookmarkStart w:id="121" w:name="X5117902f8b1b745a6792945705ee36e0f6c92db"/>
     <w:p>
       <w:pPr>
         <w:pStyle w:val="Heading3"/>
@@ -12503,8 +14069,8 @@
         <w:t xml:space="preserve">duplicate the Reference agent and edit it.</w:t>
       </w:r>
     </w:p>
-    <w:bookmarkEnd w:id="115"/>
-    <w:bookmarkStart w:id="116" w:name="Xa7f65baf6e3ccc9e2f51e7bbabeb0f7cb1044ce"/>
+    <w:bookmarkEnd w:id="121"/>
+    <w:bookmarkStart w:id="122" w:name="Xa7f65baf6e3ccc9e2f51e7bbabeb0f7cb1044ce"/>
     <w:p>
       <w:pPr>
         <w:pStyle w:val="Heading3"/>
@@ -12633,8 +14199,8 @@
         <w:t xml:space="preserve">and filter it.</w:t>
       </w:r>
     </w:p>
-    <w:bookmarkEnd w:id="116"/>
-    <w:bookmarkStart w:id="117" w:name="X28118841ae6768e53d0304af9597989d1cd1503"/>
+    <w:bookmarkEnd w:id="122"/>
+    <w:bookmarkStart w:id="123" w:name="X28118841ae6768e53d0304af9597989d1cd1503"/>
     <w:p>
       <w:pPr>
         <w:pStyle w:val="Heading3"/>
@@ -12814,8 +14380,8 @@
         <w:t xml:space="preserve">(Demo 11) and change the paths.</w:t>
       </w:r>
     </w:p>
-    <w:bookmarkEnd w:id="117"/>
-    <w:bookmarkStart w:id="118" w:name="closing-the-lab-5-min"/>
+    <w:bookmarkEnd w:id="123"/>
+    <w:bookmarkStart w:id="124" w:name="closing-the-lab-5-min"/>
     <w:p>
       <w:pPr>
         <w:pStyle w:val="Heading3"/>
@@ -12844,9 +14410,9 @@
         <w:t xml:space="preserve">session.</w:t>
       </w:r>
     </w:p>
-    <w:bookmarkEnd w:id="118"/>
-    <w:bookmarkEnd w:id="119"/>
-    <w:bookmarkStart w:id="126" w:name="X4af1f09a501c626e40c91b651bf7e5c7b52ac94"/>
+    <w:bookmarkEnd w:id="124"/>
+    <w:bookmarkEnd w:id="125"/>
+    <w:bookmarkStart w:id="132" w:name="X4af1f09a501c626e40c91b651bf7e5c7b52ac94"/>
     <w:p>
       <w:pPr>
         <w:pStyle w:val="Heading2"/>
@@ -13000,7 +14566,7 @@
         <w:t xml:space="preserve">tab; SQL editor with Genie Code; Alerts</w:t>
       </w:r>
     </w:p>
-    <w:bookmarkStart w:id="120" w:name="stage-1-turn-on-monitoring-5-min"/>
+    <w:bookmarkStart w:id="126" w:name="stage-1-turn-on-monitoring-5-min"/>
     <w:p>
       <w:pPr>
         <w:pStyle w:val="Heading3"/>
@@ -13129,8 +14695,8 @@
         <w:t xml:space="preserve">the FEVM metastore is at its 1,000-monitor limit, so we couldn’t create one here. In Revantage’s workspace the bundle target creates it; show the profile from the Oct 5 workshop’s monitor if needed.</w:t>
       </w:r>
     </w:p>
-    <w:bookmarkEnd w:id="120"/>
-    <w:bookmarkStart w:id="121" w:name="stage-2-read-the-profile-5-min"/>
+    <w:bookmarkEnd w:id="126"/>
+    <w:bookmarkStart w:id="127" w:name="stage-2-read-the-profile-5-min"/>
     <w:p>
       <w:pPr>
         <w:pStyle w:val="Heading3"/>
@@ -13178,8 +14744,8 @@
         <w:t xml:space="preserve">.gold_property_quarterly_profile_metrics, show null rate and max for revenue and net_profit in the latest window.</w:t>
       </w:r>
     </w:p>
-    <w:bookmarkEnd w:id="121"/>
-    <w:bookmarkStart w:id="122" w:name="Xf07ea868cab2accc65b95fabaace817024848c2"/>
+    <w:bookmarkEnd w:id="127"/>
+    <w:bookmarkStart w:id="128" w:name="Xf07ea868cab2accc65b95fabaace817024848c2"/>
     <w:p>
       <w:pPr>
         <w:pStyle w:val="Heading3"/>
@@ -13283,8 +14849,8 @@
         <w:t xml:space="preserve">.</w:t>
       </w:r>
     </w:p>
-    <w:bookmarkEnd w:id="122"/>
-    <w:bookmarkStart w:id="123" w:name="stage-4-detect-it-8-min"/>
+    <w:bookmarkEnd w:id="128"/>
+    <w:bookmarkStart w:id="129" w:name="stage-4-detect-it-8-min"/>
     <w:p>
       <w:pPr>
         <w:pStyle w:val="Heading3"/>
@@ -13496,8 +15062,8 @@
         <w:t xml:space="preserve">0 rows before the seed (Genie Code also shows that Harbor Tower 2026-Q2 at z 4.5 and Kirchberg 2026-Q2 at z 3.9 pass 3σ but fail the 50% guard: real business moves); after the seed exactly Harbor Tower 2026-Q3, z ≈ 172.</w:t>
       </w:r>
     </w:p>
-    <w:bookmarkEnd w:id="123"/>
-    <w:bookmarkStart w:id="124" w:name="stage-5-blast-radius-5-min"/>
+    <w:bookmarkEnd w:id="129"/>
+    <w:bookmarkStart w:id="130" w:name="stage-5-blast-radius-5-min"/>
     <w:p>
       <w:pPr>
         <w:pStyle w:val="Heading3"/>
@@ -13636,8 +15202,8 @@
         <w:t xml:space="preserve">, and the Genie Agents that read them. One bad row reaches every board number.</w:t>
       </w:r>
     </w:p>
-    <w:bookmarkEnd w:id="124"/>
-    <w:bookmarkStart w:id="125" w:name="stage-6-alert-5-min"/>
+    <w:bookmarkEnd w:id="130"/>
+    <w:bookmarkStart w:id="131" w:name="stage-6-alert-5-min"/>
     <w:p>
       <w:pPr>
         <w:pStyle w:val="Heading3"/>
@@ -13666,9 +15232,9 @@
         <w:t xml:space="preserve">.</w:t>
       </w:r>
     </w:p>
-    <w:bookmarkEnd w:id="125"/>
-    <w:bookmarkEnd w:id="126"/>
-    <w:bookmarkStart w:id="133" w:name="X8097429ca2e7b0de231bc987dea312bf69c7f78"/>
+    <w:bookmarkEnd w:id="131"/>
+    <w:bookmarkEnd w:id="132"/>
+    <w:bookmarkStart w:id="139" w:name="X8097429ca2e7b0de231bc987dea312bf69c7f78"/>
     <w:p>
       <w:pPr>
         <w:pStyle w:val="Heading2"/>
@@ -13809,7 +15375,7 @@
         <w:t xml:space="preserve">Genie Agents (Configure, Benchmarks); SQL editor with Genie Code</w:t>
       </w:r>
     </w:p>
-    <w:bookmarkStart w:id="127" w:name="Xd956d77b7a5350a71dca0f7421f51e9ead97629"/>
+    <w:bookmarkStart w:id="133" w:name="Xd956d77b7a5350a71dca0f7421f51e9ead97629"/>
     <w:p>
       <w:pPr>
         <w:pStyle w:val="Heading3"/>
@@ -14126,8 +15692,8 @@
         <w:t xml:space="preserve">use a new query tab in the SQL editor for every stage below, so Genie Code doesn’t re-run the previous stage’s statements.</w:t>
       </w:r>
     </w:p>
-    <w:bookmarkEnd w:id="127"/>
-    <w:bookmarkStart w:id="128" w:name="stage-2-business-column-names-7-min"/>
+    <w:bookmarkEnd w:id="133"/>
+    <w:bookmarkStart w:id="134" w:name="stage-2-business-column-names-7-min"/>
     <w:p>
       <w:pPr>
         <w:pStyle w:val="Heading3"/>
@@ -14531,8 +16097,8 @@
         <w:t xml:space="preserve">.</w:t>
       </w:r>
     </w:p>
-    <w:bookmarkEnd w:id="128"/>
-    <w:bookmarkStart w:id="129" w:name="stage-3-column-comments-5-min"/>
+    <w:bookmarkEnd w:id="134"/>
+    <w:bookmarkStart w:id="135" w:name="stage-3-column-comments-5-min"/>
     <w:p>
       <w:pPr>
         <w:pStyle w:val="Heading3"/>
@@ -14698,8 +16264,8 @@
         <w:t xml:space="preserve">counts old lease versions.</w:t>
       </w:r>
     </w:p>
-    <w:bookmarkEnd w:id="129"/>
-    <w:bookmarkStart w:id="130" w:name="Xd0a905b80ee6dc720f331bd79516c0bca0ab735"/>
+    <w:bookmarkEnd w:id="135"/>
+    <w:bookmarkStart w:id="136" w:name="Xd0a905b80ee6dc720f331bd79516c0bca0ab735"/>
     <w:p>
       <w:pPr>
         <w:pStyle w:val="Heading3"/>
@@ -14864,8 +16430,8 @@
         <w:t xml:space="preserve">definition.</w:t>
       </w:r>
     </w:p>
-    <w:bookmarkEnd w:id="130"/>
-    <w:bookmarkStart w:id="131" w:name="X2fd00eca384941824642d4cdf680257929c4f3b"/>
+    <w:bookmarkEnd w:id="136"/>
+    <w:bookmarkStart w:id="137" w:name="X2fd00eca384941824642d4cdf680257929c4f3b"/>
     <w:p>
       <w:pPr>
         <w:pStyle w:val="Heading3"/>
@@ -15053,8 +16619,8 @@
         <w:t xml:space="preserve">, and it stays there when the question is phrased differently (the instructions carry the conventions the data can’t).</w:t>
       </w:r>
     </w:p>
-    <w:bookmarkEnd w:id="131"/>
-    <w:bookmarkStart w:id="132" w:name="stage-6-keep-it-accurate-6-min"/>
+    <w:bookmarkEnd w:id="137"/>
+    <w:bookmarkStart w:id="138" w:name="stage-6-keep-it-accurate-6-min"/>
     <w:p>
       <w:pPr>
         <w:pStyle w:val="Heading3"/>
@@ -15190,9 +16756,9 @@
         <w:t xml:space="preserve">(the Reference agent has 3 examples, synonyms on 7 columns, 5 joins): they make answers stable across phrasings; the score stays at 10/10, the variance drops.</w:t>
       </w:r>
     </w:p>
-    <w:bookmarkEnd w:id="132"/>
-    <w:bookmarkEnd w:id="133"/>
-    <w:bookmarkStart w:id="139" w:name="Xc03bdd84fb3d6da43331ae1897e493c54f68b54"/>
+    <w:bookmarkEnd w:id="138"/>
+    <w:bookmarkEnd w:id="139"/>
+    <w:bookmarkStart w:id="145" w:name="Xc03bdd84fb3d6da43331ae1897e493c54f68b54"/>
     <w:p>
       <w:pPr>
         <w:pStyle w:val="Heading2"/>
@@ -15310,7 +16876,7 @@
         <w:t xml:space="preserve">box)</w:t>
       </w:r>
     </w:p>
-    <w:bookmarkStart w:id="134" w:name="stage-1-tour-the-domain-4-min"/>
+    <w:bookmarkStart w:id="140" w:name="stage-1-tour-the-domain-4-min"/>
     <w:p>
       <w:pPr>
         <w:pStyle w:val="Heading3"/>
@@ -15439,8 +17005,8 @@
         <w:t xml:space="preserve">(a Genie scoped to the domain).</w:t>
       </w:r>
     </w:p>
-    <w:bookmarkEnd w:id="134"/>
-    <w:bookmarkStart w:id="135" w:name="stage-2-ask-before-you-define-4-min"/>
+    <w:bookmarkEnd w:id="140"/>
+    <w:bookmarkStart w:id="141" w:name="stage-2-ask-before-you-define-4-min"/>
     <w:p>
       <w:pPr>
         <w:pStyle w:val="Heading3"/>
@@ -15554,8 +17120,8 @@
         <w:t xml:space="preserve">means the latest complete quarter (2026-Q2), not the calendar quarter.</w:t>
       </w:r>
     </w:p>
-    <w:bookmarkEnd w:id="135"/>
-    <w:bookmarkStart w:id="136" w:name="Xe481cc9e024a8f34d2c2d5a03d8bb9fd0f8fb3e"/>
+    <w:bookmarkEnd w:id="141"/>
+    <w:bookmarkStart w:id="142" w:name="Xe481cc9e024a8f34d2c2d5a03d8bb9fd0f8fb3e"/>
     <w:p>
       <w:pPr>
         <w:pStyle w:val="Heading3"/>
@@ -15703,8 +17269,8 @@
         <w:t xml:space="preserve">into the form by hand.</w:t>
       </w:r>
     </w:p>
-    <w:bookmarkEnd w:id="136"/>
-    <w:bookmarkStart w:id="137" w:name="stage-4-ask-again-4-min"/>
+    <w:bookmarkEnd w:id="142"/>
+    <w:bookmarkStart w:id="143" w:name="stage-4-ask-again-4-min"/>
     <w:p>
       <w:pPr>
         <w:pStyle w:val="Heading3"/>
@@ -15837,8 +17403,8 @@
         <w:t xml:space="preserve">(to confirm in the Revantage workspace pre-flight).</w:t>
       </w:r>
     </w:p>
-    <w:bookmarkEnd w:id="137"/>
-    <w:bookmarkStart w:id="138" w:name="X4e819a8e15b8131738425be63266f498e15196f"/>
+    <w:bookmarkEnd w:id="143"/>
+    <w:bookmarkStart w:id="144" w:name="X4e819a8e15b8131738425be63266f498e15196f"/>
     <w:p>
       <w:pPr>
         <w:pStyle w:val="Heading3"/>
@@ -15932,9 +17498,9 @@
         <w:t xml:space="preserve">the Net profit Page. For an agent, the definition goes into comments, metric views and instructions (Demo 17); for everyone else, into a Page.</w:t>
       </w:r>
     </w:p>
-    <w:bookmarkEnd w:id="138"/>
-    <w:bookmarkEnd w:id="139"/>
-    <w:bookmarkStart w:id="140" w:name="appendix-the-snowflake-view-for-demo-3"/>
+    <w:bookmarkEnd w:id="144"/>
+    <w:bookmarkEnd w:id="145"/>
+    <w:bookmarkStart w:id="146" w:name="appendix-the-snowflake-view-for-demo-3"/>
     <w:p>
       <w:pPr>
         <w:pStyle w:val="Heading2"/>
@@ -16662,8 +18228,8 @@
         <w:t xml:space="preserve">;</w:t>
       </w:r>
     </w:p>
-    <w:bookmarkEnd w:id="140"/>
-    <w:bookmarkEnd w:id="141"/>
+    <w:bookmarkEnd w:id="146"/>
+    <w:bookmarkEnd w:id="147"/>
     <w:sectPr/>
   </w:body>
 </w:document>
